--- a/Project_Report.docx
+++ b/Project_Report.docx
@@ -14,7 +14,21 @@
           <w:b/>
           <w:bCs/>
         </w:rPr>
-        <w:t>Programming in Java — BYOP Project Report</w:t>
+        <w:t xml:space="preserve">Programming in Java </w:t>
+      </w:r>
+      <w:r>
+        <w:rPr>
+          <w:b/>
+          <w:bCs/>
+        </w:rPr>
+        <w:t>-</w:t>
+      </w:r>
+      <w:r>
+        <w:rPr>
+          <w:b/>
+          <w:bCs/>
+        </w:rPr>
+        <w:t xml:space="preserve"> BYOP Project Report</w:t>
       </w:r>
     </w:p>
     <w:p>
@@ -45,13 +59,27 @@
           <w:b/>
           <w:bCs/>
         </w:rPr>
-        <w:t xml:space="preserve"> — Smart Pharmacy Inventory &amp; Risk Management System</w:t>
-      </w:r>
-    </w:p>
-    <w:p>
-      <w:r>
-        <w:pict w14:anchorId="71C1FC89">
-          <v:rect id="_x0000_i1103" style="width:0;height:1.5pt" o:hralign="center" o:hrstd="t" o:hr="t" fillcolor="#a0a0a0" stroked="f"/>
+        <w:t xml:space="preserve"> </w:t>
+      </w:r>
+      <w:r>
+        <w:rPr>
+          <w:b/>
+          <w:bCs/>
+        </w:rPr>
+        <w:t>-</w:t>
+      </w:r>
+      <w:r>
+        <w:rPr>
+          <w:b/>
+          <w:bCs/>
+        </w:rPr>
+        <w:t xml:space="preserve"> Smart Pharmacy Inventory &amp; Risk Management System</w:t>
+      </w:r>
+    </w:p>
+    <w:p>
+      <w:r>
+        <w:pict w14:anchorId="7303DBC3">
+          <v:rect id="_x0000_i1300" style="width:0;height:1.5pt" o:hralign="center" o:hrstd="t" o:hr="t" fillcolor="#a0a0a0" stroked="f"/>
         </w:pict>
       </w:r>
     </w:p>
@@ -72,30 +100,23 @@
     </w:p>
     <w:p>
       <w:r>
-        <w:t>Managing a medical store involves handling multiple responsibilities such as tracking stock levels, monitoring expiry dates, processing sales, and ensuring timely restocking. In many small pharmacies, these tasks are still performed manually or with basic tools like notebooks or spreadsheets, which increases the chances of errors.</w:t>
-      </w:r>
-    </w:p>
-    <w:p>
-      <w:r>
-        <w:t xml:space="preserve">This project, </w:t>
-      </w:r>
+        <w:t>Managing a medical store involves handling multiple responsibilities such as tracking stock levels, monitoring expiry dates, processing sales, and ensuring timely restocking. In many small pharmacies, these tasks are still performed manually or using basic tools like notebooks or spreadsheets, increasing the chances of errors.</w:t>
+      </w:r>
+    </w:p>
+    <w:p>
       <w:proofErr w:type="spellStart"/>
       <w:r>
-        <w:rPr>
-          <w:i/>
-          <w:iCs/>
-        </w:rPr>
         <w:t>PharmaTrack</w:t>
       </w:r>
       <w:proofErr w:type="spellEnd"/>
       <w:r>
-        <w:t>, is designed to provide a simple yet effective solution to these challenges using core Java concepts. It is a console-based application that not only manages inventory but also introduces intelligent features such as risk analysis and restock recommendations.</w:t>
-      </w:r>
-    </w:p>
-    <w:p>
-      <w:r>
-        <w:pict w14:anchorId="3A01F793">
-          <v:rect id="_x0000_i1104" style="width:0;height:1.5pt" o:hralign="center" o:hrstd="t" o:hr="t" fillcolor="#a0a0a0" stroked="f"/>
+        <w:t xml:space="preserve"> is designed as a lightweight, console-based solution that simplifies these operations using Java. In addition to basic inventory management, it introduces intelligent features such as risk analysis and restock recommendations to improve decision-making.</w:t>
+      </w:r>
+    </w:p>
+    <w:p>
+      <w:r>
+        <w:pict w14:anchorId="7612BE4C">
+          <v:rect id="_x0000_i1301" style="width:0;height:1.5pt" o:hralign="center" o:hrstd="t" o:hr="t" fillcolor="#a0a0a0" stroked="f"/>
         </w:pict>
       </w:r>
     </w:p>
@@ -116,14 +137,14 @@
     </w:p>
     <w:p>
       <w:r>
-        <w:t>Running a small medical store often leads to the following issues:</w:t>
+        <w:t>Small pharmacy owners often face practical challenges in managing their inventory efficiently:</w:t>
       </w:r>
     </w:p>
     <w:p>
       <w:pPr>
         <w:numPr>
           <w:ilvl w:val="0"/>
-          <w:numId w:val="1"/>
+          <w:numId w:val="38"/>
         </w:numPr>
       </w:pPr>
       <w:r>
@@ -134,7 +155,7 @@
       <w:pPr>
         <w:numPr>
           <w:ilvl w:val="0"/>
-          <w:numId w:val="1"/>
+          <w:numId w:val="38"/>
         </w:numPr>
       </w:pPr>
       <w:r>
@@ -145,7 +166,7 @@
       <w:pPr>
         <w:numPr>
           <w:ilvl w:val="0"/>
-          <w:numId w:val="1"/>
+          <w:numId w:val="38"/>
         </w:numPr>
       </w:pPr>
       <w:r>
@@ -156,18 +177,18 @@
       <w:pPr>
         <w:numPr>
           <w:ilvl w:val="0"/>
-          <w:numId w:val="1"/>
+          <w:numId w:val="38"/>
         </w:numPr>
       </w:pPr>
       <w:r>
-        <w:t>Inefficient or delayed restocking decisions</w:t>
+        <w:t>Inefficient restocking decisions</w:t>
       </w:r>
     </w:p>
     <w:p>
       <w:pPr>
         <w:numPr>
           <w:ilvl w:val="0"/>
-          <w:numId w:val="1"/>
+          <w:numId w:val="38"/>
         </w:numPr>
       </w:pPr>
       <w:r>
@@ -175,14 +196,29 @@
       </w:r>
     </w:p>
     <w:p>
-      <w:r>
-        <w:t>The aim of this project is to build a system that reduces these problems by automating inventory tracking and adding smart decision-support features.</w:t>
-      </w:r>
-    </w:p>
-    <w:p>
-      <w:r>
-        <w:pict w14:anchorId="78839A24">
-          <v:rect id="_x0000_i1105" style="width:0;height:1.5pt" o:hralign="center" o:hrstd="t" o:hr="t" fillcolor="#a0a0a0" stroked="f"/>
+      <w:pPr>
+        <w:rPr>
+          <w:b/>
+          <w:bCs/>
+        </w:rPr>
+      </w:pPr>
+      <w:r>
+        <w:rPr>
+          <w:b/>
+          <w:bCs/>
+        </w:rPr>
+        <w:t>Why this problem matters</w:t>
+      </w:r>
+    </w:p>
+    <w:p>
+      <w:r>
+        <w:t>Incorrect inventory handling can lead to financial losses, customer dissatisfaction, and serious health risks due to expired medicines. A simple, reliable system can significantly improve safety and operational efficiency in small-scale pharmacies.</w:t>
+      </w:r>
+    </w:p>
+    <w:p>
+      <w:r>
+        <w:pict w14:anchorId="481B708E">
+          <v:rect id="_x0000_i1302" style="width:0;height:1.5pt" o:hralign="center" o:hrstd="t" o:hr="t" fillcolor="#a0a0a0" stroked="f"/>
         </w:pict>
       </w:r>
     </w:p>
@@ -203,36 +239,36 @@
     </w:p>
     <w:p>
       <w:r>
-        <w:t>The main objectives of this project are:</w:t>
+        <w:t>The objectives of this project are:</w:t>
       </w:r>
     </w:p>
     <w:p>
       <w:pPr>
         <w:numPr>
           <w:ilvl w:val="0"/>
-          <w:numId w:val="2"/>
+          <w:numId w:val="39"/>
         </w:numPr>
       </w:pPr>
       <w:r>
-        <w:t>To develop a system for managing medicine inventory efficiently</w:t>
+        <w:t>To design a system for efficient inventory management</w:t>
       </w:r>
     </w:p>
     <w:p>
       <w:pPr>
         <w:numPr>
           <w:ilvl w:val="0"/>
-          <w:numId w:val="2"/>
+          <w:numId w:val="39"/>
         </w:numPr>
       </w:pPr>
       <w:r>
-        <w:t>To detect expired or near-expiry medicines</w:t>
+        <w:t>To detect expired and near-expiry medicines</w:t>
       </w:r>
     </w:p>
     <w:p>
       <w:pPr>
         <w:numPr>
           <w:ilvl w:val="0"/>
-          <w:numId w:val="2"/>
+          <w:numId w:val="39"/>
         </w:numPr>
       </w:pPr>
       <w:r>
@@ -243,28 +279,36 @@
       <w:pPr>
         <w:numPr>
           <w:ilvl w:val="0"/>
-          <w:numId w:val="2"/>
+          <w:numId w:val="39"/>
         </w:numPr>
       </w:pPr>
       <w:r>
-        <w:t>To track sales trends for better insights</w:t>
+        <w:t xml:space="preserve">To </w:t>
+      </w:r>
+      <w:proofErr w:type="spellStart"/>
+      <w:r>
+        <w:t>analyze</w:t>
+      </w:r>
+      <w:proofErr w:type="spellEnd"/>
+      <w:r>
+        <w:t xml:space="preserve"> sales trends</w:t>
       </w:r>
     </w:p>
     <w:p>
       <w:pPr>
         <w:numPr>
           <w:ilvl w:val="0"/>
-          <w:numId w:val="2"/>
+          <w:numId w:val="39"/>
         </w:numPr>
       </w:pPr>
       <w:r>
-        <w:t>To provide intelligent restock suggestions based on data</w:t>
-      </w:r>
-    </w:p>
-    <w:p>
-      <w:r>
-        <w:pict w14:anchorId="6BBD4BD0">
-          <v:rect id="_x0000_i1106" style="width:0;height:1.5pt" o:hralign="center" o:hrstd="t" o:hr="t" fillcolor="#a0a0a0" stroked="f"/>
+        <w:t>To provide intelligent restocking suggestions</w:t>
+      </w:r>
+    </w:p>
+    <w:p>
+      <w:r>
+        <w:pict w14:anchorId="5FB9D6AB">
+          <v:rect id="_x0000_i1303" style="width:0;height:1.5pt" o:hralign="center" o:hrstd="t" o:hr="t" fillcolor="#a0a0a0" stroked="f"/>
         </w:pict>
       </w:r>
     </w:p>
@@ -285,7 +329,8 @@
     </w:p>
     <w:p>
       <w:r>
-        <w:t>This is a lightweight, console-based Java application intended for small-scale pharmacy use. It focuses on essential features such as inventory management, billing, and basic analytics.</w:t>
+        <w:lastRenderedPageBreak/>
+        <w:t>This project is a console-based Java application designed for small to medium medical stores.</w:t>
       </w:r>
     </w:p>
     <w:p>
@@ -300,7 +345,6 @@
           <w:b/>
           <w:bCs/>
         </w:rPr>
-        <w:lastRenderedPageBreak/>
         <w:t>Key Boundaries:</w:t>
       </w:r>
     </w:p>
@@ -308,18 +352,18 @@
       <w:pPr>
         <w:numPr>
           <w:ilvl w:val="0"/>
-          <w:numId w:val="3"/>
+          <w:numId w:val="40"/>
         </w:numPr>
       </w:pPr>
       <w:r>
-        <w:t>Runs on a single system (no network support)</w:t>
+        <w:t>Runs on a single system (no networking)</w:t>
       </w:r>
     </w:p>
     <w:p>
       <w:pPr>
         <w:numPr>
           <w:ilvl w:val="0"/>
-          <w:numId w:val="3"/>
+          <w:numId w:val="40"/>
         </w:numPr>
       </w:pPr>
       <w:r>
@@ -330,28 +374,28 @@
       <w:pPr>
         <w:numPr>
           <w:ilvl w:val="0"/>
-          <w:numId w:val="3"/>
+          <w:numId w:val="40"/>
         </w:numPr>
       </w:pPr>
       <w:r>
-        <w:t>No graphical user interface (console-based)</w:t>
+        <w:t>No graphical user interface</w:t>
       </w:r>
     </w:p>
     <w:p>
       <w:pPr>
         <w:numPr>
           <w:ilvl w:val="0"/>
-          <w:numId w:val="3"/>
+          <w:numId w:val="40"/>
         </w:numPr>
       </w:pPr>
       <w:r>
-        <w:t>Designed for small to medium inventory sizes</w:t>
-      </w:r>
-    </w:p>
-    <w:p>
-      <w:r>
-        <w:pict w14:anchorId="58126AC3">
-          <v:rect id="_x0000_i1107" style="width:0;height:1.5pt" o:hralign="center" o:hrstd="t" o:hr="t" fillcolor="#a0a0a0" stroked="f"/>
+        <w:t>Focused on essential functionality and usability</w:t>
+      </w:r>
+    </w:p>
+    <w:p>
+      <w:r>
+        <w:pict w14:anchorId="776D4B37">
+          <v:rect id="_x0000_i1304" style="width:0;height:1.5pt" o:hralign="center" o:hrstd="t" o:hr="t" fillcolor="#a0a0a0" stroked="f"/>
         </w:pict>
       </w:r>
     </w:p>
@@ -367,19 +411,19 @@
           <w:b/>
           <w:bCs/>
         </w:rPr>
-        <w:t>5. Methodology</w:t>
-      </w:r>
-    </w:p>
-    <w:p>
-      <w:r>
-        <w:t>The project follows a modular and structured approach:</w:t>
+        <w:t>5. Methodology / Approach</w:t>
+      </w:r>
+    </w:p>
+    <w:p>
+      <w:r>
+        <w:t>The project is developed using a modular structure:</w:t>
       </w:r>
     </w:p>
     <w:p>
       <w:pPr>
         <w:numPr>
           <w:ilvl w:val="0"/>
-          <w:numId w:val="4"/>
+          <w:numId w:val="41"/>
         </w:numPr>
       </w:pPr>
       <w:r>
@@ -397,7 +441,7 @@
       <w:pPr>
         <w:numPr>
           <w:ilvl w:val="0"/>
-          <w:numId w:val="4"/>
+          <w:numId w:val="41"/>
         </w:numPr>
       </w:pPr>
       <w:r>
@@ -408,14 +452,14 @@
         <w:t>Service Layer</w:t>
       </w:r>
       <w:r>
-        <w:t xml:space="preserve"> → Handles business logic (inventory, billing)</w:t>
+        <w:t xml:space="preserve"> → Handles inventory and billing logic</w:t>
       </w:r>
     </w:p>
     <w:p>
       <w:pPr>
         <w:numPr>
           <w:ilvl w:val="0"/>
-          <w:numId w:val="4"/>
+          <w:numId w:val="41"/>
         </w:numPr>
       </w:pPr>
       <w:r>
@@ -433,7 +477,7 @@
       <w:pPr>
         <w:numPr>
           <w:ilvl w:val="0"/>
-          <w:numId w:val="4"/>
+          <w:numId w:val="41"/>
         </w:numPr>
       </w:pPr>
       <w:r>
@@ -449,7 +493,7 @@
     </w:p>
     <w:p>
       <w:r>
-        <w:t>The system uses Java collections (</w:t>
+        <w:t xml:space="preserve">Java collections such as </w:t>
       </w:r>
       <w:proofErr w:type="spellStart"/>
       <w:r>
@@ -457,13 +501,13 @@
       </w:r>
       <w:proofErr w:type="spellEnd"/>
       <w:r>
-        <w:t>, HashMap) to store and process data efficiently.</w:t>
-      </w:r>
-    </w:p>
-    <w:p>
-      <w:r>
-        <w:pict w14:anchorId="5596B2F3">
-          <v:rect id="_x0000_i1108" style="width:0;height:1.5pt" o:hralign="center" o:hrstd="t" o:hr="t" fillcolor="#a0a0a0" stroked="f"/>
+        <w:t xml:space="preserve"> and HashMap are used for storing and processing data efficiently.</w:t>
+      </w:r>
+    </w:p>
+    <w:p>
+      <w:r>
+        <w:pict w14:anchorId="36EB68CE">
+          <v:rect id="_x0000_i1305" style="width:0;height:1.5pt" o:hralign="center" o:hrstd="t" o:hr="t" fillcolor="#a0a0a0" stroked="f"/>
         </w:pict>
       </w:r>
     </w:p>
@@ -479,126 +523,100 @@
           <w:b/>
           <w:bCs/>
         </w:rPr>
-        <w:t>6. Technologies Used</w:t>
+        <w:t>6. Key Design Decisions</w:t>
+      </w:r>
+    </w:p>
+    <w:p>
+      <w:r>
+        <w:t>During development, several important decisions were made:</w:t>
       </w:r>
     </w:p>
     <w:p>
       <w:pPr>
         <w:numPr>
           <w:ilvl w:val="0"/>
-          <w:numId w:val="5"/>
+          <w:numId w:val="42"/>
         </w:numPr>
       </w:pPr>
       <w:r>
-        <w:t>Java (JDK 8+)</w:t>
-      </w:r>
-    </w:p>
-    <w:p>
-      <w:pPr>
-        <w:numPr>
-          <w:ilvl w:val="0"/>
-          <w:numId w:val="5"/>
-        </w:numPr>
-      </w:pPr>
-      <w:r>
-        <w:t>Object-Oriented Programming (OOP)</w:t>
-      </w:r>
-    </w:p>
-    <w:p>
-      <w:pPr>
-        <w:numPr>
-          <w:ilvl w:val="0"/>
-          <w:numId w:val="5"/>
-        </w:numPr>
-      </w:pPr>
-      <w:r>
-        <w:t>File Handling (</w:t>
-      </w:r>
-      <w:proofErr w:type="spellStart"/>
-      <w:r>
-        <w:t>BufferedReader</w:t>
-      </w:r>
-      <w:proofErr w:type="spellEnd"/>
-      <w:r>
-        <w:t xml:space="preserve">, </w:t>
-      </w:r>
-      <w:proofErr w:type="spellStart"/>
-      <w:r>
-        <w:t>FileWriter</w:t>
-      </w:r>
-      <w:proofErr w:type="spellEnd"/>
-      <w:r>
-        <w:t>)</w:t>
-      </w:r>
-    </w:p>
-    <w:p>
-      <w:pPr>
-        <w:numPr>
-          <w:ilvl w:val="0"/>
-          <w:numId w:val="5"/>
-        </w:numPr>
-      </w:pPr>
-      <w:r>
-        <w:t>Collections Framework</w:t>
-      </w:r>
-    </w:p>
-    <w:p>
-      <w:r>
-        <w:pict w14:anchorId="115BF4A3">
-          <v:rect id="_x0000_i1109" style="width:0;height:1.5pt" o:hralign="center" o:hrstd="t" o:hr="t" fillcolor="#a0a0a0" stroked="f"/>
-        </w:pict>
-      </w:r>
-    </w:p>
-    <w:p>
-      <w:pPr>
         <w:rPr>
           <w:b/>
           <w:bCs/>
         </w:rPr>
+        <w:t>Using file-based storage instead of database</w:t>
+      </w:r>
+      <w:r>
+        <w:br/>
+        <w:t>→ Keeps the project simple and easy to run without external setup</w:t>
+      </w:r>
+    </w:p>
+    <w:p>
+      <w:pPr>
+        <w:numPr>
+          <w:ilvl w:val="0"/>
+          <w:numId w:val="42"/>
+        </w:numPr>
       </w:pPr>
       <w:r>
         <w:rPr>
           <w:b/>
           <w:bCs/>
         </w:rPr>
-        <w:t>7. System Features</w:t>
-      </w:r>
-    </w:p>
-    <w:p>
-      <w:pPr>
+        <w:t>Separating logic into multiple layers (model, service, util)</w:t>
+      </w:r>
+      <w:r>
+        <w:br/>
+        <w:t>→ Improves code readability and maintainability</w:t>
+      </w:r>
+    </w:p>
+    <w:p>
+      <w:pPr>
+        <w:numPr>
+          <w:ilvl w:val="0"/>
+          <w:numId w:val="42"/>
+        </w:numPr>
+      </w:pPr>
+      <w:r>
         <w:rPr>
           <w:b/>
           <w:bCs/>
         </w:rPr>
+        <w:t>Using HashMap for sales tracking</w:t>
+      </w:r>
+      <w:r>
+        <w:br/>
+        <w:t>→ Enables efficient implementation of analytics</w:t>
+      </w:r>
+    </w:p>
+    <w:p>
+      <w:pPr>
+        <w:numPr>
+          <w:ilvl w:val="0"/>
+          <w:numId w:val="42"/>
+        </w:numPr>
       </w:pPr>
       <w:r>
         <w:rPr>
           <w:b/>
           <w:bCs/>
         </w:rPr>
-        <w:t>7.1 Inventory Management</w:t>
-      </w:r>
-    </w:p>
-    <w:p>
-      <w:pPr>
-        <w:numPr>
-          <w:ilvl w:val="0"/>
-          <w:numId w:val="6"/>
-        </w:numPr>
-      </w:pPr>
-      <w:r>
-        <w:t>Add medicines with details such as name, batch, price, quantity, expiry, category, priority, and supplier</w:t>
-      </w:r>
-    </w:p>
-    <w:p>
-      <w:pPr>
-        <w:numPr>
-          <w:ilvl w:val="0"/>
-          <w:numId w:val="6"/>
-        </w:numPr>
-      </w:pPr>
-      <w:r>
-        <w:t>Display complete inventory</w:t>
+        <w:t>Adding a restock recommendation system</w:t>
+      </w:r>
+      <w:r>
+        <w:br/>
+        <w:t>→ Enhances the project beyond basic CRUD functionality</w:t>
+      </w:r>
+    </w:p>
+    <w:p>
+      <w:r>
+        <w:t>These decisions helped make the project both practical and scalable.</w:t>
+      </w:r>
+    </w:p>
+    <w:p>
+      <w:r>
+        <w:pict w14:anchorId="00206900">
+          <v:rect id="_x0000_i1306" style="width:0;height:1.5pt" o:hralign="center" o:hrstd="t" o:hr="t" fillcolor="#a0a0a0" stroked="f"/>
+        </w:pict>
       </w:r>
     </w:p>
     <w:p>
@@ -613,40 +631,59 @@
           <w:b/>
           <w:bCs/>
         </w:rPr>
-        <w:t>7.2 Billing System</w:t>
+        <w:t>7. Technologies Used</w:t>
       </w:r>
     </w:p>
     <w:p>
       <w:pPr>
         <w:numPr>
           <w:ilvl w:val="0"/>
-          <w:numId w:val="7"/>
+          <w:numId w:val="43"/>
         </w:numPr>
       </w:pPr>
       <w:r>
-        <w:t>Process sales with automatic stock deduction</w:t>
+        <w:t>Java (JDK 8+)</w:t>
       </w:r>
     </w:p>
     <w:p>
       <w:pPr>
         <w:numPr>
           <w:ilvl w:val="0"/>
-          <w:numId w:val="7"/>
+          <w:numId w:val="43"/>
         </w:numPr>
       </w:pPr>
       <w:r>
-        <w:t>Apply discount for bulk purchases</w:t>
+        <w:t>Object-Oriented Programming</w:t>
       </w:r>
     </w:p>
     <w:p>
       <w:pPr>
         <w:numPr>
           <w:ilvl w:val="0"/>
-          <w:numId w:val="7"/>
+          <w:numId w:val="43"/>
         </w:numPr>
       </w:pPr>
       <w:r>
-        <w:t>Generate receipt</w:t>
+        <w:t>File Handling</w:t>
+      </w:r>
+    </w:p>
+    <w:p>
+      <w:pPr>
+        <w:numPr>
+          <w:ilvl w:val="0"/>
+          <w:numId w:val="43"/>
+        </w:numPr>
+      </w:pPr>
+      <w:r>
+        <w:t>Collections Framework</w:t>
+      </w:r>
+    </w:p>
+    <w:p>
+      <w:r>
+        <w:lastRenderedPageBreak/>
+        <w:pict w14:anchorId="7668E762">
+          <v:rect id="_x0000_i1307" style="width:0;height:1.5pt" o:hralign="center" o:hrstd="t" o:hr="t" fillcolor="#a0a0a0" stroked="f"/>
+        </w:pict>
       </w:r>
     </w:p>
     <w:p>
@@ -661,30 +698,7 @@
           <w:b/>
           <w:bCs/>
         </w:rPr>
-        <w:t>7.3 Expiry Risk Analysis</w:t>
-      </w:r>
-    </w:p>
-    <w:p>
-      <w:pPr>
-        <w:numPr>
-          <w:ilvl w:val="0"/>
-          <w:numId w:val="8"/>
-        </w:numPr>
-      </w:pPr>
-      <w:r>
-        <w:t>Detect expired medicines</w:t>
-      </w:r>
-    </w:p>
-    <w:p>
-      <w:pPr>
-        <w:numPr>
-          <w:ilvl w:val="0"/>
-          <w:numId w:val="8"/>
-        </w:numPr>
-      </w:pPr>
-      <w:r>
-        <w:lastRenderedPageBreak/>
-        <w:t>Identify medicines nearing expiry (within 30–90 days)</w:t>
+        <w:t>8. System Features</w:t>
       </w:r>
     </w:p>
     <w:p>
@@ -699,18 +713,29 @@
           <w:b/>
           <w:bCs/>
         </w:rPr>
-        <w:t>7.4 Low Stock Alerts</w:t>
+        <w:t>8.1 Inventory Management</w:t>
       </w:r>
     </w:p>
     <w:p>
       <w:pPr>
         <w:numPr>
           <w:ilvl w:val="0"/>
-          <w:numId w:val="9"/>
+          <w:numId w:val="44"/>
         </w:numPr>
       </w:pPr>
       <w:r>
-        <w:t>Identify medicines with stock below threshold</w:t>
+        <w:t>Add medicines with details like batch, price, expiry, category, priority, and supplier</w:t>
+      </w:r>
+    </w:p>
+    <w:p>
+      <w:pPr>
+        <w:numPr>
+          <w:ilvl w:val="0"/>
+          <w:numId w:val="44"/>
+        </w:numPr>
+      </w:pPr>
+      <w:r>
+        <w:t>View complete inventory</w:t>
       </w:r>
     </w:p>
     <w:p>
@@ -725,29 +750,40 @@
           <w:b/>
           <w:bCs/>
         </w:rPr>
-        <w:t>7.5 Sales Analytics</w:t>
+        <w:t>8.2 Billing System</w:t>
       </w:r>
     </w:p>
     <w:p>
       <w:pPr>
         <w:numPr>
           <w:ilvl w:val="0"/>
-          <w:numId w:val="10"/>
+          <w:numId w:val="45"/>
         </w:numPr>
       </w:pPr>
       <w:r>
-        <w:t>Track number of units sold per medicine</w:t>
+        <w:t>Process sales with automatic stock deduction</w:t>
       </w:r>
     </w:p>
     <w:p>
       <w:pPr>
         <w:numPr>
           <w:ilvl w:val="0"/>
-          <w:numId w:val="10"/>
+          <w:numId w:val="45"/>
         </w:numPr>
       </w:pPr>
       <w:r>
-        <w:t>Helps identify high-demand products</w:t>
+        <w:t>Apply discounts for bulk purchases</w:t>
+      </w:r>
+    </w:p>
+    <w:p>
+      <w:pPr>
+        <w:numPr>
+          <w:ilvl w:val="0"/>
+          <w:numId w:val="45"/>
+        </w:numPr>
+      </w:pPr>
+      <w:r>
+        <w:t>Generate receipt</w:t>
       </w:r>
     </w:p>
     <w:p>
@@ -762,18 +798,29 @@
           <w:b/>
           <w:bCs/>
         </w:rPr>
-        <w:t>7.6 Search Functionality</w:t>
+        <w:t>8.3 Expiry Risk Analysis</w:t>
       </w:r>
     </w:p>
     <w:p>
       <w:pPr>
         <w:numPr>
           <w:ilvl w:val="0"/>
-          <w:numId w:val="11"/>
+          <w:numId w:val="46"/>
         </w:numPr>
       </w:pPr>
       <w:r>
-        <w:t>Search medicines using partial keyword matching</w:t>
+        <w:t>Detect expired medicines</w:t>
+      </w:r>
+    </w:p>
+    <w:p>
+      <w:pPr>
+        <w:numPr>
+          <w:ilvl w:val="0"/>
+          <w:numId w:val="46"/>
+        </w:numPr>
+      </w:pPr>
+      <w:r>
+        <w:t>Identify medicines nearing expiry (30–90 days)</w:t>
       </w:r>
     </w:p>
     <w:p>
@@ -788,70 +835,154 @@
           <w:b/>
           <w:bCs/>
         </w:rPr>
-        <w:t>7.7 Smart Restock Recommendation (Unique Feature)</w:t>
-      </w:r>
-    </w:p>
-    <w:p>
-      <w:r>
-        <w:t>This is the key enhancement of the project.</w:t>
-      </w:r>
-    </w:p>
-    <w:p>
-      <w:r>
-        <w:t xml:space="preserve">The system </w:t>
-      </w:r>
-      <w:proofErr w:type="spellStart"/>
-      <w:r>
-        <w:t>analyzes</w:t>
-      </w:r>
-      <w:proofErr w:type="spellEnd"/>
-      <w:r>
-        <w:t>:</w:t>
+        <w:t>8.4 Low Stock Alerts</w:t>
       </w:r>
     </w:p>
     <w:p>
       <w:pPr>
         <w:numPr>
           <w:ilvl w:val="0"/>
-          <w:numId w:val="12"/>
+          <w:numId w:val="47"/>
         </w:numPr>
       </w:pPr>
       <w:r>
-        <w:t>Current stock levels</w:t>
+        <w:t>Identify medicines with low stock levels</w:t>
+      </w:r>
+    </w:p>
+    <w:p>
+      <w:pPr>
+        <w:rPr>
+          <w:b/>
+          <w:bCs/>
+        </w:rPr>
+      </w:pPr>
+      <w:r>
+        <w:rPr>
+          <w:b/>
+          <w:bCs/>
+        </w:rPr>
+        <w:t>8.5 Sales Analytics</w:t>
       </w:r>
     </w:p>
     <w:p>
       <w:pPr>
         <w:numPr>
           <w:ilvl w:val="0"/>
-          <w:numId w:val="12"/>
+          <w:numId w:val="48"/>
         </w:numPr>
       </w:pPr>
       <w:r>
-        <w:t>Sales frequency</w:t>
+        <w:t>Track number of units sold</w:t>
       </w:r>
     </w:p>
     <w:p>
       <w:pPr>
         <w:numPr>
           <w:ilvl w:val="0"/>
-          <w:numId w:val="12"/>
+          <w:numId w:val="48"/>
         </w:numPr>
       </w:pPr>
       <w:r>
-        <w:t>Medicine priority</w:t>
-      </w:r>
-    </w:p>
-    <w:p>
-      <w:r>
-        <w:t>Based on this, it provides:</w:t>
+        <w:t>Identify high-demand medicines</w:t>
+      </w:r>
+    </w:p>
+    <w:p>
+      <w:pPr>
+        <w:rPr>
+          <w:b/>
+          <w:bCs/>
+        </w:rPr>
+      </w:pPr>
+      <w:r>
+        <w:rPr>
+          <w:b/>
+          <w:bCs/>
+        </w:rPr>
+        <w:t>8.6 Search Functionality</w:t>
       </w:r>
     </w:p>
     <w:p>
       <w:pPr>
         <w:numPr>
           <w:ilvl w:val="0"/>
-          <w:numId w:val="13"/>
+          <w:numId w:val="49"/>
+        </w:numPr>
+      </w:pPr>
+      <w:r>
+        <w:t>Search medicines using keywords</w:t>
+      </w:r>
+    </w:p>
+    <w:p>
+      <w:pPr>
+        <w:rPr>
+          <w:b/>
+          <w:bCs/>
+        </w:rPr>
+      </w:pPr>
+      <w:r>
+        <w:rPr>
+          <w:b/>
+          <w:bCs/>
+        </w:rPr>
+        <w:t>8.7 Smart Restock Recommendation (Unique Feature)</w:t>
+      </w:r>
+    </w:p>
+    <w:p>
+      <w:r>
+        <w:t xml:space="preserve">The system </w:t>
+      </w:r>
+      <w:proofErr w:type="spellStart"/>
+      <w:r>
+        <w:t>analyzes</w:t>
+      </w:r>
+      <w:proofErr w:type="spellEnd"/>
+      <w:r>
+        <w:t>:</w:t>
+      </w:r>
+    </w:p>
+    <w:p>
+      <w:pPr>
+        <w:numPr>
+          <w:ilvl w:val="0"/>
+          <w:numId w:val="50"/>
+        </w:numPr>
+      </w:pPr>
+      <w:r>
+        <w:t>Current stock levels</w:t>
+      </w:r>
+    </w:p>
+    <w:p>
+      <w:pPr>
+        <w:numPr>
+          <w:ilvl w:val="0"/>
+          <w:numId w:val="50"/>
+        </w:numPr>
+      </w:pPr>
+      <w:r>
+        <w:t>Sales trends</w:t>
+      </w:r>
+    </w:p>
+    <w:p>
+      <w:pPr>
+        <w:numPr>
+          <w:ilvl w:val="0"/>
+          <w:numId w:val="50"/>
+        </w:numPr>
+      </w:pPr>
+      <w:r>
+        <w:t>Medicine priority</w:t>
+      </w:r>
+    </w:p>
+    <w:p>
+      <w:r>
+        <w:t>And provides recommendations:</w:t>
+      </w:r>
+    </w:p>
+    <w:p>
+      <w:pPr>
+        <w:numPr>
+          <w:ilvl w:val="0"/>
+          <w:numId w:val="51"/>
         </w:numPr>
       </w:pPr>
       <w:r>
@@ -869,7 +1000,7 @@
       <w:pPr>
         <w:numPr>
           <w:ilvl w:val="0"/>
-          <w:numId w:val="13"/>
+          <w:numId w:val="51"/>
         </w:numPr>
       </w:pPr>
       <w:r>
@@ -887,7 +1018,7 @@
       <w:pPr>
         <w:numPr>
           <w:ilvl w:val="0"/>
-          <w:numId w:val="13"/>
+          <w:numId w:val="51"/>
         </w:numPr>
       </w:pPr>
       <w:r>
@@ -903,13 +1034,13 @@
     </w:p>
     <w:p>
       <w:r>
-        <w:t>This feature helps in better decision-making and reduces stock-out situations.</w:t>
-      </w:r>
-    </w:p>
-    <w:p>
-      <w:r>
-        <w:pict w14:anchorId="0FC4DB52">
-          <v:rect id="_x0000_i1110" style="width:0;height:1.5pt" o:hralign="center" o:hrstd="t" o:hr="t" fillcolor="#a0a0a0" stroked="f"/>
+        <w:t>This feature helps improve decision-making and reduces stock shortages.</w:t>
+      </w:r>
+    </w:p>
+    <w:p>
+      <w:r>
+        <w:pict w14:anchorId="31819842">
+          <v:rect id="_x0000_i1308" style="width:0;height:1.5pt" o:hralign="center" o:hrstd="t" o:hr="t" fillcolor="#a0a0a0" stroked="f"/>
         </w:pict>
       </w:r>
     </w:p>
@@ -925,46 +1056,47 @@
           <w:b/>
           <w:bCs/>
         </w:rPr>
-        <w:t>8. Data Storage</w:t>
+        <w:t>9. Data Storage</w:t>
       </w:r>
     </w:p>
     <w:p>
       <w:pPr>
         <w:numPr>
           <w:ilvl w:val="0"/>
-          <w:numId w:val="14"/>
+          <w:numId w:val="52"/>
         </w:numPr>
       </w:pPr>
       <w:r>
-        <w:t>Data is stored in a file named pharmacy_db.txt</w:t>
+        <w:lastRenderedPageBreak/>
+        <w:t>Uses a file (pharmacy_db.txt)</w:t>
       </w:r>
     </w:p>
     <w:p>
       <w:pPr>
         <w:numPr>
           <w:ilvl w:val="0"/>
-          <w:numId w:val="14"/>
+          <w:numId w:val="52"/>
         </w:numPr>
       </w:pPr>
       <w:r>
-        <w:t>Uses a structured comma-separated format</w:t>
+        <w:t>Stores data in comma-separated format</w:t>
       </w:r>
     </w:p>
     <w:p>
       <w:pPr>
         <w:numPr>
           <w:ilvl w:val="0"/>
-          <w:numId w:val="14"/>
+          <w:numId w:val="52"/>
         </w:numPr>
       </w:pPr>
       <w:r>
-        <w:t>Automatically loads data at startup and saves updates</w:t>
-      </w:r>
-    </w:p>
-    <w:p>
-      <w:r>
-        <w:pict w14:anchorId="0E1EA4EB">
-          <v:rect id="_x0000_i1111" style="width:0;height:1.5pt" o:hralign="center" o:hrstd="t" o:hr="t" fillcolor="#a0a0a0" stroked="f"/>
+        <w:t>Automatically loads and saves data</w:t>
+      </w:r>
+    </w:p>
+    <w:p>
+      <w:r>
+        <w:pict w14:anchorId="53BAF55D">
+          <v:rect id="_x0000_i1309" style="width:0;height:1.5pt" o:hralign="center" o:hrstd="t" o:hr="t" fillcolor="#a0a0a0" stroked="f"/>
         </w:pict>
       </w:r>
     </w:p>
@@ -980,25 +1112,25 @@
           <w:b/>
           <w:bCs/>
         </w:rPr>
-        <w:t>9. Challenges Faced</w:t>
+        <w:t>10. Challenges Faced</w:t>
       </w:r>
     </w:p>
     <w:p>
       <w:pPr>
         <w:numPr>
           <w:ilvl w:val="0"/>
-          <w:numId w:val="15"/>
+          <w:numId w:val="53"/>
         </w:numPr>
       </w:pPr>
       <w:r>
-        <w:t>Designing proper class structure and separation of concerns</w:t>
+        <w:t>Designing a clean modular structure</w:t>
       </w:r>
     </w:p>
     <w:p>
       <w:pPr>
         <w:numPr>
           <w:ilvl w:val="0"/>
-          <w:numId w:val="15"/>
+          <w:numId w:val="53"/>
         </w:numPr>
       </w:pPr>
       <w:r>
@@ -1009,40 +1141,39 @@
       <w:pPr>
         <w:numPr>
           <w:ilvl w:val="0"/>
-          <w:numId w:val="15"/>
+          <w:numId w:val="53"/>
         </w:numPr>
       </w:pPr>
       <w:r>
-        <w:t>Managing edge cases like invalid input or empty data</w:t>
+        <w:t>Managing edge cases (invalid input, empty data)</w:t>
       </w:r>
     </w:p>
     <w:p>
       <w:pPr>
         <w:numPr>
           <w:ilvl w:val="0"/>
-          <w:numId w:val="15"/>
+          <w:numId w:val="53"/>
         </w:numPr>
       </w:pPr>
       <w:r>
-        <w:t>Improving logic for risk analysis</w:t>
+        <w:t>Improving risk analysis logic</w:t>
       </w:r>
     </w:p>
     <w:p>
       <w:pPr>
         <w:numPr>
           <w:ilvl w:val="0"/>
-          <w:numId w:val="15"/>
+          <w:numId w:val="53"/>
         </w:numPr>
       </w:pPr>
       <w:r>
-        <w:t>Making the system more than just a basic CRUD application</w:t>
-      </w:r>
-    </w:p>
-    <w:p>
-      <w:r>
-        <w:lastRenderedPageBreak/>
-        <w:pict w14:anchorId="48A993D4">
-          <v:rect id="_x0000_i1112" style="width:0;height:1.5pt" o:hralign="center" o:hrstd="t" o:hr="t" fillcolor="#a0a0a0" stroked="f"/>
+        <w:t>Extending project beyond basic CRUD</w:t>
+      </w:r>
+    </w:p>
+    <w:p>
+      <w:r>
+        <w:pict w14:anchorId="4663E560">
+          <v:rect id="_x0000_i1310" style="width:0;height:1.5pt" o:hralign="center" o:hrstd="t" o:hr="t" fillcolor="#a0a0a0" stroked="f"/>
         </w:pict>
       </w:r>
     </w:p>
@@ -1058,73 +1189,68 @@
           <w:b/>
           <w:bCs/>
         </w:rPr>
-        <w:t>10. Learning Outcomes</w:t>
-      </w:r>
-    </w:p>
-    <w:p>
-      <w:r>
-        <w:t>Through this project, the following concepts were understood and applied:</w:t>
+        <w:t>11. Learning Outcomes</w:t>
       </w:r>
     </w:p>
     <w:p>
       <w:pPr>
         <w:numPr>
           <w:ilvl w:val="0"/>
-          <w:numId w:val="16"/>
+          <w:numId w:val="54"/>
         </w:numPr>
       </w:pPr>
       <w:r>
-        <w:t>Practical implementation of OOP principles</w:t>
+        <w:t>Application of OOP concepts</w:t>
       </w:r>
     </w:p>
     <w:p>
       <w:pPr>
         <w:numPr>
           <w:ilvl w:val="0"/>
-          <w:numId w:val="16"/>
+          <w:numId w:val="54"/>
         </w:numPr>
       </w:pPr>
       <w:r>
-        <w:t>File handling and persistent storage</w:t>
+        <w:t>File handling and persistence</w:t>
       </w:r>
     </w:p>
     <w:p>
       <w:pPr>
         <w:numPr>
           <w:ilvl w:val="0"/>
-          <w:numId w:val="16"/>
+          <w:numId w:val="54"/>
         </w:numPr>
       </w:pPr>
       <w:r>
-        <w:t>Modular code design</w:t>
+        <w:t>Modular system design</w:t>
       </w:r>
     </w:p>
     <w:p>
       <w:pPr>
         <w:numPr>
           <w:ilvl w:val="0"/>
-          <w:numId w:val="16"/>
+          <w:numId w:val="54"/>
         </w:numPr>
       </w:pPr>
       <w:r>
-        <w:t>Real-world problem solving</w:t>
+        <w:t>Problem-solving using programming</w:t>
       </w:r>
     </w:p>
     <w:p>
       <w:pPr>
         <w:numPr>
           <w:ilvl w:val="0"/>
-          <w:numId w:val="16"/>
+          <w:numId w:val="54"/>
         </w:numPr>
       </w:pPr>
       <w:r>
-        <w:t>Basic data analysis using Java</w:t>
-      </w:r>
-    </w:p>
-    <w:p>
-      <w:r>
-        <w:pict w14:anchorId="2C98F84B">
-          <v:rect id="_x0000_i1113" style="width:0;height:1.5pt" o:hralign="center" o:hrstd="t" o:hr="t" fillcolor="#a0a0a0" stroked="f"/>
+        <w:t>Implementing basic analytics</w:t>
+      </w:r>
+    </w:p>
+    <w:p>
+      <w:r>
+        <w:pict w14:anchorId="01635FA2">
+          <v:rect id="_x0000_i1311" style="width:0;height:1.5pt" o:hralign="center" o:hrstd="t" o:hr="t" fillcolor="#a0a0a0" stroked="f"/>
         </w:pict>
       </w:r>
     </w:p>
@@ -1140,68 +1266,68 @@
           <w:b/>
           <w:bCs/>
         </w:rPr>
-        <w:t>11. Future Enhancements</w:t>
+        <w:t>12. Future Enhancements</w:t>
       </w:r>
     </w:p>
     <w:p>
       <w:pPr>
         <w:numPr>
           <w:ilvl w:val="0"/>
-          <w:numId w:val="17"/>
+          <w:numId w:val="55"/>
         </w:numPr>
       </w:pPr>
       <w:r>
-        <w:t>GUI using Java Swing or JavaFX</w:t>
+        <w:t>GUI using Java Swing / JavaFX</w:t>
       </w:r>
     </w:p>
     <w:p>
       <w:pPr>
         <w:numPr>
           <w:ilvl w:val="0"/>
-          <w:numId w:val="17"/>
+          <w:numId w:val="55"/>
         </w:numPr>
       </w:pPr>
       <w:r>
-        <w:t>Database integration (MySQL)</w:t>
+        <w:t>Database integration</w:t>
       </w:r>
     </w:p>
     <w:p>
       <w:pPr>
         <w:numPr>
           <w:ilvl w:val="0"/>
-          <w:numId w:val="17"/>
+          <w:numId w:val="55"/>
         </w:numPr>
       </w:pPr>
       <w:r>
-        <w:t>Multi-user login system</w:t>
+        <w:t>Multi-user authentication</w:t>
       </w:r>
     </w:p>
     <w:p>
       <w:pPr>
         <w:numPr>
           <w:ilvl w:val="0"/>
-          <w:numId w:val="17"/>
+          <w:numId w:val="55"/>
         </w:numPr>
       </w:pPr>
       <w:r>
-        <w:t>Graph-based analytics and reports</w:t>
+        <w:t>Graph-based analytics</w:t>
       </w:r>
     </w:p>
     <w:p>
       <w:pPr>
         <w:numPr>
           <w:ilvl w:val="0"/>
-          <w:numId w:val="17"/>
+          <w:numId w:val="55"/>
         </w:numPr>
       </w:pPr>
       <w:r>
-        <w:t>Barcode scanning for faster billing</w:t>
-      </w:r>
-    </w:p>
-    <w:p>
-      <w:r>
-        <w:pict w14:anchorId="037A2BA4">
-          <v:rect id="_x0000_i1114" style="width:0;height:1.5pt" o:hralign="center" o:hrstd="t" o:hr="t" fillcolor="#a0a0a0" stroked="f"/>
+        <w:t>Barcode scanning</w:t>
+      </w:r>
+    </w:p>
+    <w:p>
+      <w:r>
+        <w:pict w14:anchorId="5C586F77">
+          <v:rect id="_x0000_i1312" style="width:0;height:1.5pt" o:hralign="center" o:hrstd="t" o:hr="t" fillcolor="#a0a0a0" stroked="f"/>
         </w:pict>
       </w:r>
     </w:p>
@@ -1217,7 +1343,7 @@
           <w:b/>
           <w:bCs/>
         </w:rPr>
-        <w:t>12. Conclusion</w:t>
+        <w:t>13. Conclusion</w:t>
       </w:r>
     </w:p>
     <w:p>
@@ -1227,18 +1353,13 @@
       </w:r>
       <w:proofErr w:type="spellEnd"/>
       <w:r>
-        <w:t xml:space="preserve"> demonstrates how a simple Java application can be extended into a practical and intelligent system. By combining inventory management with analytical features like risk detection and restock recommendations, the project provides a meaningful solution to real-world pharmacy problems.</w:t>
-      </w:r>
-    </w:p>
-    <w:p>
-      <w:r>
-        <w:t>It highlights the importance of applying programming concepts to build systems that are not only functional but also useful in decision-making.</w:t>
-      </w:r>
-    </w:p>
-    <w:p>
-      <w:r>
-        <w:pict w14:anchorId="00E8F69E">
-          <v:rect id="_x0000_i1115" style="width:0;height:1.5pt" o:hralign="center" o:hrstd="t" o:hr="t" fillcolor="#a0a0a0" stroked="f"/>
+        <w:t xml:space="preserve"> demonstrates how a simple Java application can be enhanced into a practical system with intelligent features. By combining inventory management with analytics and decision-support logic, it provides a meaningful solution to real-world problems in pharmacy operations.</w:t>
+      </w:r>
+    </w:p>
+    <w:p>
+      <w:r>
+        <w:pict w14:anchorId="47B9091D">
+          <v:rect id="_x0000_i1313" style="width:0;height:1.5pt" o:hralign="center" o:hrstd="t" o:hr="t" fillcolor="#a0a0a0" stroked="f"/>
         </w:pict>
       </w:r>
     </w:p>
@@ -1254,14 +1375,14 @@
           <w:b/>
           <w:bCs/>
         </w:rPr>
-        <w:t>13. References</w:t>
+        <w:t>14. References</w:t>
       </w:r>
     </w:p>
     <w:p>
       <w:pPr>
         <w:numPr>
           <w:ilvl w:val="0"/>
-          <w:numId w:val="18"/>
+          <w:numId w:val="56"/>
         </w:numPr>
       </w:pPr>
       <w:r>
@@ -1272,25 +1393,32 @@
       <w:pPr>
         <w:numPr>
           <w:ilvl w:val="0"/>
-          <w:numId w:val="18"/>
+          <w:numId w:val="56"/>
         </w:numPr>
       </w:pPr>
       <w:r>
-        <w:t>Course materials and lecture notes</w:t>
+        <w:lastRenderedPageBreak/>
+        <w:t>Course materials</w:t>
       </w:r>
     </w:p>
     <w:p>
       <w:pPr>
         <w:numPr>
           <w:ilvl w:val="0"/>
-          <w:numId w:val="18"/>
+          <w:numId w:val="56"/>
         </w:numPr>
       </w:pPr>
       <w:r>
-        <w:t>Personal experimentation and testing</w:t>
-      </w:r>
-    </w:p>
-    <w:p/>
+        <w:t>Self-implementation and testing</w:t>
+      </w:r>
+    </w:p>
+    <w:p>
+      <w:pPr>
+        <w:rPr>
+          <w:lang w:val="en-US"/>
+        </w:rPr>
+      </w:pPr>
+    </w:p>
     <w:sectPr>
       <w:pgSz w:w="11906" w:h="16838"/>
       <w:pgMar w:top="1440" w:right="1440" w:bottom="1440" w:left="1440" w:header="708" w:footer="708" w:gutter="0"/>
@@ -1304,6 +1432,304 @@
 <file path=word/numbering.xml><?xml version="1.0" encoding="utf-8"?>
 <w:numbering xmlns:wpc="http://schemas.microsoft.com/office/word/2010/wordprocessingCanvas" xmlns:cx="http://schemas.microsoft.com/office/drawing/2014/chartex" xmlns:cx1="http://schemas.microsoft.com/office/drawing/2015/9/8/chartex" xmlns:cx2="http://schemas.microsoft.com/office/drawing/2015/10/21/chartex" xmlns:cx3="http://schemas.microsoft.com/office/drawing/2016/5/9/chartex" xmlns:cx4="http://schemas.microsoft.com/office/drawing/2016/5/10/chartex" xmlns:cx5="http://schemas.microsoft.com/office/drawing/2016/5/11/chartex" xmlns:cx6="http://schemas.microsoft.com/office/drawing/2016/5/12/chartex" xmlns:cx7="http://schemas.microsoft.com/office/drawing/2016/5/13/chartex" xmlns:cx8="http://schemas.microsoft.com/office/drawing/2016/5/14/chartex" xmlns:mc="http://schemas.openxmlformats.org/markup-compatibility/2006" xmlns:aink="http://schemas.microsoft.com/office/drawing/2016/ink" xmlns:am3d="http://schemas.microsoft.com/office/drawing/2017/model3d" xmlns:o="urn:schemas-microsoft-com:office:office" xmlns:oel="http://schemas.microsoft.com/office/2019/extlst" xmlns:r="http://schemas.openxmlformats.org/officeDocument/2006/relationships" xmlns:m="http://schemas.openxmlformats.org/officeDocument/2006/math" xmlns:v="urn:schemas-microsoft-com:vml" xmlns:wp14="http://schemas.microsoft.com/office/word/2010/wordprocessingDrawing" xmlns:wp="http://schemas.openxmlformats.org/drawingml/2006/wordprocessingDrawing" xmlns:w10="urn:schemas-microsoft-com:office:word" xmlns:w="http://schemas.openxmlformats.org/wordprocessingml/2006/main" xmlns:w14="http://schemas.microsoft.com/office/word/2010/wordml" xmlns:w15="http://schemas.microsoft.com/office/word/2012/wordml" xmlns:w16cex="http://schemas.microsoft.com/office/word/2018/wordml/cex" xmlns:w16cid="http://schemas.microsoft.com/office/word/2016/wordml/cid" xmlns:w16="http://schemas.microsoft.com/office/word/2018/wordml" xmlns:w16du="http://schemas.microsoft.com/office/word/2023/wordml/word16du" xmlns:w16sdtdh="http://schemas.microsoft.com/office/word/2020/wordml/sdtdatahash" xmlns:w16sdtfl="http://schemas.microsoft.com/office/word/2024/wordml/sdtformatlock" xmlns:w16se="http://schemas.microsoft.com/office/word/2015/wordml/symex" xmlns:wpg="http://schemas.microsoft.com/office/word/2010/wordprocessingGroup" xmlns:wpi="http://schemas.microsoft.com/office/word/2010/wordprocessingInk" xmlns:wne="http://schemas.microsoft.com/office/word/2006/wordml" xmlns:wps="http://schemas.microsoft.com/office/word/2010/wordprocessingShape" mc:Ignorable="w14 w15 w16se w16cid w16 w16cex w16sdtdh w16sdtfl w16du wp14">
   <w:abstractNum w:abstractNumId="0" w15:restartNumberingAfterBreak="0">
+    <w:nsid w:val="01647A95"/>
+    <w:multiLevelType w:val="multilevel"/>
+    <w:tmpl w:val="0EA08F40"/>
+    <w:lvl w:ilvl="0">
+      <w:start w:val="1"/>
+      <w:numFmt w:val="bullet"/>
+      <w:lvlText w:val=""/>
+      <w:lvlJc w:val="left"/>
+      <w:pPr>
+        <w:tabs>
+          <w:tab w:val="num" w:pos="720"/>
+        </w:tabs>
+        <w:ind w:left="720" w:hanging="360"/>
+      </w:pPr>
+      <w:rPr>
+        <w:rFonts w:ascii="Symbol" w:hAnsi="Symbol" w:hint="default"/>
+        <w:sz w:val="20"/>
+      </w:rPr>
+    </w:lvl>
+    <w:lvl w:ilvl="1" w:tentative="1">
+      <w:start w:val="1"/>
+      <w:numFmt w:val="bullet"/>
+      <w:lvlText w:val="o"/>
+      <w:lvlJc w:val="left"/>
+      <w:pPr>
+        <w:tabs>
+          <w:tab w:val="num" w:pos="1440"/>
+        </w:tabs>
+        <w:ind w:left="1440" w:hanging="360"/>
+      </w:pPr>
+      <w:rPr>
+        <w:rFonts w:ascii="Courier New" w:hAnsi="Courier New" w:hint="default"/>
+        <w:sz w:val="20"/>
+      </w:rPr>
+    </w:lvl>
+    <w:lvl w:ilvl="2" w:tentative="1">
+      <w:start w:val="1"/>
+      <w:numFmt w:val="bullet"/>
+      <w:lvlText w:val=""/>
+      <w:lvlJc w:val="left"/>
+      <w:pPr>
+        <w:tabs>
+          <w:tab w:val="num" w:pos="2160"/>
+        </w:tabs>
+        <w:ind w:left="2160" w:hanging="360"/>
+      </w:pPr>
+      <w:rPr>
+        <w:rFonts w:ascii="Wingdings" w:hAnsi="Wingdings" w:hint="default"/>
+        <w:sz w:val="20"/>
+      </w:rPr>
+    </w:lvl>
+    <w:lvl w:ilvl="3" w:tentative="1">
+      <w:start w:val="1"/>
+      <w:numFmt w:val="bullet"/>
+      <w:lvlText w:val=""/>
+      <w:lvlJc w:val="left"/>
+      <w:pPr>
+        <w:tabs>
+          <w:tab w:val="num" w:pos="2880"/>
+        </w:tabs>
+        <w:ind w:left="2880" w:hanging="360"/>
+      </w:pPr>
+      <w:rPr>
+        <w:rFonts w:ascii="Wingdings" w:hAnsi="Wingdings" w:hint="default"/>
+        <w:sz w:val="20"/>
+      </w:rPr>
+    </w:lvl>
+    <w:lvl w:ilvl="4" w:tentative="1">
+      <w:start w:val="1"/>
+      <w:numFmt w:val="bullet"/>
+      <w:lvlText w:val=""/>
+      <w:lvlJc w:val="left"/>
+      <w:pPr>
+        <w:tabs>
+          <w:tab w:val="num" w:pos="3600"/>
+        </w:tabs>
+        <w:ind w:left="3600" w:hanging="360"/>
+      </w:pPr>
+      <w:rPr>
+        <w:rFonts w:ascii="Wingdings" w:hAnsi="Wingdings" w:hint="default"/>
+        <w:sz w:val="20"/>
+      </w:rPr>
+    </w:lvl>
+    <w:lvl w:ilvl="5" w:tentative="1">
+      <w:start w:val="1"/>
+      <w:numFmt w:val="bullet"/>
+      <w:lvlText w:val=""/>
+      <w:lvlJc w:val="left"/>
+      <w:pPr>
+        <w:tabs>
+          <w:tab w:val="num" w:pos="4320"/>
+        </w:tabs>
+        <w:ind w:left="4320" w:hanging="360"/>
+      </w:pPr>
+      <w:rPr>
+        <w:rFonts w:ascii="Wingdings" w:hAnsi="Wingdings" w:hint="default"/>
+        <w:sz w:val="20"/>
+      </w:rPr>
+    </w:lvl>
+    <w:lvl w:ilvl="6" w:tentative="1">
+      <w:start w:val="1"/>
+      <w:numFmt w:val="bullet"/>
+      <w:lvlText w:val=""/>
+      <w:lvlJc w:val="left"/>
+      <w:pPr>
+        <w:tabs>
+          <w:tab w:val="num" w:pos="5040"/>
+        </w:tabs>
+        <w:ind w:left="5040" w:hanging="360"/>
+      </w:pPr>
+      <w:rPr>
+        <w:rFonts w:ascii="Wingdings" w:hAnsi="Wingdings" w:hint="default"/>
+        <w:sz w:val="20"/>
+      </w:rPr>
+    </w:lvl>
+    <w:lvl w:ilvl="7" w:tentative="1">
+      <w:start w:val="1"/>
+      <w:numFmt w:val="bullet"/>
+      <w:lvlText w:val=""/>
+      <w:lvlJc w:val="left"/>
+      <w:pPr>
+        <w:tabs>
+          <w:tab w:val="num" w:pos="5760"/>
+        </w:tabs>
+        <w:ind w:left="5760" w:hanging="360"/>
+      </w:pPr>
+      <w:rPr>
+        <w:rFonts w:ascii="Wingdings" w:hAnsi="Wingdings" w:hint="default"/>
+        <w:sz w:val="20"/>
+      </w:rPr>
+    </w:lvl>
+    <w:lvl w:ilvl="8" w:tentative="1">
+      <w:start w:val="1"/>
+      <w:numFmt w:val="bullet"/>
+      <w:lvlText w:val=""/>
+      <w:lvlJc w:val="left"/>
+      <w:pPr>
+        <w:tabs>
+          <w:tab w:val="num" w:pos="6480"/>
+        </w:tabs>
+        <w:ind w:left="6480" w:hanging="360"/>
+      </w:pPr>
+      <w:rPr>
+        <w:rFonts w:ascii="Wingdings" w:hAnsi="Wingdings" w:hint="default"/>
+        <w:sz w:val="20"/>
+      </w:rPr>
+    </w:lvl>
+  </w:abstractNum>
+  <w:abstractNum w:abstractNumId="1" w15:restartNumberingAfterBreak="0">
+    <w:nsid w:val="04B83FC4"/>
+    <w:multiLevelType w:val="multilevel"/>
+    <w:tmpl w:val="291A189E"/>
+    <w:lvl w:ilvl="0">
+      <w:start w:val="1"/>
+      <w:numFmt w:val="bullet"/>
+      <w:lvlText w:val=""/>
+      <w:lvlJc w:val="left"/>
+      <w:pPr>
+        <w:tabs>
+          <w:tab w:val="num" w:pos="720"/>
+        </w:tabs>
+        <w:ind w:left="720" w:hanging="360"/>
+      </w:pPr>
+      <w:rPr>
+        <w:rFonts w:ascii="Symbol" w:hAnsi="Symbol" w:hint="default"/>
+        <w:sz w:val="20"/>
+      </w:rPr>
+    </w:lvl>
+    <w:lvl w:ilvl="1" w:tentative="1">
+      <w:start w:val="1"/>
+      <w:numFmt w:val="bullet"/>
+      <w:lvlText w:val="o"/>
+      <w:lvlJc w:val="left"/>
+      <w:pPr>
+        <w:tabs>
+          <w:tab w:val="num" w:pos="1440"/>
+        </w:tabs>
+        <w:ind w:left="1440" w:hanging="360"/>
+      </w:pPr>
+      <w:rPr>
+        <w:rFonts w:ascii="Courier New" w:hAnsi="Courier New" w:hint="default"/>
+        <w:sz w:val="20"/>
+      </w:rPr>
+    </w:lvl>
+    <w:lvl w:ilvl="2" w:tentative="1">
+      <w:start w:val="1"/>
+      <w:numFmt w:val="bullet"/>
+      <w:lvlText w:val=""/>
+      <w:lvlJc w:val="left"/>
+      <w:pPr>
+        <w:tabs>
+          <w:tab w:val="num" w:pos="2160"/>
+        </w:tabs>
+        <w:ind w:left="2160" w:hanging="360"/>
+      </w:pPr>
+      <w:rPr>
+        <w:rFonts w:ascii="Wingdings" w:hAnsi="Wingdings" w:hint="default"/>
+        <w:sz w:val="20"/>
+      </w:rPr>
+    </w:lvl>
+    <w:lvl w:ilvl="3" w:tentative="1">
+      <w:start w:val="1"/>
+      <w:numFmt w:val="bullet"/>
+      <w:lvlText w:val=""/>
+      <w:lvlJc w:val="left"/>
+      <w:pPr>
+        <w:tabs>
+          <w:tab w:val="num" w:pos="2880"/>
+        </w:tabs>
+        <w:ind w:left="2880" w:hanging="360"/>
+      </w:pPr>
+      <w:rPr>
+        <w:rFonts w:ascii="Wingdings" w:hAnsi="Wingdings" w:hint="default"/>
+        <w:sz w:val="20"/>
+      </w:rPr>
+    </w:lvl>
+    <w:lvl w:ilvl="4" w:tentative="1">
+      <w:start w:val="1"/>
+      <w:numFmt w:val="bullet"/>
+      <w:lvlText w:val=""/>
+      <w:lvlJc w:val="left"/>
+      <w:pPr>
+        <w:tabs>
+          <w:tab w:val="num" w:pos="3600"/>
+        </w:tabs>
+        <w:ind w:left="3600" w:hanging="360"/>
+      </w:pPr>
+      <w:rPr>
+        <w:rFonts w:ascii="Wingdings" w:hAnsi="Wingdings" w:hint="default"/>
+        <w:sz w:val="20"/>
+      </w:rPr>
+    </w:lvl>
+    <w:lvl w:ilvl="5" w:tentative="1">
+      <w:start w:val="1"/>
+      <w:numFmt w:val="bullet"/>
+      <w:lvlText w:val=""/>
+      <w:lvlJc w:val="left"/>
+      <w:pPr>
+        <w:tabs>
+          <w:tab w:val="num" w:pos="4320"/>
+        </w:tabs>
+        <w:ind w:left="4320" w:hanging="360"/>
+      </w:pPr>
+      <w:rPr>
+        <w:rFonts w:ascii="Wingdings" w:hAnsi="Wingdings" w:hint="default"/>
+        <w:sz w:val="20"/>
+      </w:rPr>
+    </w:lvl>
+    <w:lvl w:ilvl="6" w:tentative="1">
+      <w:start w:val="1"/>
+      <w:numFmt w:val="bullet"/>
+      <w:lvlText w:val=""/>
+      <w:lvlJc w:val="left"/>
+      <w:pPr>
+        <w:tabs>
+          <w:tab w:val="num" w:pos="5040"/>
+        </w:tabs>
+        <w:ind w:left="5040" w:hanging="360"/>
+      </w:pPr>
+      <w:rPr>
+        <w:rFonts w:ascii="Wingdings" w:hAnsi="Wingdings" w:hint="default"/>
+        <w:sz w:val="20"/>
+      </w:rPr>
+    </w:lvl>
+    <w:lvl w:ilvl="7" w:tentative="1">
+      <w:start w:val="1"/>
+      <w:numFmt w:val="bullet"/>
+      <w:lvlText w:val=""/>
+      <w:lvlJc w:val="left"/>
+      <w:pPr>
+        <w:tabs>
+          <w:tab w:val="num" w:pos="5760"/>
+        </w:tabs>
+        <w:ind w:left="5760" w:hanging="360"/>
+      </w:pPr>
+      <w:rPr>
+        <w:rFonts w:ascii="Wingdings" w:hAnsi="Wingdings" w:hint="default"/>
+        <w:sz w:val="20"/>
+      </w:rPr>
+    </w:lvl>
+    <w:lvl w:ilvl="8" w:tentative="1">
+      <w:start w:val="1"/>
+      <w:numFmt w:val="bullet"/>
+      <w:lvlText w:val=""/>
+      <w:lvlJc w:val="left"/>
+      <w:pPr>
+        <w:tabs>
+          <w:tab w:val="num" w:pos="6480"/>
+        </w:tabs>
+        <w:ind w:left="6480" w:hanging="360"/>
+      </w:pPr>
+      <w:rPr>
+        <w:rFonts w:ascii="Wingdings" w:hAnsi="Wingdings" w:hint="default"/>
+        <w:sz w:val="20"/>
+      </w:rPr>
+    </w:lvl>
+  </w:abstractNum>
+  <w:abstractNum w:abstractNumId="2" w15:restartNumberingAfterBreak="0">
     <w:nsid w:val="089332E3"/>
     <w:multiLevelType w:val="multilevel"/>
     <w:tmpl w:val="CAC0A742"/>
@@ -1452,7 +1878,1348 @@
       </w:rPr>
     </w:lvl>
   </w:abstractNum>
-  <w:abstractNum w:abstractNumId="1" w15:restartNumberingAfterBreak="0">
+  <w:abstractNum w:abstractNumId="3" w15:restartNumberingAfterBreak="0">
+    <w:nsid w:val="0A0D54EB"/>
+    <w:multiLevelType w:val="multilevel"/>
+    <w:tmpl w:val="E414601E"/>
+    <w:lvl w:ilvl="0">
+      <w:start w:val="1"/>
+      <w:numFmt w:val="bullet"/>
+      <w:lvlText w:val=""/>
+      <w:lvlJc w:val="left"/>
+      <w:pPr>
+        <w:tabs>
+          <w:tab w:val="num" w:pos="720"/>
+        </w:tabs>
+        <w:ind w:left="720" w:hanging="360"/>
+      </w:pPr>
+      <w:rPr>
+        <w:rFonts w:ascii="Symbol" w:hAnsi="Symbol" w:hint="default"/>
+        <w:sz w:val="20"/>
+      </w:rPr>
+    </w:lvl>
+    <w:lvl w:ilvl="1" w:tentative="1">
+      <w:start w:val="1"/>
+      <w:numFmt w:val="bullet"/>
+      <w:lvlText w:val="o"/>
+      <w:lvlJc w:val="left"/>
+      <w:pPr>
+        <w:tabs>
+          <w:tab w:val="num" w:pos="1440"/>
+        </w:tabs>
+        <w:ind w:left="1440" w:hanging="360"/>
+      </w:pPr>
+      <w:rPr>
+        <w:rFonts w:ascii="Courier New" w:hAnsi="Courier New" w:hint="default"/>
+        <w:sz w:val="20"/>
+      </w:rPr>
+    </w:lvl>
+    <w:lvl w:ilvl="2" w:tentative="1">
+      <w:start w:val="1"/>
+      <w:numFmt w:val="bullet"/>
+      <w:lvlText w:val=""/>
+      <w:lvlJc w:val="left"/>
+      <w:pPr>
+        <w:tabs>
+          <w:tab w:val="num" w:pos="2160"/>
+        </w:tabs>
+        <w:ind w:left="2160" w:hanging="360"/>
+      </w:pPr>
+      <w:rPr>
+        <w:rFonts w:ascii="Wingdings" w:hAnsi="Wingdings" w:hint="default"/>
+        <w:sz w:val="20"/>
+      </w:rPr>
+    </w:lvl>
+    <w:lvl w:ilvl="3" w:tentative="1">
+      <w:start w:val="1"/>
+      <w:numFmt w:val="bullet"/>
+      <w:lvlText w:val=""/>
+      <w:lvlJc w:val="left"/>
+      <w:pPr>
+        <w:tabs>
+          <w:tab w:val="num" w:pos="2880"/>
+        </w:tabs>
+        <w:ind w:left="2880" w:hanging="360"/>
+      </w:pPr>
+      <w:rPr>
+        <w:rFonts w:ascii="Wingdings" w:hAnsi="Wingdings" w:hint="default"/>
+        <w:sz w:val="20"/>
+      </w:rPr>
+    </w:lvl>
+    <w:lvl w:ilvl="4" w:tentative="1">
+      <w:start w:val="1"/>
+      <w:numFmt w:val="bullet"/>
+      <w:lvlText w:val=""/>
+      <w:lvlJc w:val="left"/>
+      <w:pPr>
+        <w:tabs>
+          <w:tab w:val="num" w:pos="3600"/>
+        </w:tabs>
+        <w:ind w:left="3600" w:hanging="360"/>
+      </w:pPr>
+      <w:rPr>
+        <w:rFonts w:ascii="Wingdings" w:hAnsi="Wingdings" w:hint="default"/>
+        <w:sz w:val="20"/>
+      </w:rPr>
+    </w:lvl>
+    <w:lvl w:ilvl="5" w:tentative="1">
+      <w:start w:val="1"/>
+      <w:numFmt w:val="bullet"/>
+      <w:lvlText w:val=""/>
+      <w:lvlJc w:val="left"/>
+      <w:pPr>
+        <w:tabs>
+          <w:tab w:val="num" w:pos="4320"/>
+        </w:tabs>
+        <w:ind w:left="4320" w:hanging="360"/>
+      </w:pPr>
+      <w:rPr>
+        <w:rFonts w:ascii="Wingdings" w:hAnsi="Wingdings" w:hint="default"/>
+        <w:sz w:val="20"/>
+      </w:rPr>
+    </w:lvl>
+    <w:lvl w:ilvl="6" w:tentative="1">
+      <w:start w:val="1"/>
+      <w:numFmt w:val="bullet"/>
+      <w:lvlText w:val=""/>
+      <w:lvlJc w:val="left"/>
+      <w:pPr>
+        <w:tabs>
+          <w:tab w:val="num" w:pos="5040"/>
+        </w:tabs>
+        <w:ind w:left="5040" w:hanging="360"/>
+      </w:pPr>
+      <w:rPr>
+        <w:rFonts w:ascii="Wingdings" w:hAnsi="Wingdings" w:hint="default"/>
+        <w:sz w:val="20"/>
+      </w:rPr>
+    </w:lvl>
+    <w:lvl w:ilvl="7" w:tentative="1">
+      <w:start w:val="1"/>
+      <w:numFmt w:val="bullet"/>
+      <w:lvlText w:val=""/>
+      <w:lvlJc w:val="left"/>
+      <w:pPr>
+        <w:tabs>
+          <w:tab w:val="num" w:pos="5760"/>
+        </w:tabs>
+        <w:ind w:left="5760" w:hanging="360"/>
+      </w:pPr>
+      <w:rPr>
+        <w:rFonts w:ascii="Wingdings" w:hAnsi="Wingdings" w:hint="default"/>
+        <w:sz w:val="20"/>
+      </w:rPr>
+    </w:lvl>
+    <w:lvl w:ilvl="8" w:tentative="1">
+      <w:start w:val="1"/>
+      <w:numFmt w:val="bullet"/>
+      <w:lvlText w:val=""/>
+      <w:lvlJc w:val="left"/>
+      <w:pPr>
+        <w:tabs>
+          <w:tab w:val="num" w:pos="6480"/>
+        </w:tabs>
+        <w:ind w:left="6480" w:hanging="360"/>
+      </w:pPr>
+      <w:rPr>
+        <w:rFonts w:ascii="Wingdings" w:hAnsi="Wingdings" w:hint="default"/>
+        <w:sz w:val="20"/>
+      </w:rPr>
+    </w:lvl>
+  </w:abstractNum>
+  <w:abstractNum w:abstractNumId="4" w15:restartNumberingAfterBreak="0">
+    <w:nsid w:val="0B62634E"/>
+    <w:multiLevelType w:val="multilevel"/>
+    <w:tmpl w:val="C60C6FAA"/>
+    <w:lvl w:ilvl="0">
+      <w:start w:val="1"/>
+      <w:numFmt w:val="bullet"/>
+      <w:lvlText w:val=""/>
+      <w:lvlJc w:val="left"/>
+      <w:pPr>
+        <w:tabs>
+          <w:tab w:val="num" w:pos="720"/>
+        </w:tabs>
+        <w:ind w:left="720" w:hanging="360"/>
+      </w:pPr>
+      <w:rPr>
+        <w:rFonts w:ascii="Symbol" w:hAnsi="Symbol" w:hint="default"/>
+        <w:sz w:val="20"/>
+      </w:rPr>
+    </w:lvl>
+    <w:lvl w:ilvl="1" w:tentative="1">
+      <w:start w:val="1"/>
+      <w:numFmt w:val="bullet"/>
+      <w:lvlText w:val="o"/>
+      <w:lvlJc w:val="left"/>
+      <w:pPr>
+        <w:tabs>
+          <w:tab w:val="num" w:pos="1440"/>
+        </w:tabs>
+        <w:ind w:left="1440" w:hanging="360"/>
+      </w:pPr>
+      <w:rPr>
+        <w:rFonts w:ascii="Courier New" w:hAnsi="Courier New" w:hint="default"/>
+        <w:sz w:val="20"/>
+      </w:rPr>
+    </w:lvl>
+    <w:lvl w:ilvl="2" w:tentative="1">
+      <w:start w:val="1"/>
+      <w:numFmt w:val="bullet"/>
+      <w:lvlText w:val=""/>
+      <w:lvlJc w:val="left"/>
+      <w:pPr>
+        <w:tabs>
+          <w:tab w:val="num" w:pos="2160"/>
+        </w:tabs>
+        <w:ind w:left="2160" w:hanging="360"/>
+      </w:pPr>
+      <w:rPr>
+        <w:rFonts w:ascii="Wingdings" w:hAnsi="Wingdings" w:hint="default"/>
+        <w:sz w:val="20"/>
+      </w:rPr>
+    </w:lvl>
+    <w:lvl w:ilvl="3" w:tentative="1">
+      <w:start w:val="1"/>
+      <w:numFmt w:val="bullet"/>
+      <w:lvlText w:val=""/>
+      <w:lvlJc w:val="left"/>
+      <w:pPr>
+        <w:tabs>
+          <w:tab w:val="num" w:pos="2880"/>
+        </w:tabs>
+        <w:ind w:left="2880" w:hanging="360"/>
+      </w:pPr>
+      <w:rPr>
+        <w:rFonts w:ascii="Wingdings" w:hAnsi="Wingdings" w:hint="default"/>
+        <w:sz w:val="20"/>
+      </w:rPr>
+    </w:lvl>
+    <w:lvl w:ilvl="4" w:tentative="1">
+      <w:start w:val="1"/>
+      <w:numFmt w:val="bullet"/>
+      <w:lvlText w:val=""/>
+      <w:lvlJc w:val="left"/>
+      <w:pPr>
+        <w:tabs>
+          <w:tab w:val="num" w:pos="3600"/>
+        </w:tabs>
+        <w:ind w:left="3600" w:hanging="360"/>
+      </w:pPr>
+      <w:rPr>
+        <w:rFonts w:ascii="Wingdings" w:hAnsi="Wingdings" w:hint="default"/>
+        <w:sz w:val="20"/>
+      </w:rPr>
+    </w:lvl>
+    <w:lvl w:ilvl="5" w:tentative="1">
+      <w:start w:val="1"/>
+      <w:numFmt w:val="bullet"/>
+      <w:lvlText w:val=""/>
+      <w:lvlJc w:val="left"/>
+      <w:pPr>
+        <w:tabs>
+          <w:tab w:val="num" w:pos="4320"/>
+        </w:tabs>
+        <w:ind w:left="4320" w:hanging="360"/>
+      </w:pPr>
+      <w:rPr>
+        <w:rFonts w:ascii="Wingdings" w:hAnsi="Wingdings" w:hint="default"/>
+        <w:sz w:val="20"/>
+      </w:rPr>
+    </w:lvl>
+    <w:lvl w:ilvl="6" w:tentative="1">
+      <w:start w:val="1"/>
+      <w:numFmt w:val="bullet"/>
+      <w:lvlText w:val=""/>
+      <w:lvlJc w:val="left"/>
+      <w:pPr>
+        <w:tabs>
+          <w:tab w:val="num" w:pos="5040"/>
+        </w:tabs>
+        <w:ind w:left="5040" w:hanging="360"/>
+      </w:pPr>
+      <w:rPr>
+        <w:rFonts w:ascii="Wingdings" w:hAnsi="Wingdings" w:hint="default"/>
+        <w:sz w:val="20"/>
+      </w:rPr>
+    </w:lvl>
+    <w:lvl w:ilvl="7" w:tentative="1">
+      <w:start w:val="1"/>
+      <w:numFmt w:val="bullet"/>
+      <w:lvlText w:val=""/>
+      <w:lvlJc w:val="left"/>
+      <w:pPr>
+        <w:tabs>
+          <w:tab w:val="num" w:pos="5760"/>
+        </w:tabs>
+        <w:ind w:left="5760" w:hanging="360"/>
+      </w:pPr>
+      <w:rPr>
+        <w:rFonts w:ascii="Wingdings" w:hAnsi="Wingdings" w:hint="default"/>
+        <w:sz w:val="20"/>
+      </w:rPr>
+    </w:lvl>
+    <w:lvl w:ilvl="8" w:tentative="1">
+      <w:start w:val="1"/>
+      <w:numFmt w:val="bullet"/>
+      <w:lvlText w:val=""/>
+      <w:lvlJc w:val="left"/>
+      <w:pPr>
+        <w:tabs>
+          <w:tab w:val="num" w:pos="6480"/>
+        </w:tabs>
+        <w:ind w:left="6480" w:hanging="360"/>
+      </w:pPr>
+      <w:rPr>
+        <w:rFonts w:ascii="Wingdings" w:hAnsi="Wingdings" w:hint="default"/>
+        <w:sz w:val="20"/>
+      </w:rPr>
+    </w:lvl>
+  </w:abstractNum>
+  <w:abstractNum w:abstractNumId="5" w15:restartNumberingAfterBreak="0">
+    <w:nsid w:val="0CF831DD"/>
+    <w:multiLevelType w:val="multilevel"/>
+    <w:tmpl w:val="6576F45C"/>
+    <w:lvl w:ilvl="0">
+      <w:start w:val="1"/>
+      <w:numFmt w:val="bullet"/>
+      <w:lvlText w:val=""/>
+      <w:lvlJc w:val="left"/>
+      <w:pPr>
+        <w:tabs>
+          <w:tab w:val="num" w:pos="720"/>
+        </w:tabs>
+        <w:ind w:left="720" w:hanging="360"/>
+      </w:pPr>
+      <w:rPr>
+        <w:rFonts w:ascii="Symbol" w:hAnsi="Symbol" w:hint="default"/>
+        <w:sz w:val="20"/>
+      </w:rPr>
+    </w:lvl>
+    <w:lvl w:ilvl="1" w:tentative="1">
+      <w:start w:val="1"/>
+      <w:numFmt w:val="bullet"/>
+      <w:lvlText w:val="o"/>
+      <w:lvlJc w:val="left"/>
+      <w:pPr>
+        <w:tabs>
+          <w:tab w:val="num" w:pos="1440"/>
+        </w:tabs>
+        <w:ind w:left="1440" w:hanging="360"/>
+      </w:pPr>
+      <w:rPr>
+        <w:rFonts w:ascii="Courier New" w:hAnsi="Courier New" w:hint="default"/>
+        <w:sz w:val="20"/>
+      </w:rPr>
+    </w:lvl>
+    <w:lvl w:ilvl="2" w:tentative="1">
+      <w:start w:val="1"/>
+      <w:numFmt w:val="bullet"/>
+      <w:lvlText w:val=""/>
+      <w:lvlJc w:val="left"/>
+      <w:pPr>
+        <w:tabs>
+          <w:tab w:val="num" w:pos="2160"/>
+        </w:tabs>
+        <w:ind w:left="2160" w:hanging="360"/>
+      </w:pPr>
+      <w:rPr>
+        <w:rFonts w:ascii="Wingdings" w:hAnsi="Wingdings" w:hint="default"/>
+        <w:sz w:val="20"/>
+      </w:rPr>
+    </w:lvl>
+    <w:lvl w:ilvl="3" w:tentative="1">
+      <w:start w:val="1"/>
+      <w:numFmt w:val="bullet"/>
+      <w:lvlText w:val=""/>
+      <w:lvlJc w:val="left"/>
+      <w:pPr>
+        <w:tabs>
+          <w:tab w:val="num" w:pos="2880"/>
+        </w:tabs>
+        <w:ind w:left="2880" w:hanging="360"/>
+      </w:pPr>
+      <w:rPr>
+        <w:rFonts w:ascii="Wingdings" w:hAnsi="Wingdings" w:hint="default"/>
+        <w:sz w:val="20"/>
+      </w:rPr>
+    </w:lvl>
+    <w:lvl w:ilvl="4" w:tentative="1">
+      <w:start w:val="1"/>
+      <w:numFmt w:val="bullet"/>
+      <w:lvlText w:val=""/>
+      <w:lvlJc w:val="left"/>
+      <w:pPr>
+        <w:tabs>
+          <w:tab w:val="num" w:pos="3600"/>
+        </w:tabs>
+        <w:ind w:left="3600" w:hanging="360"/>
+      </w:pPr>
+      <w:rPr>
+        <w:rFonts w:ascii="Wingdings" w:hAnsi="Wingdings" w:hint="default"/>
+        <w:sz w:val="20"/>
+      </w:rPr>
+    </w:lvl>
+    <w:lvl w:ilvl="5" w:tentative="1">
+      <w:start w:val="1"/>
+      <w:numFmt w:val="bullet"/>
+      <w:lvlText w:val=""/>
+      <w:lvlJc w:val="left"/>
+      <w:pPr>
+        <w:tabs>
+          <w:tab w:val="num" w:pos="4320"/>
+        </w:tabs>
+        <w:ind w:left="4320" w:hanging="360"/>
+      </w:pPr>
+      <w:rPr>
+        <w:rFonts w:ascii="Wingdings" w:hAnsi="Wingdings" w:hint="default"/>
+        <w:sz w:val="20"/>
+      </w:rPr>
+    </w:lvl>
+    <w:lvl w:ilvl="6" w:tentative="1">
+      <w:start w:val="1"/>
+      <w:numFmt w:val="bullet"/>
+      <w:lvlText w:val=""/>
+      <w:lvlJc w:val="left"/>
+      <w:pPr>
+        <w:tabs>
+          <w:tab w:val="num" w:pos="5040"/>
+        </w:tabs>
+        <w:ind w:left="5040" w:hanging="360"/>
+      </w:pPr>
+      <w:rPr>
+        <w:rFonts w:ascii="Wingdings" w:hAnsi="Wingdings" w:hint="default"/>
+        <w:sz w:val="20"/>
+      </w:rPr>
+    </w:lvl>
+    <w:lvl w:ilvl="7" w:tentative="1">
+      <w:start w:val="1"/>
+      <w:numFmt w:val="bullet"/>
+      <w:lvlText w:val=""/>
+      <w:lvlJc w:val="left"/>
+      <w:pPr>
+        <w:tabs>
+          <w:tab w:val="num" w:pos="5760"/>
+        </w:tabs>
+        <w:ind w:left="5760" w:hanging="360"/>
+      </w:pPr>
+      <w:rPr>
+        <w:rFonts w:ascii="Wingdings" w:hAnsi="Wingdings" w:hint="default"/>
+        <w:sz w:val="20"/>
+      </w:rPr>
+    </w:lvl>
+    <w:lvl w:ilvl="8" w:tentative="1">
+      <w:start w:val="1"/>
+      <w:numFmt w:val="bullet"/>
+      <w:lvlText w:val=""/>
+      <w:lvlJc w:val="left"/>
+      <w:pPr>
+        <w:tabs>
+          <w:tab w:val="num" w:pos="6480"/>
+        </w:tabs>
+        <w:ind w:left="6480" w:hanging="360"/>
+      </w:pPr>
+      <w:rPr>
+        <w:rFonts w:ascii="Wingdings" w:hAnsi="Wingdings" w:hint="default"/>
+        <w:sz w:val="20"/>
+      </w:rPr>
+    </w:lvl>
+  </w:abstractNum>
+  <w:abstractNum w:abstractNumId="6" w15:restartNumberingAfterBreak="0">
+    <w:nsid w:val="116D334B"/>
+    <w:multiLevelType w:val="multilevel"/>
+    <w:tmpl w:val="E17035AE"/>
+    <w:lvl w:ilvl="0">
+      <w:start w:val="1"/>
+      <w:numFmt w:val="bullet"/>
+      <w:lvlText w:val=""/>
+      <w:lvlJc w:val="left"/>
+      <w:pPr>
+        <w:tabs>
+          <w:tab w:val="num" w:pos="720"/>
+        </w:tabs>
+        <w:ind w:left="720" w:hanging="360"/>
+      </w:pPr>
+      <w:rPr>
+        <w:rFonts w:ascii="Symbol" w:hAnsi="Symbol" w:hint="default"/>
+        <w:sz w:val="20"/>
+      </w:rPr>
+    </w:lvl>
+    <w:lvl w:ilvl="1" w:tentative="1">
+      <w:start w:val="1"/>
+      <w:numFmt w:val="bullet"/>
+      <w:lvlText w:val="o"/>
+      <w:lvlJc w:val="left"/>
+      <w:pPr>
+        <w:tabs>
+          <w:tab w:val="num" w:pos="1440"/>
+        </w:tabs>
+        <w:ind w:left="1440" w:hanging="360"/>
+      </w:pPr>
+      <w:rPr>
+        <w:rFonts w:ascii="Courier New" w:hAnsi="Courier New" w:hint="default"/>
+        <w:sz w:val="20"/>
+      </w:rPr>
+    </w:lvl>
+    <w:lvl w:ilvl="2" w:tentative="1">
+      <w:start w:val="1"/>
+      <w:numFmt w:val="bullet"/>
+      <w:lvlText w:val=""/>
+      <w:lvlJc w:val="left"/>
+      <w:pPr>
+        <w:tabs>
+          <w:tab w:val="num" w:pos="2160"/>
+        </w:tabs>
+        <w:ind w:left="2160" w:hanging="360"/>
+      </w:pPr>
+      <w:rPr>
+        <w:rFonts w:ascii="Wingdings" w:hAnsi="Wingdings" w:hint="default"/>
+        <w:sz w:val="20"/>
+      </w:rPr>
+    </w:lvl>
+    <w:lvl w:ilvl="3" w:tentative="1">
+      <w:start w:val="1"/>
+      <w:numFmt w:val="bullet"/>
+      <w:lvlText w:val=""/>
+      <w:lvlJc w:val="left"/>
+      <w:pPr>
+        <w:tabs>
+          <w:tab w:val="num" w:pos="2880"/>
+        </w:tabs>
+        <w:ind w:left="2880" w:hanging="360"/>
+      </w:pPr>
+      <w:rPr>
+        <w:rFonts w:ascii="Wingdings" w:hAnsi="Wingdings" w:hint="default"/>
+        <w:sz w:val="20"/>
+      </w:rPr>
+    </w:lvl>
+    <w:lvl w:ilvl="4" w:tentative="1">
+      <w:start w:val="1"/>
+      <w:numFmt w:val="bullet"/>
+      <w:lvlText w:val=""/>
+      <w:lvlJc w:val="left"/>
+      <w:pPr>
+        <w:tabs>
+          <w:tab w:val="num" w:pos="3600"/>
+        </w:tabs>
+        <w:ind w:left="3600" w:hanging="360"/>
+      </w:pPr>
+      <w:rPr>
+        <w:rFonts w:ascii="Wingdings" w:hAnsi="Wingdings" w:hint="default"/>
+        <w:sz w:val="20"/>
+      </w:rPr>
+    </w:lvl>
+    <w:lvl w:ilvl="5" w:tentative="1">
+      <w:start w:val="1"/>
+      <w:numFmt w:val="bullet"/>
+      <w:lvlText w:val=""/>
+      <w:lvlJc w:val="left"/>
+      <w:pPr>
+        <w:tabs>
+          <w:tab w:val="num" w:pos="4320"/>
+        </w:tabs>
+        <w:ind w:left="4320" w:hanging="360"/>
+      </w:pPr>
+      <w:rPr>
+        <w:rFonts w:ascii="Wingdings" w:hAnsi="Wingdings" w:hint="default"/>
+        <w:sz w:val="20"/>
+      </w:rPr>
+    </w:lvl>
+    <w:lvl w:ilvl="6" w:tentative="1">
+      <w:start w:val="1"/>
+      <w:numFmt w:val="bullet"/>
+      <w:lvlText w:val=""/>
+      <w:lvlJc w:val="left"/>
+      <w:pPr>
+        <w:tabs>
+          <w:tab w:val="num" w:pos="5040"/>
+        </w:tabs>
+        <w:ind w:left="5040" w:hanging="360"/>
+      </w:pPr>
+      <w:rPr>
+        <w:rFonts w:ascii="Wingdings" w:hAnsi="Wingdings" w:hint="default"/>
+        <w:sz w:val="20"/>
+      </w:rPr>
+    </w:lvl>
+    <w:lvl w:ilvl="7" w:tentative="1">
+      <w:start w:val="1"/>
+      <w:numFmt w:val="bullet"/>
+      <w:lvlText w:val=""/>
+      <w:lvlJc w:val="left"/>
+      <w:pPr>
+        <w:tabs>
+          <w:tab w:val="num" w:pos="5760"/>
+        </w:tabs>
+        <w:ind w:left="5760" w:hanging="360"/>
+      </w:pPr>
+      <w:rPr>
+        <w:rFonts w:ascii="Wingdings" w:hAnsi="Wingdings" w:hint="default"/>
+        <w:sz w:val="20"/>
+      </w:rPr>
+    </w:lvl>
+    <w:lvl w:ilvl="8" w:tentative="1">
+      <w:start w:val="1"/>
+      <w:numFmt w:val="bullet"/>
+      <w:lvlText w:val=""/>
+      <w:lvlJc w:val="left"/>
+      <w:pPr>
+        <w:tabs>
+          <w:tab w:val="num" w:pos="6480"/>
+        </w:tabs>
+        <w:ind w:left="6480" w:hanging="360"/>
+      </w:pPr>
+      <w:rPr>
+        <w:rFonts w:ascii="Wingdings" w:hAnsi="Wingdings" w:hint="default"/>
+        <w:sz w:val="20"/>
+      </w:rPr>
+    </w:lvl>
+  </w:abstractNum>
+  <w:abstractNum w:abstractNumId="7" w15:restartNumberingAfterBreak="0">
+    <w:nsid w:val="14955307"/>
+    <w:multiLevelType w:val="multilevel"/>
+    <w:tmpl w:val="DA9E973A"/>
+    <w:lvl w:ilvl="0">
+      <w:start w:val="1"/>
+      <w:numFmt w:val="bullet"/>
+      <w:lvlText w:val=""/>
+      <w:lvlJc w:val="left"/>
+      <w:pPr>
+        <w:tabs>
+          <w:tab w:val="num" w:pos="720"/>
+        </w:tabs>
+        <w:ind w:left="720" w:hanging="360"/>
+      </w:pPr>
+      <w:rPr>
+        <w:rFonts w:ascii="Symbol" w:hAnsi="Symbol" w:hint="default"/>
+        <w:sz w:val="20"/>
+      </w:rPr>
+    </w:lvl>
+    <w:lvl w:ilvl="1" w:tentative="1">
+      <w:start w:val="1"/>
+      <w:numFmt w:val="bullet"/>
+      <w:lvlText w:val="o"/>
+      <w:lvlJc w:val="left"/>
+      <w:pPr>
+        <w:tabs>
+          <w:tab w:val="num" w:pos="1440"/>
+        </w:tabs>
+        <w:ind w:left="1440" w:hanging="360"/>
+      </w:pPr>
+      <w:rPr>
+        <w:rFonts w:ascii="Courier New" w:hAnsi="Courier New" w:hint="default"/>
+        <w:sz w:val="20"/>
+      </w:rPr>
+    </w:lvl>
+    <w:lvl w:ilvl="2" w:tentative="1">
+      <w:start w:val="1"/>
+      <w:numFmt w:val="bullet"/>
+      <w:lvlText w:val=""/>
+      <w:lvlJc w:val="left"/>
+      <w:pPr>
+        <w:tabs>
+          <w:tab w:val="num" w:pos="2160"/>
+        </w:tabs>
+        <w:ind w:left="2160" w:hanging="360"/>
+      </w:pPr>
+      <w:rPr>
+        <w:rFonts w:ascii="Wingdings" w:hAnsi="Wingdings" w:hint="default"/>
+        <w:sz w:val="20"/>
+      </w:rPr>
+    </w:lvl>
+    <w:lvl w:ilvl="3" w:tentative="1">
+      <w:start w:val="1"/>
+      <w:numFmt w:val="bullet"/>
+      <w:lvlText w:val=""/>
+      <w:lvlJc w:val="left"/>
+      <w:pPr>
+        <w:tabs>
+          <w:tab w:val="num" w:pos="2880"/>
+        </w:tabs>
+        <w:ind w:left="2880" w:hanging="360"/>
+      </w:pPr>
+      <w:rPr>
+        <w:rFonts w:ascii="Wingdings" w:hAnsi="Wingdings" w:hint="default"/>
+        <w:sz w:val="20"/>
+      </w:rPr>
+    </w:lvl>
+    <w:lvl w:ilvl="4" w:tentative="1">
+      <w:start w:val="1"/>
+      <w:numFmt w:val="bullet"/>
+      <w:lvlText w:val=""/>
+      <w:lvlJc w:val="left"/>
+      <w:pPr>
+        <w:tabs>
+          <w:tab w:val="num" w:pos="3600"/>
+        </w:tabs>
+        <w:ind w:left="3600" w:hanging="360"/>
+      </w:pPr>
+      <w:rPr>
+        <w:rFonts w:ascii="Wingdings" w:hAnsi="Wingdings" w:hint="default"/>
+        <w:sz w:val="20"/>
+      </w:rPr>
+    </w:lvl>
+    <w:lvl w:ilvl="5" w:tentative="1">
+      <w:start w:val="1"/>
+      <w:numFmt w:val="bullet"/>
+      <w:lvlText w:val=""/>
+      <w:lvlJc w:val="left"/>
+      <w:pPr>
+        <w:tabs>
+          <w:tab w:val="num" w:pos="4320"/>
+        </w:tabs>
+        <w:ind w:left="4320" w:hanging="360"/>
+      </w:pPr>
+      <w:rPr>
+        <w:rFonts w:ascii="Wingdings" w:hAnsi="Wingdings" w:hint="default"/>
+        <w:sz w:val="20"/>
+      </w:rPr>
+    </w:lvl>
+    <w:lvl w:ilvl="6" w:tentative="1">
+      <w:start w:val="1"/>
+      <w:numFmt w:val="bullet"/>
+      <w:lvlText w:val=""/>
+      <w:lvlJc w:val="left"/>
+      <w:pPr>
+        <w:tabs>
+          <w:tab w:val="num" w:pos="5040"/>
+        </w:tabs>
+        <w:ind w:left="5040" w:hanging="360"/>
+      </w:pPr>
+      <w:rPr>
+        <w:rFonts w:ascii="Wingdings" w:hAnsi="Wingdings" w:hint="default"/>
+        <w:sz w:val="20"/>
+      </w:rPr>
+    </w:lvl>
+    <w:lvl w:ilvl="7" w:tentative="1">
+      <w:start w:val="1"/>
+      <w:numFmt w:val="bullet"/>
+      <w:lvlText w:val=""/>
+      <w:lvlJc w:val="left"/>
+      <w:pPr>
+        <w:tabs>
+          <w:tab w:val="num" w:pos="5760"/>
+        </w:tabs>
+        <w:ind w:left="5760" w:hanging="360"/>
+      </w:pPr>
+      <w:rPr>
+        <w:rFonts w:ascii="Wingdings" w:hAnsi="Wingdings" w:hint="default"/>
+        <w:sz w:val="20"/>
+      </w:rPr>
+    </w:lvl>
+    <w:lvl w:ilvl="8" w:tentative="1">
+      <w:start w:val="1"/>
+      <w:numFmt w:val="bullet"/>
+      <w:lvlText w:val=""/>
+      <w:lvlJc w:val="left"/>
+      <w:pPr>
+        <w:tabs>
+          <w:tab w:val="num" w:pos="6480"/>
+        </w:tabs>
+        <w:ind w:left="6480" w:hanging="360"/>
+      </w:pPr>
+      <w:rPr>
+        <w:rFonts w:ascii="Wingdings" w:hAnsi="Wingdings" w:hint="default"/>
+        <w:sz w:val="20"/>
+      </w:rPr>
+    </w:lvl>
+  </w:abstractNum>
+  <w:abstractNum w:abstractNumId="8" w15:restartNumberingAfterBreak="0">
+    <w:nsid w:val="14C02C23"/>
+    <w:multiLevelType w:val="multilevel"/>
+    <w:tmpl w:val="EC7C0E74"/>
+    <w:lvl w:ilvl="0">
+      <w:start w:val="1"/>
+      <w:numFmt w:val="bullet"/>
+      <w:lvlText w:val=""/>
+      <w:lvlJc w:val="left"/>
+      <w:pPr>
+        <w:tabs>
+          <w:tab w:val="num" w:pos="720"/>
+        </w:tabs>
+        <w:ind w:left="720" w:hanging="360"/>
+      </w:pPr>
+      <w:rPr>
+        <w:rFonts w:ascii="Symbol" w:hAnsi="Symbol" w:hint="default"/>
+        <w:sz w:val="20"/>
+      </w:rPr>
+    </w:lvl>
+    <w:lvl w:ilvl="1" w:tentative="1">
+      <w:start w:val="1"/>
+      <w:numFmt w:val="bullet"/>
+      <w:lvlText w:val="o"/>
+      <w:lvlJc w:val="left"/>
+      <w:pPr>
+        <w:tabs>
+          <w:tab w:val="num" w:pos="1440"/>
+        </w:tabs>
+        <w:ind w:left="1440" w:hanging="360"/>
+      </w:pPr>
+      <w:rPr>
+        <w:rFonts w:ascii="Courier New" w:hAnsi="Courier New" w:hint="default"/>
+        <w:sz w:val="20"/>
+      </w:rPr>
+    </w:lvl>
+    <w:lvl w:ilvl="2" w:tentative="1">
+      <w:start w:val="1"/>
+      <w:numFmt w:val="bullet"/>
+      <w:lvlText w:val=""/>
+      <w:lvlJc w:val="left"/>
+      <w:pPr>
+        <w:tabs>
+          <w:tab w:val="num" w:pos="2160"/>
+        </w:tabs>
+        <w:ind w:left="2160" w:hanging="360"/>
+      </w:pPr>
+      <w:rPr>
+        <w:rFonts w:ascii="Wingdings" w:hAnsi="Wingdings" w:hint="default"/>
+        <w:sz w:val="20"/>
+      </w:rPr>
+    </w:lvl>
+    <w:lvl w:ilvl="3" w:tentative="1">
+      <w:start w:val="1"/>
+      <w:numFmt w:val="bullet"/>
+      <w:lvlText w:val=""/>
+      <w:lvlJc w:val="left"/>
+      <w:pPr>
+        <w:tabs>
+          <w:tab w:val="num" w:pos="2880"/>
+        </w:tabs>
+        <w:ind w:left="2880" w:hanging="360"/>
+      </w:pPr>
+      <w:rPr>
+        <w:rFonts w:ascii="Wingdings" w:hAnsi="Wingdings" w:hint="default"/>
+        <w:sz w:val="20"/>
+      </w:rPr>
+    </w:lvl>
+    <w:lvl w:ilvl="4" w:tentative="1">
+      <w:start w:val="1"/>
+      <w:numFmt w:val="bullet"/>
+      <w:lvlText w:val=""/>
+      <w:lvlJc w:val="left"/>
+      <w:pPr>
+        <w:tabs>
+          <w:tab w:val="num" w:pos="3600"/>
+        </w:tabs>
+        <w:ind w:left="3600" w:hanging="360"/>
+      </w:pPr>
+      <w:rPr>
+        <w:rFonts w:ascii="Wingdings" w:hAnsi="Wingdings" w:hint="default"/>
+        <w:sz w:val="20"/>
+      </w:rPr>
+    </w:lvl>
+    <w:lvl w:ilvl="5" w:tentative="1">
+      <w:start w:val="1"/>
+      <w:numFmt w:val="bullet"/>
+      <w:lvlText w:val=""/>
+      <w:lvlJc w:val="left"/>
+      <w:pPr>
+        <w:tabs>
+          <w:tab w:val="num" w:pos="4320"/>
+        </w:tabs>
+        <w:ind w:left="4320" w:hanging="360"/>
+      </w:pPr>
+      <w:rPr>
+        <w:rFonts w:ascii="Wingdings" w:hAnsi="Wingdings" w:hint="default"/>
+        <w:sz w:val="20"/>
+      </w:rPr>
+    </w:lvl>
+    <w:lvl w:ilvl="6" w:tentative="1">
+      <w:start w:val="1"/>
+      <w:numFmt w:val="bullet"/>
+      <w:lvlText w:val=""/>
+      <w:lvlJc w:val="left"/>
+      <w:pPr>
+        <w:tabs>
+          <w:tab w:val="num" w:pos="5040"/>
+        </w:tabs>
+        <w:ind w:left="5040" w:hanging="360"/>
+      </w:pPr>
+      <w:rPr>
+        <w:rFonts w:ascii="Wingdings" w:hAnsi="Wingdings" w:hint="default"/>
+        <w:sz w:val="20"/>
+      </w:rPr>
+    </w:lvl>
+    <w:lvl w:ilvl="7" w:tentative="1">
+      <w:start w:val="1"/>
+      <w:numFmt w:val="bullet"/>
+      <w:lvlText w:val=""/>
+      <w:lvlJc w:val="left"/>
+      <w:pPr>
+        <w:tabs>
+          <w:tab w:val="num" w:pos="5760"/>
+        </w:tabs>
+        <w:ind w:left="5760" w:hanging="360"/>
+      </w:pPr>
+      <w:rPr>
+        <w:rFonts w:ascii="Wingdings" w:hAnsi="Wingdings" w:hint="default"/>
+        <w:sz w:val="20"/>
+      </w:rPr>
+    </w:lvl>
+    <w:lvl w:ilvl="8" w:tentative="1">
+      <w:start w:val="1"/>
+      <w:numFmt w:val="bullet"/>
+      <w:lvlText w:val=""/>
+      <w:lvlJc w:val="left"/>
+      <w:pPr>
+        <w:tabs>
+          <w:tab w:val="num" w:pos="6480"/>
+        </w:tabs>
+        <w:ind w:left="6480" w:hanging="360"/>
+      </w:pPr>
+      <w:rPr>
+        <w:rFonts w:ascii="Wingdings" w:hAnsi="Wingdings" w:hint="default"/>
+        <w:sz w:val="20"/>
+      </w:rPr>
+    </w:lvl>
+  </w:abstractNum>
+  <w:abstractNum w:abstractNumId="9" w15:restartNumberingAfterBreak="0">
+    <w:nsid w:val="16F5669B"/>
+    <w:multiLevelType w:val="multilevel"/>
+    <w:tmpl w:val="3AB83792"/>
+    <w:lvl w:ilvl="0">
+      <w:start w:val="1"/>
+      <w:numFmt w:val="bullet"/>
+      <w:lvlText w:val=""/>
+      <w:lvlJc w:val="left"/>
+      <w:pPr>
+        <w:tabs>
+          <w:tab w:val="num" w:pos="720"/>
+        </w:tabs>
+        <w:ind w:left="720" w:hanging="360"/>
+      </w:pPr>
+      <w:rPr>
+        <w:rFonts w:ascii="Symbol" w:hAnsi="Symbol" w:hint="default"/>
+        <w:sz w:val="20"/>
+      </w:rPr>
+    </w:lvl>
+    <w:lvl w:ilvl="1" w:tentative="1">
+      <w:start w:val="1"/>
+      <w:numFmt w:val="bullet"/>
+      <w:lvlText w:val="o"/>
+      <w:lvlJc w:val="left"/>
+      <w:pPr>
+        <w:tabs>
+          <w:tab w:val="num" w:pos="1440"/>
+        </w:tabs>
+        <w:ind w:left="1440" w:hanging="360"/>
+      </w:pPr>
+      <w:rPr>
+        <w:rFonts w:ascii="Courier New" w:hAnsi="Courier New" w:hint="default"/>
+        <w:sz w:val="20"/>
+      </w:rPr>
+    </w:lvl>
+    <w:lvl w:ilvl="2" w:tentative="1">
+      <w:start w:val="1"/>
+      <w:numFmt w:val="bullet"/>
+      <w:lvlText w:val=""/>
+      <w:lvlJc w:val="left"/>
+      <w:pPr>
+        <w:tabs>
+          <w:tab w:val="num" w:pos="2160"/>
+        </w:tabs>
+        <w:ind w:left="2160" w:hanging="360"/>
+      </w:pPr>
+      <w:rPr>
+        <w:rFonts w:ascii="Wingdings" w:hAnsi="Wingdings" w:hint="default"/>
+        <w:sz w:val="20"/>
+      </w:rPr>
+    </w:lvl>
+    <w:lvl w:ilvl="3" w:tentative="1">
+      <w:start w:val="1"/>
+      <w:numFmt w:val="bullet"/>
+      <w:lvlText w:val=""/>
+      <w:lvlJc w:val="left"/>
+      <w:pPr>
+        <w:tabs>
+          <w:tab w:val="num" w:pos="2880"/>
+        </w:tabs>
+        <w:ind w:left="2880" w:hanging="360"/>
+      </w:pPr>
+      <w:rPr>
+        <w:rFonts w:ascii="Wingdings" w:hAnsi="Wingdings" w:hint="default"/>
+        <w:sz w:val="20"/>
+      </w:rPr>
+    </w:lvl>
+    <w:lvl w:ilvl="4" w:tentative="1">
+      <w:start w:val="1"/>
+      <w:numFmt w:val="bullet"/>
+      <w:lvlText w:val=""/>
+      <w:lvlJc w:val="left"/>
+      <w:pPr>
+        <w:tabs>
+          <w:tab w:val="num" w:pos="3600"/>
+        </w:tabs>
+        <w:ind w:left="3600" w:hanging="360"/>
+      </w:pPr>
+      <w:rPr>
+        <w:rFonts w:ascii="Wingdings" w:hAnsi="Wingdings" w:hint="default"/>
+        <w:sz w:val="20"/>
+      </w:rPr>
+    </w:lvl>
+    <w:lvl w:ilvl="5" w:tentative="1">
+      <w:start w:val="1"/>
+      <w:numFmt w:val="bullet"/>
+      <w:lvlText w:val=""/>
+      <w:lvlJc w:val="left"/>
+      <w:pPr>
+        <w:tabs>
+          <w:tab w:val="num" w:pos="4320"/>
+        </w:tabs>
+        <w:ind w:left="4320" w:hanging="360"/>
+      </w:pPr>
+      <w:rPr>
+        <w:rFonts w:ascii="Wingdings" w:hAnsi="Wingdings" w:hint="default"/>
+        <w:sz w:val="20"/>
+      </w:rPr>
+    </w:lvl>
+    <w:lvl w:ilvl="6" w:tentative="1">
+      <w:start w:val="1"/>
+      <w:numFmt w:val="bullet"/>
+      <w:lvlText w:val=""/>
+      <w:lvlJc w:val="left"/>
+      <w:pPr>
+        <w:tabs>
+          <w:tab w:val="num" w:pos="5040"/>
+        </w:tabs>
+        <w:ind w:left="5040" w:hanging="360"/>
+      </w:pPr>
+      <w:rPr>
+        <w:rFonts w:ascii="Wingdings" w:hAnsi="Wingdings" w:hint="default"/>
+        <w:sz w:val="20"/>
+      </w:rPr>
+    </w:lvl>
+    <w:lvl w:ilvl="7" w:tentative="1">
+      <w:start w:val="1"/>
+      <w:numFmt w:val="bullet"/>
+      <w:lvlText w:val=""/>
+      <w:lvlJc w:val="left"/>
+      <w:pPr>
+        <w:tabs>
+          <w:tab w:val="num" w:pos="5760"/>
+        </w:tabs>
+        <w:ind w:left="5760" w:hanging="360"/>
+      </w:pPr>
+      <w:rPr>
+        <w:rFonts w:ascii="Wingdings" w:hAnsi="Wingdings" w:hint="default"/>
+        <w:sz w:val="20"/>
+      </w:rPr>
+    </w:lvl>
+    <w:lvl w:ilvl="8" w:tentative="1">
+      <w:start w:val="1"/>
+      <w:numFmt w:val="bullet"/>
+      <w:lvlText w:val=""/>
+      <w:lvlJc w:val="left"/>
+      <w:pPr>
+        <w:tabs>
+          <w:tab w:val="num" w:pos="6480"/>
+        </w:tabs>
+        <w:ind w:left="6480" w:hanging="360"/>
+      </w:pPr>
+      <w:rPr>
+        <w:rFonts w:ascii="Wingdings" w:hAnsi="Wingdings" w:hint="default"/>
+        <w:sz w:val="20"/>
+      </w:rPr>
+    </w:lvl>
+  </w:abstractNum>
+  <w:abstractNum w:abstractNumId="10" w15:restartNumberingAfterBreak="0">
+    <w:nsid w:val="196D199A"/>
+    <w:multiLevelType w:val="multilevel"/>
+    <w:tmpl w:val="BA0AB91C"/>
+    <w:lvl w:ilvl="0">
+      <w:start w:val="1"/>
+      <w:numFmt w:val="bullet"/>
+      <w:lvlText w:val=""/>
+      <w:lvlJc w:val="left"/>
+      <w:pPr>
+        <w:tabs>
+          <w:tab w:val="num" w:pos="720"/>
+        </w:tabs>
+        <w:ind w:left="720" w:hanging="360"/>
+      </w:pPr>
+      <w:rPr>
+        <w:rFonts w:ascii="Symbol" w:hAnsi="Symbol" w:hint="default"/>
+        <w:sz w:val="20"/>
+      </w:rPr>
+    </w:lvl>
+    <w:lvl w:ilvl="1" w:tentative="1">
+      <w:start w:val="1"/>
+      <w:numFmt w:val="bullet"/>
+      <w:lvlText w:val="o"/>
+      <w:lvlJc w:val="left"/>
+      <w:pPr>
+        <w:tabs>
+          <w:tab w:val="num" w:pos="1440"/>
+        </w:tabs>
+        <w:ind w:left="1440" w:hanging="360"/>
+      </w:pPr>
+      <w:rPr>
+        <w:rFonts w:ascii="Courier New" w:hAnsi="Courier New" w:hint="default"/>
+        <w:sz w:val="20"/>
+      </w:rPr>
+    </w:lvl>
+    <w:lvl w:ilvl="2" w:tentative="1">
+      <w:start w:val="1"/>
+      <w:numFmt w:val="bullet"/>
+      <w:lvlText w:val=""/>
+      <w:lvlJc w:val="left"/>
+      <w:pPr>
+        <w:tabs>
+          <w:tab w:val="num" w:pos="2160"/>
+        </w:tabs>
+        <w:ind w:left="2160" w:hanging="360"/>
+      </w:pPr>
+      <w:rPr>
+        <w:rFonts w:ascii="Wingdings" w:hAnsi="Wingdings" w:hint="default"/>
+        <w:sz w:val="20"/>
+      </w:rPr>
+    </w:lvl>
+    <w:lvl w:ilvl="3" w:tentative="1">
+      <w:start w:val="1"/>
+      <w:numFmt w:val="bullet"/>
+      <w:lvlText w:val=""/>
+      <w:lvlJc w:val="left"/>
+      <w:pPr>
+        <w:tabs>
+          <w:tab w:val="num" w:pos="2880"/>
+        </w:tabs>
+        <w:ind w:left="2880" w:hanging="360"/>
+      </w:pPr>
+      <w:rPr>
+        <w:rFonts w:ascii="Wingdings" w:hAnsi="Wingdings" w:hint="default"/>
+        <w:sz w:val="20"/>
+      </w:rPr>
+    </w:lvl>
+    <w:lvl w:ilvl="4" w:tentative="1">
+      <w:start w:val="1"/>
+      <w:numFmt w:val="bullet"/>
+      <w:lvlText w:val=""/>
+      <w:lvlJc w:val="left"/>
+      <w:pPr>
+        <w:tabs>
+          <w:tab w:val="num" w:pos="3600"/>
+        </w:tabs>
+        <w:ind w:left="3600" w:hanging="360"/>
+      </w:pPr>
+      <w:rPr>
+        <w:rFonts w:ascii="Wingdings" w:hAnsi="Wingdings" w:hint="default"/>
+        <w:sz w:val="20"/>
+      </w:rPr>
+    </w:lvl>
+    <w:lvl w:ilvl="5" w:tentative="1">
+      <w:start w:val="1"/>
+      <w:numFmt w:val="bullet"/>
+      <w:lvlText w:val=""/>
+      <w:lvlJc w:val="left"/>
+      <w:pPr>
+        <w:tabs>
+          <w:tab w:val="num" w:pos="4320"/>
+        </w:tabs>
+        <w:ind w:left="4320" w:hanging="360"/>
+      </w:pPr>
+      <w:rPr>
+        <w:rFonts w:ascii="Wingdings" w:hAnsi="Wingdings" w:hint="default"/>
+        <w:sz w:val="20"/>
+      </w:rPr>
+    </w:lvl>
+    <w:lvl w:ilvl="6" w:tentative="1">
+      <w:start w:val="1"/>
+      <w:numFmt w:val="bullet"/>
+      <w:lvlText w:val=""/>
+      <w:lvlJc w:val="left"/>
+      <w:pPr>
+        <w:tabs>
+          <w:tab w:val="num" w:pos="5040"/>
+        </w:tabs>
+        <w:ind w:left="5040" w:hanging="360"/>
+      </w:pPr>
+      <w:rPr>
+        <w:rFonts w:ascii="Wingdings" w:hAnsi="Wingdings" w:hint="default"/>
+        <w:sz w:val="20"/>
+      </w:rPr>
+    </w:lvl>
+    <w:lvl w:ilvl="7" w:tentative="1">
+      <w:start w:val="1"/>
+      <w:numFmt w:val="bullet"/>
+      <w:lvlText w:val=""/>
+      <w:lvlJc w:val="left"/>
+      <w:pPr>
+        <w:tabs>
+          <w:tab w:val="num" w:pos="5760"/>
+        </w:tabs>
+        <w:ind w:left="5760" w:hanging="360"/>
+      </w:pPr>
+      <w:rPr>
+        <w:rFonts w:ascii="Wingdings" w:hAnsi="Wingdings" w:hint="default"/>
+        <w:sz w:val="20"/>
+      </w:rPr>
+    </w:lvl>
+    <w:lvl w:ilvl="8" w:tentative="1">
+      <w:start w:val="1"/>
+      <w:numFmt w:val="bullet"/>
+      <w:lvlText w:val=""/>
+      <w:lvlJc w:val="left"/>
+      <w:pPr>
+        <w:tabs>
+          <w:tab w:val="num" w:pos="6480"/>
+        </w:tabs>
+        <w:ind w:left="6480" w:hanging="360"/>
+      </w:pPr>
+      <w:rPr>
+        <w:rFonts w:ascii="Wingdings" w:hAnsi="Wingdings" w:hint="default"/>
+        <w:sz w:val="20"/>
+      </w:rPr>
+    </w:lvl>
+  </w:abstractNum>
+  <w:abstractNum w:abstractNumId="11" w15:restartNumberingAfterBreak="0">
+    <w:nsid w:val="1ABE2EAD"/>
+    <w:multiLevelType w:val="multilevel"/>
+    <w:tmpl w:val="A7D8793A"/>
+    <w:lvl w:ilvl="0">
+      <w:start w:val="1"/>
+      <w:numFmt w:val="bullet"/>
+      <w:lvlText w:val=""/>
+      <w:lvlJc w:val="left"/>
+      <w:pPr>
+        <w:tabs>
+          <w:tab w:val="num" w:pos="720"/>
+        </w:tabs>
+        <w:ind w:left="720" w:hanging="360"/>
+      </w:pPr>
+      <w:rPr>
+        <w:rFonts w:ascii="Symbol" w:hAnsi="Symbol" w:hint="default"/>
+        <w:sz w:val="20"/>
+      </w:rPr>
+    </w:lvl>
+    <w:lvl w:ilvl="1" w:tentative="1">
+      <w:start w:val="1"/>
+      <w:numFmt w:val="bullet"/>
+      <w:lvlText w:val="o"/>
+      <w:lvlJc w:val="left"/>
+      <w:pPr>
+        <w:tabs>
+          <w:tab w:val="num" w:pos="1440"/>
+        </w:tabs>
+        <w:ind w:left="1440" w:hanging="360"/>
+      </w:pPr>
+      <w:rPr>
+        <w:rFonts w:ascii="Courier New" w:hAnsi="Courier New" w:hint="default"/>
+        <w:sz w:val="20"/>
+      </w:rPr>
+    </w:lvl>
+    <w:lvl w:ilvl="2" w:tentative="1">
+      <w:start w:val="1"/>
+      <w:numFmt w:val="bullet"/>
+      <w:lvlText w:val=""/>
+      <w:lvlJc w:val="left"/>
+      <w:pPr>
+        <w:tabs>
+          <w:tab w:val="num" w:pos="2160"/>
+        </w:tabs>
+        <w:ind w:left="2160" w:hanging="360"/>
+      </w:pPr>
+      <w:rPr>
+        <w:rFonts w:ascii="Wingdings" w:hAnsi="Wingdings" w:hint="default"/>
+        <w:sz w:val="20"/>
+      </w:rPr>
+    </w:lvl>
+    <w:lvl w:ilvl="3" w:tentative="1">
+      <w:start w:val="1"/>
+      <w:numFmt w:val="bullet"/>
+      <w:lvlText w:val=""/>
+      <w:lvlJc w:val="left"/>
+      <w:pPr>
+        <w:tabs>
+          <w:tab w:val="num" w:pos="2880"/>
+        </w:tabs>
+        <w:ind w:left="2880" w:hanging="360"/>
+      </w:pPr>
+      <w:rPr>
+        <w:rFonts w:ascii="Wingdings" w:hAnsi="Wingdings" w:hint="default"/>
+        <w:sz w:val="20"/>
+      </w:rPr>
+    </w:lvl>
+    <w:lvl w:ilvl="4" w:tentative="1">
+      <w:start w:val="1"/>
+      <w:numFmt w:val="bullet"/>
+      <w:lvlText w:val=""/>
+      <w:lvlJc w:val="left"/>
+      <w:pPr>
+        <w:tabs>
+          <w:tab w:val="num" w:pos="3600"/>
+        </w:tabs>
+        <w:ind w:left="3600" w:hanging="360"/>
+      </w:pPr>
+      <w:rPr>
+        <w:rFonts w:ascii="Wingdings" w:hAnsi="Wingdings" w:hint="default"/>
+        <w:sz w:val="20"/>
+      </w:rPr>
+    </w:lvl>
+    <w:lvl w:ilvl="5" w:tentative="1">
+      <w:start w:val="1"/>
+      <w:numFmt w:val="bullet"/>
+      <w:lvlText w:val=""/>
+      <w:lvlJc w:val="left"/>
+      <w:pPr>
+        <w:tabs>
+          <w:tab w:val="num" w:pos="4320"/>
+        </w:tabs>
+        <w:ind w:left="4320" w:hanging="360"/>
+      </w:pPr>
+      <w:rPr>
+        <w:rFonts w:ascii="Wingdings" w:hAnsi="Wingdings" w:hint="default"/>
+        <w:sz w:val="20"/>
+      </w:rPr>
+    </w:lvl>
+    <w:lvl w:ilvl="6" w:tentative="1">
+      <w:start w:val="1"/>
+      <w:numFmt w:val="bullet"/>
+      <w:lvlText w:val=""/>
+      <w:lvlJc w:val="left"/>
+      <w:pPr>
+        <w:tabs>
+          <w:tab w:val="num" w:pos="5040"/>
+        </w:tabs>
+        <w:ind w:left="5040" w:hanging="360"/>
+      </w:pPr>
+      <w:rPr>
+        <w:rFonts w:ascii="Wingdings" w:hAnsi="Wingdings" w:hint="default"/>
+        <w:sz w:val="20"/>
+      </w:rPr>
+    </w:lvl>
+    <w:lvl w:ilvl="7" w:tentative="1">
+      <w:start w:val="1"/>
+      <w:numFmt w:val="bullet"/>
+      <w:lvlText w:val=""/>
+      <w:lvlJc w:val="left"/>
+      <w:pPr>
+        <w:tabs>
+          <w:tab w:val="num" w:pos="5760"/>
+        </w:tabs>
+        <w:ind w:left="5760" w:hanging="360"/>
+      </w:pPr>
+      <w:rPr>
+        <w:rFonts w:ascii="Wingdings" w:hAnsi="Wingdings" w:hint="default"/>
+        <w:sz w:val="20"/>
+      </w:rPr>
+    </w:lvl>
+    <w:lvl w:ilvl="8" w:tentative="1">
+      <w:start w:val="1"/>
+      <w:numFmt w:val="bullet"/>
+      <w:lvlText w:val=""/>
+      <w:lvlJc w:val="left"/>
+      <w:pPr>
+        <w:tabs>
+          <w:tab w:val="num" w:pos="6480"/>
+        </w:tabs>
+        <w:ind w:left="6480" w:hanging="360"/>
+      </w:pPr>
+      <w:rPr>
+        <w:rFonts w:ascii="Wingdings" w:hAnsi="Wingdings" w:hint="default"/>
+        <w:sz w:val="20"/>
+      </w:rPr>
+    </w:lvl>
+  </w:abstractNum>
+  <w:abstractNum w:abstractNumId="12" w15:restartNumberingAfterBreak="0">
     <w:nsid w:val="1C2C7C74"/>
     <w:multiLevelType w:val="multilevel"/>
     <w:tmpl w:val="6924E1F6"/>
@@ -1601,7 +3368,305 @@
       </w:rPr>
     </w:lvl>
   </w:abstractNum>
-  <w:abstractNum w:abstractNumId="2" w15:restartNumberingAfterBreak="0">
+  <w:abstractNum w:abstractNumId="13" w15:restartNumberingAfterBreak="0">
+    <w:nsid w:val="1D295FF4"/>
+    <w:multiLevelType w:val="multilevel"/>
+    <w:tmpl w:val="D81892C2"/>
+    <w:lvl w:ilvl="0">
+      <w:start w:val="1"/>
+      <w:numFmt w:val="bullet"/>
+      <w:lvlText w:val=""/>
+      <w:lvlJc w:val="left"/>
+      <w:pPr>
+        <w:tabs>
+          <w:tab w:val="num" w:pos="720"/>
+        </w:tabs>
+        <w:ind w:left="720" w:hanging="360"/>
+      </w:pPr>
+      <w:rPr>
+        <w:rFonts w:ascii="Symbol" w:hAnsi="Symbol" w:hint="default"/>
+        <w:sz w:val="20"/>
+      </w:rPr>
+    </w:lvl>
+    <w:lvl w:ilvl="1" w:tentative="1">
+      <w:start w:val="1"/>
+      <w:numFmt w:val="bullet"/>
+      <w:lvlText w:val="o"/>
+      <w:lvlJc w:val="left"/>
+      <w:pPr>
+        <w:tabs>
+          <w:tab w:val="num" w:pos="1440"/>
+        </w:tabs>
+        <w:ind w:left="1440" w:hanging="360"/>
+      </w:pPr>
+      <w:rPr>
+        <w:rFonts w:ascii="Courier New" w:hAnsi="Courier New" w:hint="default"/>
+        <w:sz w:val="20"/>
+      </w:rPr>
+    </w:lvl>
+    <w:lvl w:ilvl="2" w:tentative="1">
+      <w:start w:val="1"/>
+      <w:numFmt w:val="bullet"/>
+      <w:lvlText w:val=""/>
+      <w:lvlJc w:val="left"/>
+      <w:pPr>
+        <w:tabs>
+          <w:tab w:val="num" w:pos="2160"/>
+        </w:tabs>
+        <w:ind w:left="2160" w:hanging="360"/>
+      </w:pPr>
+      <w:rPr>
+        <w:rFonts w:ascii="Wingdings" w:hAnsi="Wingdings" w:hint="default"/>
+        <w:sz w:val="20"/>
+      </w:rPr>
+    </w:lvl>
+    <w:lvl w:ilvl="3" w:tentative="1">
+      <w:start w:val="1"/>
+      <w:numFmt w:val="bullet"/>
+      <w:lvlText w:val=""/>
+      <w:lvlJc w:val="left"/>
+      <w:pPr>
+        <w:tabs>
+          <w:tab w:val="num" w:pos="2880"/>
+        </w:tabs>
+        <w:ind w:left="2880" w:hanging="360"/>
+      </w:pPr>
+      <w:rPr>
+        <w:rFonts w:ascii="Wingdings" w:hAnsi="Wingdings" w:hint="default"/>
+        <w:sz w:val="20"/>
+      </w:rPr>
+    </w:lvl>
+    <w:lvl w:ilvl="4" w:tentative="1">
+      <w:start w:val="1"/>
+      <w:numFmt w:val="bullet"/>
+      <w:lvlText w:val=""/>
+      <w:lvlJc w:val="left"/>
+      <w:pPr>
+        <w:tabs>
+          <w:tab w:val="num" w:pos="3600"/>
+        </w:tabs>
+        <w:ind w:left="3600" w:hanging="360"/>
+      </w:pPr>
+      <w:rPr>
+        <w:rFonts w:ascii="Wingdings" w:hAnsi="Wingdings" w:hint="default"/>
+        <w:sz w:val="20"/>
+      </w:rPr>
+    </w:lvl>
+    <w:lvl w:ilvl="5" w:tentative="1">
+      <w:start w:val="1"/>
+      <w:numFmt w:val="bullet"/>
+      <w:lvlText w:val=""/>
+      <w:lvlJc w:val="left"/>
+      <w:pPr>
+        <w:tabs>
+          <w:tab w:val="num" w:pos="4320"/>
+        </w:tabs>
+        <w:ind w:left="4320" w:hanging="360"/>
+      </w:pPr>
+      <w:rPr>
+        <w:rFonts w:ascii="Wingdings" w:hAnsi="Wingdings" w:hint="default"/>
+        <w:sz w:val="20"/>
+      </w:rPr>
+    </w:lvl>
+    <w:lvl w:ilvl="6" w:tentative="1">
+      <w:start w:val="1"/>
+      <w:numFmt w:val="bullet"/>
+      <w:lvlText w:val=""/>
+      <w:lvlJc w:val="left"/>
+      <w:pPr>
+        <w:tabs>
+          <w:tab w:val="num" w:pos="5040"/>
+        </w:tabs>
+        <w:ind w:left="5040" w:hanging="360"/>
+      </w:pPr>
+      <w:rPr>
+        <w:rFonts w:ascii="Wingdings" w:hAnsi="Wingdings" w:hint="default"/>
+        <w:sz w:val="20"/>
+      </w:rPr>
+    </w:lvl>
+    <w:lvl w:ilvl="7" w:tentative="1">
+      <w:start w:val="1"/>
+      <w:numFmt w:val="bullet"/>
+      <w:lvlText w:val=""/>
+      <w:lvlJc w:val="left"/>
+      <w:pPr>
+        <w:tabs>
+          <w:tab w:val="num" w:pos="5760"/>
+        </w:tabs>
+        <w:ind w:left="5760" w:hanging="360"/>
+      </w:pPr>
+      <w:rPr>
+        <w:rFonts w:ascii="Wingdings" w:hAnsi="Wingdings" w:hint="default"/>
+        <w:sz w:val="20"/>
+      </w:rPr>
+    </w:lvl>
+    <w:lvl w:ilvl="8" w:tentative="1">
+      <w:start w:val="1"/>
+      <w:numFmt w:val="bullet"/>
+      <w:lvlText w:val=""/>
+      <w:lvlJc w:val="left"/>
+      <w:pPr>
+        <w:tabs>
+          <w:tab w:val="num" w:pos="6480"/>
+        </w:tabs>
+        <w:ind w:left="6480" w:hanging="360"/>
+      </w:pPr>
+      <w:rPr>
+        <w:rFonts w:ascii="Wingdings" w:hAnsi="Wingdings" w:hint="default"/>
+        <w:sz w:val="20"/>
+      </w:rPr>
+    </w:lvl>
+  </w:abstractNum>
+  <w:abstractNum w:abstractNumId="14" w15:restartNumberingAfterBreak="0">
+    <w:nsid w:val="256F41EF"/>
+    <w:multiLevelType w:val="multilevel"/>
+    <w:tmpl w:val="6D060214"/>
+    <w:lvl w:ilvl="0">
+      <w:start w:val="1"/>
+      <w:numFmt w:val="bullet"/>
+      <w:lvlText w:val=""/>
+      <w:lvlJc w:val="left"/>
+      <w:pPr>
+        <w:tabs>
+          <w:tab w:val="num" w:pos="720"/>
+        </w:tabs>
+        <w:ind w:left="720" w:hanging="360"/>
+      </w:pPr>
+      <w:rPr>
+        <w:rFonts w:ascii="Symbol" w:hAnsi="Symbol" w:hint="default"/>
+        <w:sz w:val="20"/>
+      </w:rPr>
+    </w:lvl>
+    <w:lvl w:ilvl="1" w:tentative="1">
+      <w:start w:val="1"/>
+      <w:numFmt w:val="bullet"/>
+      <w:lvlText w:val="o"/>
+      <w:lvlJc w:val="left"/>
+      <w:pPr>
+        <w:tabs>
+          <w:tab w:val="num" w:pos="1440"/>
+        </w:tabs>
+        <w:ind w:left="1440" w:hanging="360"/>
+      </w:pPr>
+      <w:rPr>
+        <w:rFonts w:ascii="Courier New" w:hAnsi="Courier New" w:hint="default"/>
+        <w:sz w:val="20"/>
+      </w:rPr>
+    </w:lvl>
+    <w:lvl w:ilvl="2" w:tentative="1">
+      <w:start w:val="1"/>
+      <w:numFmt w:val="bullet"/>
+      <w:lvlText w:val=""/>
+      <w:lvlJc w:val="left"/>
+      <w:pPr>
+        <w:tabs>
+          <w:tab w:val="num" w:pos="2160"/>
+        </w:tabs>
+        <w:ind w:left="2160" w:hanging="360"/>
+      </w:pPr>
+      <w:rPr>
+        <w:rFonts w:ascii="Wingdings" w:hAnsi="Wingdings" w:hint="default"/>
+        <w:sz w:val="20"/>
+      </w:rPr>
+    </w:lvl>
+    <w:lvl w:ilvl="3" w:tentative="1">
+      <w:start w:val="1"/>
+      <w:numFmt w:val="bullet"/>
+      <w:lvlText w:val=""/>
+      <w:lvlJc w:val="left"/>
+      <w:pPr>
+        <w:tabs>
+          <w:tab w:val="num" w:pos="2880"/>
+        </w:tabs>
+        <w:ind w:left="2880" w:hanging="360"/>
+      </w:pPr>
+      <w:rPr>
+        <w:rFonts w:ascii="Wingdings" w:hAnsi="Wingdings" w:hint="default"/>
+        <w:sz w:val="20"/>
+      </w:rPr>
+    </w:lvl>
+    <w:lvl w:ilvl="4" w:tentative="1">
+      <w:start w:val="1"/>
+      <w:numFmt w:val="bullet"/>
+      <w:lvlText w:val=""/>
+      <w:lvlJc w:val="left"/>
+      <w:pPr>
+        <w:tabs>
+          <w:tab w:val="num" w:pos="3600"/>
+        </w:tabs>
+        <w:ind w:left="3600" w:hanging="360"/>
+      </w:pPr>
+      <w:rPr>
+        <w:rFonts w:ascii="Wingdings" w:hAnsi="Wingdings" w:hint="default"/>
+        <w:sz w:val="20"/>
+      </w:rPr>
+    </w:lvl>
+    <w:lvl w:ilvl="5" w:tentative="1">
+      <w:start w:val="1"/>
+      <w:numFmt w:val="bullet"/>
+      <w:lvlText w:val=""/>
+      <w:lvlJc w:val="left"/>
+      <w:pPr>
+        <w:tabs>
+          <w:tab w:val="num" w:pos="4320"/>
+        </w:tabs>
+        <w:ind w:left="4320" w:hanging="360"/>
+      </w:pPr>
+      <w:rPr>
+        <w:rFonts w:ascii="Wingdings" w:hAnsi="Wingdings" w:hint="default"/>
+        <w:sz w:val="20"/>
+      </w:rPr>
+    </w:lvl>
+    <w:lvl w:ilvl="6" w:tentative="1">
+      <w:start w:val="1"/>
+      <w:numFmt w:val="bullet"/>
+      <w:lvlText w:val=""/>
+      <w:lvlJc w:val="left"/>
+      <w:pPr>
+        <w:tabs>
+          <w:tab w:val="num" w:pos="5040"/>
+        </w:tabs>
+        <w:ind w:left="5040" w:hanging="360"/>
+      </w:pPr>
+      <w:rPr>
+        <w:rFonts w:ascii="Wingdings" w:hAnsi="Wingdings" w:hint="default"/>
+        <w:sz w:val="20"/>
+      </w:rPr>
+    </w:lvl>
+    <w:lvl w:ilvl="7" w:tentative="1">
+      <w:start w:val="1"/>
+      <w:numFmt w:val="bullet"/>
+      <w:lvlText w:val=""/>
+      <w:lvlJc w:val="left"/>
+      <w:pPr>
+        <w:tabs>
+          <w:tab w:val="num" w:pos="5760"/>
+        </w:tabs>
+        <w:ind w:left="5760" w:hanging="360"/>
+      </w:pPr>
+      <w:rPr>
+        <w:rFonts w:ascii="Wingdings" w:hAnsi="Wingdings" w:hint="default"/>
+        <w:sz w:val="20"/>
+      </w:rPr>
+    </w:lvl>
+    <w:lvl w:ilvl="8" w:tentative="1">
+      <w:start w:val="1"/>
+      <w:numFmt w:val="bullet"/>
+      <w:lvlText w:val=""/>
+      <w:lvlJc w:val="left"/>
+      <w:pPr>
+        <w:tabs>
+          <w:tab w:val="num" w:pos="6480"/>
+        </w:tabs>
+        <w:ind w:left="6480" w:hanging="360"/>
+      </w:pPr>
+      <w:rPr>
+        <w:rFonts w:ascii="Wingdings" w:hAnsi="Wingdings" w:hint="default"/>
+        <w:sz w:val="20"/>
+      </w:rPr>
+    </w:lvl>
+  </w:abstractNum>
+  <w:abstractNum w:abstractNumId="15" w15:restartNumberingAfterBreak="0">
     <w:nsid w:val="2D554E21"/>
     <w:multiLevelType w:val="multilevel"/>
     <w:tmpl w:val="36FCEE8E"/>
@@ -1750,7 +3815,156 @@
       </w:rPr>
     </w:lvl>
   </w:abstractNum>
-  <w:abstractNum w:abstractNumId="3" w15:restartNumberingAfterBreak="0">
+  <w:abstractNum w:abstractNumId="16" w15:restartNumberingAfterBreak="0">
+    <w:nsid w:val="2DD344EE"/>
+    <w:multiLevelType w:val="multilevel"/>
+    <w:tmpl w:val="2B1AF45A"/>
+    <w:lvl w:ilvl="0">
+      <w:start w:val="1"/>
+      <w:numFmt w:val="bullet"/>
+      <w:lvlText w:val=""/>
+      <w:lvlJc w:val="left"/>
+      <w:pPr>
+        <w:tabs>
+          <w:tab w:val="num" w:pos="720"/>
+        </w:tabs>
+        <w:ind w:left="720" w:hanging="360"/>
+      </w:pPr>
+      <w:rPr>
+        <w:rFonts w:ascii="Symbol" w:hAnsi="Symbol" w:hint="default"/>
+        <w:sz w:val="20"/>
+      </w:rPr>
+    </w:lvl>
+    <w:lvl w:ilvl="1" w:tentative="1">
+      <w:start w:val="1"/>
+      <w:numFmt w:val="bullet"/>
+      <w:lvlText w:val="o"/>
+      <w:lvlJc w:val="left"/>
+      <w:pPr>
+        <w:tabs>
+          <w:tab w:val="num" w:pos="1440"/>
+        </w:tabs>
+        <w:ind w:left="1440" w:hanging="360"/>
+      </w:pPr>
+      <w:rPr>
+        <w:rFonts w:ascii="Courier New" w:hAnsi="Courier New" w:hint="default"/>
+        <w:sz w:val="20"/>
+      </w:rPr>
+    </w:lvl>
+    <w:lvl w:ilvl="2" w:tentative="1">
+      <w:start w:val="1"/>
+      <w:numFmt w:val="bullet"/>
+      <w:lvlText w:val=""/>
+      <w:lvlJc w:val="left"/>
+      <w:pPr>
+        <w:tabs>
+          <w:tab w:val="num" w:pos="2160"/>
+        </w:tabs>
+        <w:ind w:left="2160" w:hanging="360"/>
+      </w:pPr>
+      <w:rPr>
+        <w:rFonts w:ascii="Wingdings" w:hAnsi="Wingdings" w:hint="default"/>
+        <w:sz w:val="20"/>
+      </w:rPr>
+    </w:lvl>
+    <w:lvl w:ilvl="3" w:tentative="1">
+      <w:start w:val="1"/>
+      <w:numFmt w:val="bullet"/>
+      <w:lvlText w:val=""/>
+      <w:lvlJc w:val="left"/>
+      <w:pPr>
+        <w:tabs>
+          <w:tab w:val="num" w:pos="2880"/>
+        </w:tabs>
+        <w:ind w:left="2880" w:hanging="360"/>
+      </w:pPr>
+      <w:rPr>
+        <w:rFonts w:ascii="Wingdings" w:hAnsi="Wingdings" w:hint="default"/>
+        <w:sz w:val="20"/>
+      </w:rPr>
+    </w:lvl>
+    <w:lvl w:ilvl="4" w:tentative="1">
+      <w:start w:val="1"/>
+      <w:numFmt w:val="bullet"/>
+      <w:lvlText w:val=""/>
+      <w:lvlJc w:val="left"/>
+      <w:pPr>
+        <w:tabs>
+          <w:tab w:val="num" w:pos="3600"/>
+        </w:tabs>
+        <w:ind w:left="3600" w:hanging="360"/>
+      </w:pPr>
+      <w:rPr>
+        <w:rFonts w:ascii="Wingdings" w:hAnsi="Wingdings" w:hint="default"/>
+        <w:sz w:val="20"/>
+      </w:rPr>
+    </w:lvl>
+    <w:lvl w:ilvl="5" w:tentative="1">
+      <w:start w:val="1"/>
+      <w:numFmt w:val="bullet"/>
+      <w:lvlText w:val=""/>
+      <w:lvlJc w:val="left"/>
+      <w:pPr>
+        <w:tabs>
+          <w:tab w:val="num" w:pos="4320"/>
+        </w:tabs>
+        <w:ind w:left="4320" w:hanging="360"/>
+      </w:pPr>
+      <w:rPr>
+        <w:rFonts w:ascii="Wingdings" w:hAnsi="Wingdings" w:hint="default"/>
+        <w:sz w:val="20"/>
+      </w:rPr>
+    </w:lvl>
+    <w:lvl w:ilvl="6" w:tentative="1">
+      <w:start w:val="1"/>
+      <w:numFmt w:val="bullet"/>
+      <w:lvlText w:val=""/>
+      <w:lvlJc w:val="left"/>
+      <w:pPr>
+        <w:tabs>
+          <w:tab w:val="num" w:pos="5040"/>
+        </w:tabs>
+        <w:ind w:left="5040" w:hanging="360"/>
+      </w:pPr>
+      <w:rPr>
+        <w:rFonts w:ascii="Wingdings" w:hAnsi="Wingdings" w:hint="default"/>
+        <w:sz w:val="20"/>
+      </w:rPr>
+    </w:lvl>
+    <w:lvl w:ilvl="7" w:tentative="1">
+      <w:start w:val="1"/>
+      <w:numFmt w:val="bullet"/>
+      <w:lvlText w:val=""/>
+      <w:lvlJc w:val="left"/>
+      <w:pPr>
+        <w:tabs>
+          <w:tab w:val="num" w:pos="5760"/>
+        </w:tabs>
+        <w:ind w:left="5760" w:hanging="360"/>
+      </w:pPr>
+      <w:rPr>
+        <w:rFonts w:ascii="Wingdings" w:hAnsi="Wingdings" w:hint="default"/>
+        <w:sz w:val="20"/>
+      </w:rPr>
+    </w:lvl>
+    <w:lvl w:ilvl="8" w:tentative="1">
+      <w:start w:val="1"/>
+      <w:numFmt w:val="bullet"/>
+      <w:lvlText w:val=""/>
+      <w:lvlJc w:val="left"/>
+      <w:pPr>
+        <w:tabs>
+          <w:tab w:val="num" w:pos="6480"/>
+        </w:tabs>
+        <w:ind w:left="6480" w:hanging="360"/>
+      </w:pPr>
+      <w:rPr>
+        <w:rFonts w:ascii="Wingdings" w:hAnsi="Wingdings" w:hint="default"/>
+        <w:sz w:val="20"/>
+      </w:rPr>
+    </w:lvl>
+  </w:abstractNum>
+  <w:abstractNum w:abstractNumId="17" w15:restartNumberingAfterBreak="0">
     <w:nsid w:val="33FE59D1"/>
     <w:multiLevelType w:val="multilevel"/>
     <w:tmpl w:val="F3A0DA08"/>
@@ -1899,7 +4113,7 @@
       </w:rPr>
     </w:lvl>
   </w:abstractNum>
-  <w:abstractNum w:abstractNumId="4" w15:restartNumberingAfterBreak="0">
+  <w:abstractNum w:abstractNumId="18" w15:restartNumberingAfterBreak="0">
     <w:nsid w:val="372A72C3"/>
     <w:multiLevelType w:val="multilevel"/>
     <w:tmpl w:val="D56877A6"/>
@@ -2048,7 +4262,156 @@
       </w:rPr>
     </w:lvl>
   </w:abstractNum>
-  <w:abstractNum w:abstractNumId="5" w15:restartNumberingAfterBreak="0">
+  <w:abstractNum w:abstractNumId="19" w15:restartNumberingAfterBreak="0">
+    <w:nsid w:val="385C648D"/>
+    <w:multiLevelType w:val="multilevel"/>
+    <w:tmpl w:val="A87E9078"/>
+    <w:lvl w:ilvl="0">
+      <w:start w:val="1"/>
+      <w:numFmt w:val="bullet"/>
+      <w:lvlText w:val=""/>
+      <w:lvlJc w:val="left"/>
+      <w:pPr>
+        <w:tabs>
+          <w:tab w:val="num" w:pos="720"/>
+        </w:tabs>
+        <w:ind w:left="720" w:hanging="360"/>
+      </w:pPr>
+      <w:rPr>
+        <w:rFonts w:ascii="Symbol" w:hAnsi="Symbol" w:hint="default"/>
+        <w:sz w:val="20"/>
+      </w:rPr>
+    </w:lvl>
+    <w:lvl w:ilvl="1" w:tentative="1">
+      <w:start w:val="1"/>
+      <w:numFmt w:val="bullet"/>
+      <w:lvlText w:val="o"/>
+      <w:lvlJc w:val="left"/>
+      <w:pPr>
+        <w:tabs>
+          <w:tab w:val="num" w:pos="1440"/>
+        </w:tabs>
+        <w:ind w:left="1440" w:hanging="360"/>
+      </w:pPr>
+      <w:rPr>
+        <w:rFonts w:ascii="Courier New" w:hAnsi="Courier New" w:hint="default"/>
+        <w:sz w:val="20"/>
+      </w:rPr>
+    </w:lvl>
+    <w:lvl w:ilvl="2" w:tentative="1">
+      <w:start w:val="1"/>
+      <w:numFmt w:val="bullet"/>
+      <w:lvlText w:val=""/>
+      <w:lvlJc w:val="left"/>
+      <w:pPr>
+        <w:tabs>
+          <w:tab w:val="num" w:pos="2160"/>
+        </w:tabs>
+        <w:ind w:left="2160" w:hanging="360"/>
+      </w:pPr>
+      <w:rPr>
+        <w:rFonts w:ascii="Wingdings" w:hAnsi="Wingdings" w:hint="default"/>
+        <w:sz w:val="20"/>
+      </w:rPr>
+    </w:lvl>
+    <w:lvl w:ilvl="3" w:tentative="1">
+      <w:start w:val="1"/>
+      <w:numFmt w:val="bullet"/>
+      <w:lvlText w:val=""/>
+      <w:lvlJc w:val="left"/>
+      <w:pPr>
+        <w:tabs>
+          <w:tab w:val="num" w:pos="2880"/>
+        </w:tabs>
+        <w:ind w:left="2880" w:hanging="360"/>
+      </w:pPr>
+      <w:rPr>
+        <w:rFonts w:ascii="Wingdings" w:hAnsi="Wingdings" w:hint="default"/>
+        <w:sz w:val="20"/>
+      </w:rPr>
+    </w:lvl>
+    <w:lvl w:ilvl="4" w:tentative="1">
+      <w:start w:val="1"/>
+      <w:numFmt w:val="bullet"/>
+      <w:lvlText w:val=""/>
+      <w:lvlJc w:val="left"/>
+      <w:pPr>
+        <w:tabs>
+          <w:tab w:val="num" w:pos="3600"/>
+        </w:tabs>
+        <w:ind w:left="3600" w:hanging="360"/>
+      </w:pPr>
+      <w:rPr>
+        <w:rFonts w:ascii="Wingdings" w:hAnsi="Wingdings" w:hint="default"/>
+        <w:sz w:val="20"/>
+      </w:rPr>
+    </w:lvl>
+    <w:lvl w:ilvl="5" w:tentative="1">
+      <w:start w:val="1"/>
+      <w:numFmt w:val="bullet"/>
+      <w:lvlText w:val=""/>
+      <w:lvlJc w:val="left"/>
+      <w:pPr>
+        <w:tabs>
+          <w:tab w:val="num" w:pos="4320"/>
+        </w:tabs>
+        <w:ind w:left="4320" w:hanging="360"/>
+      </w:pPr>
+      <w:rPr>
+        <w:rFonts w:ascii="Wingdings" w:hAnsi="Wingdings" w:hint="default"/>
+        <w:sz w:val="20"/>
+      </w:rPr>
+    </w:lvl>
+    <w:lvl w:ilvl="6" w:tentative="1">
+      <w:start w:val="1"/>
+      <w:numFmt w:val="bullet"/>
+      <w:lvlText w:val=""/>
+      <w:lvlJc w:val="left"/>
+      <w:pPr>
+        <w:tabs>
+          <w:tab w:val="num" w:pos="5040"/>
+        </w:tabs>
+        <w:ind w:left="5040" w:hanging="360"/>
+      </w:pPr>
+      <w:rPr>
+        <w:rFonts w:ascii="Wingdings" w:hAnsi="Wingdings" w:hint="default"/>
+        <w:sz w:val="20"/>
+      </w:rPr>
+    </w:lvl>
+    <w:lvl w:ilvl="7" w:tentative="1">
+      <w:start w:val="1"/>
+      <w:numFmt w:val="bullet"/>
+      <w:lvlText w:val=""/>
+      <w:lvlJc w:val="left"/>
+      <w:pPr>
+        <w:tabs>
+          <w:tab w:val="num" w:pos="5760"/>
+        </w:tabs>
+        <w:ind w:left="5760" w:hanging="360"/>
+      </w:pPr>
+      <w:rPr>
+        <w:rFonts w:ascii="Wingdings" w:hAnsi="Wingdings" w:hint="default"/>
+        <w:sz w:val="20"/>
+      </w:rPr>
+    </w:lvl>
+    <w:lvl w:ilvl="8" w:tentative="1">
+      <w:start w:val="1"/>
+      <w:numFmt w:val="bullet"/>
+      <w:lvlText w:val=""/>
+      <w:lvlJc w:val="left"/>
+      <w:pPr>
+        <w:tabs>
+          <w:tab w:val="num" w:pos="6480"/>
+        </w:tabs>
+        <w:ind w:left="6480" w:hanging="360"/>
+      </w:pPr>
+      <w:rPr>
+        <w:rFonts w:ascii="Wingdings" w:hAnsi="Wingdings" w:hint="default"/>
+        <w:sz w:val="20"/>
+      </w:rPr>
+    </w:lvl>
+  </w:abstractNum>
+  <w:abstractNum w:abstractNumId="20" w15:restartNumberingAfterBreak="0">
     <w:nsid w:val="3A312D06"/>
     <w:multiLevelType w:val="multilevel"/>
     <w:tmpl w:val="DF28A262"/>
@@ -2197,7 +4560,156 @@
       </w:rPr>
     </w:lvl>
   </w:abstractNum>
-  <w:abstractNum w:abstractNumId="6" w15:restartNumberingAfterBreak="0">
+  <w:abstractNum w:abstractNumId="21" w15:restartNumberingAfterBreak="0">
+    <w:nsid w:val="3AFD2C81"/>
+    <w:multiLevelType w:val="multilevel"/>
+    <w:tmpl w:val="15B05C06"/>
+    <w:lvl w:ilvl="0">
+      <w:start w:val="1"/>
+      <w:numFmt w:val="bullet"/>
+      <w:lvlText w:val=""/>
+      <w:lvlJc w:val="left"/>
+      <w:pPr>
+        <w:tabs>
+          <w:tab w:val="num" w:pos="720"/>
+        </w:tabs>
+        <w:ind w:left="720" w:hanging="360"/>
+      </w:pPr>
+      <w:rPr>
+        <w:rFonts w:ascii="Symbol" w:hAnsi="Symbol" w:hint="default"/>
+        <w:sz w:val="20"/>
+      </w:rPr>
+    </w:lvl>
+    <w:lvl w:ilvl="1" w:tentative="1">
+      <w:start w:val="1"/>
+      <w:numFmt w:val="bullet"/>
+      <w:lvlText w:val="o"/>
+      <w:lvlJc w:val="left"/>
+      <w:pPr>
+        <w:tabs>
+          <w:tab w:val="num" w:pos="1440"/>
+        </w:tabs>
+        <w:ind w:left="1440" w:hanging="360"/>
+      </w:pPr>
+      <w:rPr>
+        <w:rFonts w:ascii="Courier New" w:hAnsi="Courier New" w:hint="default"/>
+        <w:sz w:val="20"/>
+      </w:rPr>
+    </w:lvl>
+    <w:lvl w:ilvl="2" w:tentative="1">
+      <w:start w:val="1"/>
+      <w:numFmt w:val="bullet"/>
+      <w:lvlText w:val=""/>
+      <w:lvlJc w:val="left"/>
+      <w:pPr>
+        <w:tabs>
+          <w:tab w:val="num" w:pos="2160"/>
+        </w:tabs>
+        <w:ind w:left="2160" w:hanging="360"/>
+      </w:pPr>
+      <w:rPr>
+        <w:rFonts w:ascii="Wingdings" w:hAnsi="Wingdings" w:hint="default"/>
+        <w:sz w:val="20"/>
+      </w:rPr>
+    </w:lvl>
+    <w:lvl w:ilvl="3" w:tentative="1">
+      <w:start w:val="1"/>
+      <w:numFmt w:val="bullet"/>
+      <w:lvlText w:val=""/>
+      <w:lvlJc w:val="left"/>
+      <w:pPr>
+        <w:tabs>
+          <w:tab w:val="num" w:pos="2880"/>
+        </w:tabs>
+        <w:ind w:left="2880" w:hanging="360"/>
+      </w:pPr>
+      <w:rPr>
+        <w:rFonts w:ascii="Wingdings" w:hAnsi="Wingdings" w:hint="default"/>
+        <w:sz w:val="20"/>
+      </w:rPr>
+    </w:lvl>
+    <w:lvl w:ilvl="4" w:tentative="1">
+      <w:start w:val="1"/>
+      <w:numFmt w:val="bullet"/>
+      <w:lvlText w:val=""/>
+      <w:lvlJc w:val="left"/>
+      <w:pPr>
+        <w:tabs>
+          <w:tab w:val="num" w:pos="3600"/>
+        </w:tabs>
+        <w:ind w:left="3600" w:hanging="360"/>
+      </w:pPr>
+      <w:rPr>
+        <w:rFonts w:ascii="Wingdings" w:hAnsi="Wingdings" w:hint="default"/>
+        <w:sz w:val="20"/>
+      </w:rPr>
+    </w:lvl>
+    <w:lvl w:ilvl="5" w:tentative="1">
+      <w:start w:val="1"/>
+      <w:numFmt w:val="bullet"/>
+      <w:lvlText w:val=""/>
+      <w:lvlJc w:val="left"/>
+      <w:pPr>
+        <w:tabs>
+          <w:tab w:val="num" w:pos="4320"/>
+        </w:tabs>
+        <w:ind w:left="4320" w:hanging="360"/>
+      </w:pPr>
+      <w:rPr>
+        <w:rFonts w:ascii="Wingdings" w:hAnsi="Wingdings" w:hint="default"/>
+        <w:sz w:val="20"/>
+      </w:rPr>
+    </w:lvl>
+    <w:lvl w:ilvl="6" w:tentative="1">
+      <w:start w:val="1"/>
+      <w:numFmt w:val="bullet"/>
+      <w:lvlText w:val=""/>
+      <w:lvlJc w:val="left"/>
+      <w:pPr>
+        <w:tabs>
+          <w:tab w:val="num" w:pos="5040"/>
+        </w:tabs>
+        <w:ind w:left="5040" w:hanging="360"/>
+      </w:pPr>
+      <w:rPr>
+        <w:rFonts w:ascii="Wingdings" w:hAnsi="Wingdings" w:hint="default"/>
+        <w:sz w:val="20"/>
+      </w:rPr>
+    </w:lvl>
+    <w:lvl w:ilvl="7" w:tentative="1">
+      <w:start w:val="1"/>
+      <w:numFmt w:val="bullet"/>
+      <w:lvlText w:val=""/>
+      <w:lvlJc w:val="left"/>
+      <w:pPr>
+        <w:tabs>
+          <w:tab w:val="num" w:pos="5760"/>
+        </w:tabs>
+        <w:ind w:left="5760" w:hanging="360"/>
+      </w:pPr>
+      <w:rPr>
+        <w:rFonts w:ascii="Wingdings" w:hAnsi="Wingdings" w:hint="default"/>
+        <w:sz w:val="20"/>
+      </w:rPr>
+    </w:lvl>
+    <w:lvl w:ilvl="8" w:tentative="1">
+      <w:start w:val="1"/>
+      <w:numFmt w:val="bullet"/>
+      <w:lvlText w:val=""/>
+      <w:lvlJc w:val="left"/>
+      <w:pPr>
+        <w:tabs>
+          <w:tab w:val="num" w:pos="6480"/>
+        </w:tabs>
+        <w:ind w:left="6480" w:hanging="360"/>
+      </w:pPr>
+      <w:rPr>
+        <w:rFonts w:ascii="Wingdings" w:hAnsi="Wingdings" w:hint="default"/>
+        <w:sz w:val="20"/>
+      </w:rPr>
+    </w:lvl>
+  </w:abstractNum>
+  <w:abstractNum w:abstractNumId="22" w15:restartNumberingAfterBreak="0">
     <w:nsid w:val="3EBF67B8"/>
     <w:multiLevelType w:val="multilevel"/>
     <w:tmpl w:val="77B4B1EC"/>
@@ -2346,7 +4858,156 @@
       </w:rPr>
     </w:lvl>
   </w:abstractNum>
-  <w:abstractNum w:abstractNumId="7" w15:restartNumberingAfterBreak="0">
+  <w:abstractNum w:abstractNumId="23" w15:restartNumberingAfterBreak="0">
+    <w:nsid w:val="40985566"/>
+    <w:multiLevelType w:val="multilevel"/>
+    <w:tmpl w:val="F45E8100"/>
+    <w:lvl w:ilvl="0">
+      <w:start w:val="1"/>
+      <w:numFmt w:val="bullet"/>
+      <w:lvlText w:val=""/>
+      <w:lvlJc w:val="left"/>
+      <w:pPr>
+        <w:tabs>
+          <w:tab w:val="num" w:pos="720"/>
+        </w:tabs>
+        <w:ind w:left="720" w:hanging="360"/>
+      </w:pPr>
+      <w:rPr>
+        <w:rFonts w:ascii="Symbol" w:hAnsi="Symbol" w:hint="default"/>
+        <w:sz w:val="20"/>
+      </w:rPr>
+    </w:lvl>
+    <w:lvl w:ilvl="1" w:tentative="1">
+      <w:start w:val="1"/>
+      <w:numFmt w:val="bullet"/>
+      <w:lvlText w:val="o"/>
+      <w:lvlJc w:val="left"/>
+      <w:pPr>
+        <w:tabs>
+          <w:tab w:val="num" w:pos="1440"/>
+        </w:tabs>
+        <w:ind w:left="1440" w:hanging="360"/>
+      </w:pPr>
+      <w:rPr>
+        <w:rFonts w:ascii="Courier New" w:hAnsi="Courier New" w:hint="default"/>
+        <w:sz w:val="20"/>
+      </w:rPr>
+    </w:lvl>
+    <w:lvl w:ilvl="2" w:tentative="1">
+      <w:start w:val="1"/>
+      <w:numFmt w:val="bullet"/>
+      <w:lvlText w:val=""/>
+      <w:lvlJc w:val="left"/>
+      <w:pPr>
+        <w:tabs>
+          <w:tab w:val="num" w:pos="2160"/>
+        </w:tabs>
+        <w:ind w:left="2160" w:hanging="360"/>
+      </w:pPr>
+      <w:rPr>
+        <w:rFonts w:ascii="Wingdings" w:hAnsi="Wingdings" w:hint="default"/>
+        <w:sz w:val="20"/>
+      </w:rPr>
+    </w:lvl>
+    <w:lvl w:ilvl="3" w:tentative="1">
+      <w:start w:val="1"/>
+      <w:numFmt w:val="bullet"/>
+      <w:lvlText w:val=""/>
+      <w:lvlJc w:val="left"/>
+      <w:pPr>
+        <w:tabs>
+          <w:tab w:val="num" w:pos="2880"/>
+        </w:tabs>
+        <w:ind w:left="2880" w:hanging="360"/>
+      </w:pPr>
+      <w:rPr>
+        <w:rFonts w:ascii="Wingdings" w:hAnsi="Wingdings" w:hint="default"/>
+        <w:sz w:val="20"/>
+      </w:rPr>
+    </w:lvl>
+    <w:lvl w:ilvl="4" w:tentative="1">
+      <w:start w:val="1"/>
+      <w:numFmt w:val="bullet"/>
+      <w:lvlText w:val=""/>
+      <w:lvlJc w:val="left"/>
+      <w:pPr>
+        <w:tabs>
+          <w:tab w:val="num" w:pos="3600"/>
+        </w:tabs>
+        <w:ind w:left="3600" w:hanging="360"/>
+      </w:pPr>
+      <w:rPr>
+        <w:rFonts w:ascii="Wingdings" w:hAnsi="Wingdings" w:hint="default"/>
+        <w:sz w:val="20"/>
+      </w:rPr>
+    </w:lvl>
+    <w:lvl w:ilvl="5" w:tentative="1">
+      <w:start w:val="1"/>
+      <w:numFmt w:val="bullet"/>
+      <w:lvlText w:val=""/>
+      <w:lvlJc w:val="left"/>
+      <w:pPr>
+        <w:tabs>
+          <w:tab w:val="num" w:pos="4320"/>
+        </w:tabs>
+        <w:ind w:left="4320" w:hanging="360"/>
+      </w:pPr>
+      <w:rPr>
+        <w:rFonts w:ascii="Wingdings" w:hAnsi="Wingdings" w:hint="default"/>
+        <w:sz w:val="20"/>
+      </w:rPr>
+    </w:lvl>
+    <w:lvl w:ilvl="6" w:tentative="1">
+      <w:start w:val="1"/>
+      <w:numFmt w:val="bullet"/>
+      <w:lvlText w:val=""/>
+      <w:lvlJc w:val="left"/>
+      <w:pPr>
+        <w:tabs>
+          <w:tab w:val="num" w:pos="5040"/>
+        </w:tabs>
+        <w:ind w:left="5040" w:hanging="360"/>
+      </w:pPr>
+      <w:rPr>
+        <w:rFonts w:ascii="Wingdings" w:hAnsi="Wingdings" w:hint="default"/>
+        <w:sz w:val="20"/>
+      </w:rPr>
+    </w:lvl>
+    <w:lvl w:ilvl="7" w:tentative="1">
+      <w:start w:val="1"/>
+      <w:numFmt w:val="bullet"/>
+      <w:lvlText w:val=""/>
+      <w:lvlJc w:val="left"/>
+      <w:pPr>
+        <w:tabs>
+          <w:tab w:val="num" w:pos="5760"/>
+        </w:tabs>
+        <w:ind w:left="5760" w:hanging="360"/>
+      </w:pPr>
+      <w:rPr>
+        <w:rFonts w:ascii="Wingdings" w:hAnsi="Wingdings" w:hint="default"/>
+        <w:sz w:val="20"/>
+      </w:rPr>
+    </w:lvl>
+    <w:lvl w:ilvl="8" w:tentative="1">
+      <w:start w:val="1"/>
+      <w:numFmt w:val="bullet"/>
+      <w:lvlText w:val=""/>
+      <w:lvlJc w:val="left"/>
+      <w:pPr>
+        <w:tabs>
+          <w:tab w:val="num" w:pos="6480"/>
+        </w:tabs>
+        <w:ind w:left="6480" w:hanging="360"/>
+      </w:pPr>
+      <w:rPr>
+        <w:rFonts w:ascii="Wingdings" w:hAnsi="Wingdings" w:hint="default"/>
+        <w:sz w:val="20"/>
+      </w:rPr>
+    </w:lvl>
+  </w:abstractNum>
+  <w:abstractNum w:abstractNumId="24" w15:restartNumberingAfterBreak="0">
     <w:nsid w:val="43CF306A"/>
     <w:multiLevelType w:val="multilevel"/>
     <w:tmpl w:val="21528BB4"/>
@@ -2495,7 +5156,752 @@
       </w:rPr>
     </w:lvl>
   </w:abstractNum>
-  <w:abstractNum w:abstractNumId="8" w15:restartNumberingAfterBreak="0">
+  <w:abstractNum w:abstractNumId="25" w15:restartNumberingAfterBreak="0">
+    <w:nsid w:val="44BE6304"/>
+    <w:multiLevelType w:val="multilevel"/>
+    <w:tmpl w:val="DE36674C"/>
+    <w:lvl w:ilvl="0">
+      <w:start w:val="1"/>
+      <w:numFmt w:val="bullet"/>
+      <w:lvlText w:val=""/>
+      <w:lvlJc w:val="left"/>
+      <w:pPr>
+        <w:tabs>
+          <w:tab w:val="num" w:pos="720"/>
+        </w:tabs>
+        <w:ind w:left="720" w:hanging="360"/>
+      </w:pPr>
+      <w:rPr>
+        <w:rFonts w:ascii="Symbol" w:hAnsi="Symbol" w:hint="default"/>
+        <w:sz w:val="20"/>
+      </w:rPr>
+    </w:lvl>
+    <w:lvl w:ilvl="1" w:tentative="1">
+      <w:start w:val="1"/>
+      <w:numFmt w:val="bullet"/>
+      <w:lvlText w:val="o"/>
+      <w:lvlJc w:val="left"/>
+      <w:pPr>
+        <w:tabs>
+          <w:tab w:val="num" w:pos="1440"/>
+        </w:tabs>
+        <w:ind w:left="1440" w:hanging="360"/>
+      </w:pPr>
+      <w:rPr>
+        <w:rFonts w:ascii="Courier New" w:hAnsi="Courier New" w:hint="default"/>
+        <w:sz w:val="20"/>
+      </w:rPr>
+    </w:lvl>
+    <w:lvl w:ilvl="2" w:tentative="1">
+      <w:start w:val="1"/>
+      <w:numFmt w:val="bullet"/>
+      <w:lvlText w:val=""/>
+      <w:lvlJc w:val="left"/>
+      <w:pPr>
+        <w:tabs>
+          <w:tab w:val="num" w:pos="2160"/>
+        </w:tabs>
+        <w:ind w:left="2160" w:hanging="360"/>
+      </w:pPr>
+      <w:rPr>
+        <w:rFonts w:ascii="Wingdings" w:hAnsi="Wingdings" w:hint="default"/>
+        <w:sz w:val="20"/>
+      </w:rPr>
+    </w:lvl>
+    <w:lvl w:ilvl="3" w:tentative="1">
+      <w:start w:val="1"/>
+      <w:numFmt w:val="bullet"/>
+      <w:lvlText w:val=""/>
+      <w:lvlJc w:val="left"/>
+      <w:pPr>
+        <w:tabs>
+          <w:tab w:val="num" w:pos="2880"/>
+        </w:tabs>
+        <w:ind w:left="2880" w:hanging="360"/>
+      </w:pPr>
+      <w:rPr>
+        <w:rFonts w:ascii="Wingdings" w:hAnsi="Wingdings" w:hint="default"/>
+        <w:sz w:val="20"/>
+      </w:rPr>
+    </w:lvl>
+    <w:lvl w:ilvl="4" w:tentative="1">
+      <w:start w:val="1"/>
+      <w:numFmt w:val="bullet"/>
+      <w:lvlText w:val=""/>
+      <w:lvlJc w:val="left"/>
+      <w:pPr>
+        <w:tabs>
+          <w:tab w:val="num" w:pos="3600"/>
+        </w:tabs>
+        <w:ind w:left="3600" w:hanging="360"/>
+      </w:pPr>
+      <w:rPr>
+        <w:rFonts w:ascii="Wingdings" w:hAnsi="Wingdings" w:hint="default"/>
+        <w:sz w:val="20"/>
+      </w:rPr>
+    </w:lvl>
+    <w:lvl w:ilvl="5" w:tentative="1">
+      <w:start w:val="1"/>
+      <w:numFmt w:val="bullet"/>
+      <w:lvlText w:val=""/>
+      <w:lvlJc w:val="left"/>
+      <w:pPr>
+        <w:tabs>
+          <w:tab w:val="num" w:pos="4320"/>
+        </w:tabs>
+        <w:ind w:left="4320" w:hanging="360"/>
+      </w:pPr>
+      <w:rPr>
+        <w:rFonts w:ascii="Wingdings" w:hAnsi="Wingdings" w:hint="default"/>
+        <w:sz w:val="20"/>
+      </w:rPr>
+    </w:lvl>
+    <w:lvl w:ilvl="6" w:tentative="1">
+      <w:start w:val="1"/>
+      <w:numFmt w:val="bullet"/>
+      <w:lvlText w:val=""/>
+      <w:lvlJc w:val="left"/>
+      <w:pPr>
+        <w:tabs>
+          <w:tab w:val="num" w:pos="5040"/>
+        </w:tabs>
+        <w:ind w:left="5040" w:hanging="360"/>
+      </w:pPr>
+      <w:rPr>
+        <w:rFonts w:ascii="Wingdings" w:hAnsi="Wingdings" w:hint="default"/>
+        <w:sz w:val="20"/>
+      </w:rPr>
+    </w:lvl>
+    <w:lvl w:ilvl="7" w:tentative="1">
+      <w:start w:val="1"/>
+      <w:numFmt w:val="bullet"/>
+      <w:lvlText w:val=""/>
+      <w:lvlJc w:val="left"/>
+      <w:pPr>
+        <w:tabs>
+          <w:tab w:val="num" w:pos="5760"/>
+        </w:tabs>
+        <w:ind w:left="5760" w:hanging="360"/>
+      </w:pPr>
+      <w:rPr>
+        <w:rFonts w:ascii="Wingdings" w:hAnsi="Wingdings" w:hint="default"/>
+        <w:sz w:val="20"/>
+      </w:rPr>
+    </w:lvl>
+    <w:lvl w:ilvl="8" w:tentative="1">
+      <w:start w:val="1"/>
+      <w:numFmt w:val="bullet"/>
+      <w:lvlText w:val=""/>
+      <w:lvlJc w:val="left"/>
+      <w:pPr>
+        <w:tabs>
+          <w:tab w:val="num" w:pos="6480"/>
+        </w:tabs>
+        <w:ind w:left="6480" w:hanging="360"/>
+      </w:pPr>
+      <w:rPr>
+        <w:rFonts w:ascii="Wingdings" w:hAnsi="Wingdings" w:hint="default"/>
+        <w:sz w:val="20"/>
+      </w:rPr>
+    </w:lvl>
+  </w:abstractNum>
+  <w:abstractNum w:abstractNumId="26" w15:restartNumberingAfterBreak="0">
+    <w:nsid w:val="481C1658"/>
+    <w:multiLevelType w:val="multilevel"/>
+    <w:tmpl w:val="A49C7F9A"/>
+    <w:lvl w:ilvl="0">
+      <w:start w:val="1"/>
+      <w:numFmt w:val="bullet"/>
+      <w:lvlText w:val=""/>
+      <w:lvlJc w:val="left"/>
+      <w:pPr>
+        <w:tabs>
+          <w:tab w:val="num" w:pos="720"/>
+        </w:tabs>
+        <w:ind w:left="720" w:hanging="360"/>
+      </w:pPr>
+      <w:rPr>
+        <w:rFonts w:ascii="Symbol" w:hAnsi="Symbol" w:hint="default"/>
+        <w:sz w:val="20"/>
+      </w:rPr>
+    </w:lvl>
+    <w:lvl w:ilvl="1" w:tentative="1">
+      <w:start w:val="1"/>
+      <w:numFmt w:val="bullet"/>
+      <w:lvlText w:val="o"/>
+      <w:lvlJc w:val="left"/>
+      <w:pPr>
+        <w:tabs>
+          <w:tab w:val="num" w:pos="1440"/>
+        </w:tabs>
+        <w:ind w:left="1440" w:hanging="360"/>
+      </w:pPr>
+      <w:rPr>
+        <w:rFonts w:ascii="Courier New" w:hAnsi="Courier New" w:hint="default"/>
+        <w:sz w:val="20"/>
+      </w:rPr>
+    </w:lvl>
+    <w:lvl w:ilvl="2" w:tentative="1">
+      <w:start w:val="1"/>
+      <w:numFmt w:val="bullet"/>
+      <w:lvlText w:val=""/>
+      <w:lvlJc w:val="left"/>
+      <w:pPr>
+        <w:tabs>
+          <w:tab w:val="num" w:pos="2160"/>
+        </w:tabs>
+        <w:ind w:left="2160" w:hanging="360"/>
+      </w:pPr>
+      <w:rPr>
+        <w:rFonts w:ascii="Wingdings" w:hAnsi="Wingdings" w:hint="default"/>
+        <w:sz w:val="20"/>
+      </w:rPr>
+    </w:lvl>
+    <w:lvl w:ilvl="3" w:tentative="1">
+      <w:start w:val="1"/>
+      <w:numFmt w:val="bullet"/>
+      <w:lvlText w:val=""/>
+      <w:lvlJc w:val="left"/>
+      <w:pPr>
+        <w:tabs>
+          <w:tab w:val="num" w:pos="2880"/>
+        </w:tabs>
+        <w:ind w:left="2880" w:hanging="360"/>
+      </w:pPr>
+      <w:rPr>
+        <w:rFonts w:ascii="Wingdings" w:hAnsi="Wingdings" w:hint="default"/>
+        <w:sz w:val="20"/>
+      </w:rPr>
+    </w:lvl>
+    <w:lvl w:ilvl="4" w:tentative="1">
+      <w:start w:val="1"/>
+      <w:numFmt w:val="bullet"/>
+      <w:lvlText w:val=""/>
+      <w:lvlJc w:val="left"/>
+      <w:pPr>
+        <w:tabs>
+          <w:tab w:val="num" w:pos="3600"/>
+        </w:tabs>
+        <w:ind w:left="3600" w:hanging="360"/>
+      </w:pPr>
+      <w:rPr>
+        <w:rFonts w:ascii="Wingdings" w:hAnsi="Wingdings" w:hint="default"/>
+        <w:sz w:val="20"/>
+      </w:rPr>
+    </w:lvl>
+    <w:lvl w:ilvl="5" w:tentative="1">
+      <w:start w:val="1"/>
+      <w:numFmt w:val="bullet"/>
+      <w:lvlText w:val=""/>
+      <w:lvlJc w:val="left"/>
+      <w:pPr>
+        <w:tabs>
+          <w:tab w:val="num" w:pos="4320"/>
+        </w:tabs>
+        <w:ind w:left="4320" w:hanging="360"/>
+      </w:pPr>
+      <w:rPr>
+        <w:rFonts w:ascii="Wingdings" w:hAnsi="Wingdings" w:hint="default"/>
+        <w:sz w:val="20"/>
+      </w:rPr>
+    </w:lvl>
+    <w:lvl w:ilvl="6" w:tentative="1">
+      <w:start w:val="1"/>
+      <w:numFmt w:val="bullet"/>
+      <w:lvlText w:val=""/>
+      <w:lvlJc w:val="left"/>
+      <w:pPr>
+        <w:tabs>
+          <w:tab w:val="num" w:pos="5040"/>
+        </w:tabs>
+        <w:ind w:left="5040" w:hanging="360"/>
+      </w:pPr>
+      <w:rPr>
+        <w:rFonts w:ascii="Wingdings" w:hAnsi="Wingdings" w:hint="default"/>
+        <w:sz w:val="20"/>
+      </w:rPr>
+    </w:lvl>
+    <w:lvl w:ilvl="7" w:tentative="1">
+      <w:start w:val="1"/>
+      <w:numFmt w:val="bullet"/>
+      <w:lvlText w:val=""/>
+      <w:lvlJc w:val="left"/>
+      <w:pPr>
+        <w:tabs>
+          <w:tab w:val="num" w:pos="5760"/>
+        </w:tabs>
+        <w:ind w:left="5760" w:hanging="360"/>
+      </w:pPr>
+      <w:rPr>
+        <w:rFonts w:ascii="Wingdings" w:hAnsi="Wingdings" w:hint="default"/>
+        <w:sz w:val="20"/>
+      </w:rPr>
+    </w:lvl>
+    <w:lvl w:ilvl="8" w:tentative="1">
+      <w:start w:val="1"/>
+      <w:numFmt w:val="bullet"/>
+      <w:lvlText w:val=""/>
+      <w:lvlJc w:val="left"/>
+      <w:pPr>
+        <w:tabs>
+          <w:tab w:val="num" w:pos="6480"/>
+        </w:tabs>
+        <w:ind w:left="6480" w:hanging="360"/>
+      </w:pPr>
+      <w:rPr>
+        <w:rFonts w:ascii="Wingdings" w:hAnsi="Wingdings" w:hint="default"/>
+        <w:sz w:val="20"/>
+      </w:rPr>
+    </w:lvl>
+  </w:abstractNum>
+  <w:abstractNum w:abstractNumId="27" w15:restartNumberingAfterBreak="0">
+    <w:nsid w:val="48581720"/>
+    <w:multiLevelType w:val="multilevel"/>
+    <w:tmpl w:val="B1AA4F0A"/>
+    <w:lvl w:ilvl="0">
+      <w:start w:val="1"/>
+      <w:numFmt w:val="bullet"/>
+      <w:lvlText w:val=""/>
+      <w:lvlJc w:val="left"/>
+      <w:pPr>
+        <w:tabs>
+          <w:tab w:val="num" w:pos="720"/>
+        </w:tabs>
+        <w:ind w:left="720" w:hanging="360"/>
+      </w:pPr>
+      <w:rPr>
+        <w:rFonts w:ascii="Symbol" w:hAnsi="Symbol" w:hint="default"/>
+        <w:sz w:val="20"/>
+      </w:rPr>
+    </w:lvl>
+    <w:lvl w:ilvl="1" w:tentative="1">
+      <w:start w:val="1"/>
+      <w:numFmt w:val="bullet"/>
+      <w:lvlText w:val="o"/>
+      <w:lvlJc w:val="left"/>
+      <w:pPr>
+        <w:tabs>
+          <w:tab w:val="num" w:pos="1440"/>
+        </w:tabs>
+        <w:ind w:left="1440" w:hanging="360"/>
+      </w:pPr>
+      <w:rPr>
+        <w:rFonts w:ascii="Courier New" w:hAnsi="Courier New" w:hint="default"/>
+        <w:sz w:val="20"/>
+      </w:rPr>
+    </w:lvl>
+    <w:lvl w:ilvl="2" w:tentative="1">
+      <w:start w:val="1"/>
+      <w:numFmt w:val="bullet"/>
+      <w:lvlText w:val=""/>
+      <w:lvlJc w:val="left"/>
+      <w:pPr>
+        <w:tabs>
+          <w:tab w:val="num" w:pos="2160"/>
+        </w:tabs>
+        <w:ind w:left="2160" w:hanging="360"/>
+      </w:pPr>
+      <w:rPr>
+        <w:rFonts w:ascii="Wingdings" w:hAnsi="Wingdings" w:hint="default"/>
+        <w:sz w:val="20"/>
+      </w:rPr>
+    </w:lvl>
+    <w:lvl w:ilvl="3" w:tentative="1">
+      <w:start w:val="1"/>
+      <w:numFmt w:val="bullet"/>
+      <w:lvlText w:val=""/>
+      <w:lvlJc w:val="left"/>
+      <w:pPr>
+        <w:tabs>
+          <w:tab w:val="num" w:pos="2880"/>
+        </w:tabs>
+        <w:ind w:left="2880" w:hanging="360"/>
+      </w:pPr>
+      <w:rPr>
+        <w:rFonts w:ascii="Wingdings" w:hAnsi="Wingdings" w:hint="default"/>
+        <w:sz w:val="20"/>
+      </w:rPr>
+    </w:lvl>
+    <w:lvl w:ilvl="4" w:tentative="1">
+      <w:start w:val="1"/>
+      <w:numFmt w:val="bullet"/>
+      <w:lvlText w:val=""/>
+      <w:lvlJc w:val="left"/>
+      <w:pPr>
+        <w:tabs>
+          <w:tab w:val="num" w:pos="3600"/>
+        </w:tabs>
+        <w:ind w:left="3600" w:hanging="360"/>
+      </w:pPr>
+      <w:rPr>
+        <w:rFonts w:ascii="Wingdings" w:hAnsi="Wingdings" w:hint="default"/>
+        <w:sz w:val="20"/>
+      </w:rPr>
+    </w:lvl>
+    <w:lvl w:ilvl="5" w:tentative="1">
+      <w:start w:val="1"/>
+      <w:numFmt w:val="bullet"/>
+      <w:lvlText w:val=""/>
+      <w:lvlJc w:val="left"/>
+      <w:pPr>
+        <w:tabs>
+          <w:tab w:val="num" w:pos="4320"/>
+        </w:tabs>
+        <w:ind w:left="4320" w:hanging="360"/>
+      </w:pPr>
+      <w:rPr>
+        <w:rFonts w:ascii="Wingdings" w:hAnsi="Wingdings" w:hint="default"/>
+        <w:sz w:val="20"/>
+      </w:rPr>
+    </w:lvl>
+    <w:lvl w:ilvl="6" w:tentative="1">
+      <w:start w:val="1"/>
+      <w:numFmt w:val="bullet"/>
+      <w:lvlText w:val=""/>
+      <w:lvlJc w:val="left"/>
+      <w:pPr>
+        <w:tabs>
+          <w:tab w:val="num" w:pos="5040"/>
+        </w:tabs>
+        <w:ind w:left="5040" w:hanging="360"/>
+      </w:pPr>
+      <w:rPr>
+        <w:rFonts w:ascii="Wingdings" w:hAnsi="Wingdings" w:hint="default"/>
+        <w:sz w:val="20"/>
+      </w:rPr>
+    </w:lvl>
+    <w:lvl w:ilvl="7" w:tentative="1">
+      <w:start w:val="1"/>
+      <w:numFmt w:val="bullet"/>
+      <w:lvlText w:val=""/>
+      <w:lvlJc w:val="left"/>
+      <w:pPr>
+        <w:tabs>
+          <w:tab w:val="num" w:pos="5760"/>
+        </w:tabs>
+        <w:ind w:left="5760" w:hanging="360"/>
+      </w:pPr>
+      <w:rPr>
+        <w:rFonts w:ascii="Wingdings" w:hAnsi="Wingdings" w:hint="default"/>
+        <w:sz w:val="20"/>
+      </w:rPr>
+    </w:lvl>
+    <w:lvl w:ilvl="8" w:tentative="1">
+      <w:start w:val="1"/>
+      <w:numFmt w:val="bullet"/>
+      <w:lvlText w:val=""/>
+      <w:lvlJc w:val="left"/>
+      <w:pPr>
+        <w:tabs>
+          <w:tab w:val="num" w:pos="6480"/>
+        </w:tabs>
+        <w:ind w:left="6480" w:hanging="360"/>
+      </w:pPr>
+      <w:rPr>
+        <w:rFonts w:ascii="Wingdings" w:hAnsi="Wingdings" w:hint="default"/>
+        <w:sz w:val="20"/>
+      </w:rPr>
+    </w:lvl>
+  </w:abstractNum>
+  <w:abstractNum w:abstractNumId="28" w15:restartNumberingAfterBreak="0">
+    <w:nsid w:val="4AEB66C7"/>
+    <w:multiLevelType w:val="multilevel"/>
+    <w:tmpl w:val="45122CF6"/>
+    <w:lvl w:ilvl="0">
+      <w:start w:val="1"/>
+      <w:numFmt w:val="bullet"/>
+      <w:lvlText w:val=""/>
+      <w:lvlJc w:val="left"/>
+      <w:pPr>
+        <w:tabs>
+          <w:tab w:val="num" w:pos="720"/>
+        </w:tabs>
+        <w:ind w:left="720" w:hanging="360"/>
+      </w:pPr>
+      <w:rPr>
+        <w:rFonts w:ascii="Symbol" w:hAnsi="Symbol" w:hint="default"/>
+        <w:sz w:val="20"/>
+      </w:rPr>
+    </w:lvl>
+    <w:lvl w:ilvl="1" w:tentative="1">
+      <w:start w:val="1"/>
+      <w:numFmt w:val="bullet"/>
+      <w:lvlText w:val="o"/>
+      <w:lvlJc w:val="left"/>
+      <w:pPr>
+        <w:tabs>
+          <w:tab w:val="num" w:pos="1440"/>
+        </w:tabs>
+        <w:ind w:left="1440" w:hanging="360"/>
+      </w:pPr>
+      <w:rPr>
+        <w:rFonts w:ascii="Courier New" w:hAnsi="Courier New" w:hint="default"/>
+        <w:sz w:val="20"/>
+      </w:rPr>
+    </w:lvl>
+    <w:lvl w:ilvl="2" w:tentative="1">
+      <w:start w:val="1"/>
+      <w:numFmt w:val="bullet"/>
+      <w:lvlText w:val=""/>
+      <w:lvlJc w:val="left"/>
+      <w:pPr>
+        <w:tabs>
+          <w:tab w:val="num" w:pos="2160"/>
+        </w:tabs>
+        <w:ind w:left="2160" w:hanging="360"/>
+      </w:pPr>
+      <w:rPr>
+        <w:rFonts w:ascii="Wingdings" w:hAnsi="Wingdings" w:hint="default"/>
+        <w:sz w:val="20"/>
+      </w:rPr>
+    </w:lvl>
+    <w:lvl w:ilvl="3" w:tentative="1">
+      <w:start w:val="1"/>
+      <w:numFmt w:val="bullet"/>
+      <w:lvlText w:val=""/>
+      <w:lvlJc w:val="left"/>
+      <w:pPr>
+        <w:tabs>
+          <w:tab w:val="num" w:pos="2880"/>
+        </w:tabs>
+        <w:ind w:left="2880" w:hanging="360"/>
+      </w:pPr>
+      <w:rPr>
+        <w:rFonts w:ascii="Wingdings" w:hAnsi="Wingdings" w:hint="default"/>
+        <w:sz w:val="20"/>
+      </w:rPr>
+    </w:lvl>
+    <w:lvl w:ilvl="4" w:tentative="1">
+      <w:start w:val="1"/>
+      <w:numFmt w:val="bullet"/>
+      <w:lvlText w:val=""/>
+      <w:lvlJc w:val="left"/>
+      <w:pPr>
+        <w:tabs>
+          <w:tab w:val="num" w:pos="3600"/>
+        </w:tabs>
+        <w:ind w:left="3600" w:hanging="360"/>
+      </w:pPr>
+      <w:rPr>
+        <w:rFonts w:ascii="Wingdings" w:hAnsi="Wingdings" w:hint="default"/>
+        <w:sz w:val="20"/>
+      </w:rPr>
+    </w:lvl>
+    <w:lvl w:ilvl="5" w:tentative="1">
+      <w:start w:val="1"/>
+      <w:numFmt w:val="bullet"/>
+      <w:lvlText w:val=""/>
+      <w:lvlJc w:val="left"/>
+      <w:pPr>
+        <w:tabs>
+          <w:tab w:val="num" w:pos="4320"/>
+        </w:tabs>
+        <w:ind w:left="4320" w:hanging="360"/>
+      </w:pPr>
+      <w:rPr>
+        <w:rFonts w:ascii="Wingdings" w:hAnsi="Wingdings" w:hint="default"/>
+        <w:sz w:val="20"/>
+      </w:rPr>
+    </w:lvl>
+    <w:lvl w:ilvl="6" w:tentative="1">
+      <w:start w:val="1"/>
+      <w:numFmt w:val="bullet"/>
+      <w:lvlText w:val=""/>
+      <w:lvlJc w:val="left"/>
+      <w:pPr>
+        <w:tabs>
+          <w:tab w:val="num" w:pos="5040"/>
+        </w:tabs>
+        <w:ind w:left="5040" w:hanging="360"/>
+      </w:pPr>
+      <w:rPr>
+        <w:rFonts w:ascii="Wingdings" w:hAnsi="Wingdings" w:hint="default"/>
+        <w:sz w:val="20"/>
+      </w:rPr>
+    </w:lvl>
+    <w:lvl w:ilvl="7" w:tentative="1">
+      <w:start w:val="1"/>
+      <w:numFmt w:val="bullet"/>
+      <w:lvlText w:val=""/>
+      <w:lvlJc w:val="left"/>
+      <w:pPr>
+        <w:tabs>
+          <w:tab w:val="num" w:pos="5760"/>
+        </w:tabs>
+        <w:ind w:left="5760" w:hanging="360"/>
+      </w:pPr>
+      <w:rPr>
+        <w:rFonts w:ascii="Wingdings" w:hAnsi="Wingdings" w:hint="default"/>
+        <w:sz w:val="20"/>
+      </w:rPr>
+    </w:lvl>
+    <w:lvl w:ilvl="8" w:tentative="1">
+      <w:start w:val="1"/>
+      <w:numFmt w:val="bullet"/>
+      <w:lvlText w:val=""/>
+      <w:lvlJc w:val="left"/>
+      <w:pPr>
+        <w:tabs>
+          <w:tab w:val="num" w:pos="6480"/>
+        </w:tabs>
+        <w:ind w:left="6480" w:hanging="360"/>
+      </w:pPr>
+      <w:rPr>
+        <w:rFonts w:ascii="Wingdings" w:hAnsi="Wingdings" w:hint="default"/>
+        <w:sz w:val="20"/>
+      </w:rPr>
+    </w:lvl>
+  </w:abstractNum>
+  <w:abstractNum w:abstractNumId="29" w15:restartNumberingAfterBreak="0">
+    <w:nsid w:val="4E137D96"/>
+    <w:multiLevelType w:val="multilevel"/>
+    <w:tmpl w:val="75301BEE"/>
+    <w:lvl w:ilvl="0">
+      <w:start w:val="1"/>
+      <w:numFmt w:val="bullet"/>
+      <w:lvlText w:val=""/>
+      <w:lvlJc w:val="left"/>
+      <w:pPr>
+        <w:tabs>
+          <w:tab w:val="num" w:pos="720"/>
+        </w:tabs>
+        <w:ind w:left="720" w:hanging="360"/>
+      </w:pPr>
+      <w:rPr>
+        <w:rFonts w:ascii="Symbol" w:hAnsi="Symbol" w:hint="default"/>
+        <w:sz w:val="20"/>
+      </w:rPr>
+    </w:lvl>
+    <w:lvl w:ilvl="1" w:tentative="1">
+      <w:start w:val="1"/>
+      <w:numFmt w:val="bullet"/>
+      <w:lvlText w:val="o"/>
+      <w:lvlJc w:val="left"/>
+      <w:pPr>
+        <w:tabs>
+          <w:tab w:val="num" w:pos="1440"/>
+        </w:tabs>
+        <w:ind w:left="1440" w:hanging="360"/>
+      </w:pPr>
+      <w:rPr>
+        <w:rFonts w:ascii="Courier New" w:hAnsi="Courier New" w:hint="default"/>
+        <w:sz w:val="20"/>
+      </w:rPr>
+    </w:lvl>
+    <w:lvl w:ilvl="2" w:tentative="1">
+      <w:start w:val="1"/>
+      <w:numFmt w:val="bullet"/>
+      <w:lvlText w:val=""/>
+      <w:lvlJc w:val="left"/>
+      <w:pPr>
+        <w:tabs>
+          <w:tab w:val="num" w:pos="2160"/>
+        </w:tabs>
+        <w:ind w:left="2160" w:hanging="360"/>
+      </w:pPr>
+      <w:rPr>
+        <w:rFonts w:ascii="Wingdings" w:hAnsi="Wingdings" w:hint="default"/>
+        <w:sz w:val="20"/>
+      </w:rPr>
+    </w:lvl>
+    <w:lvl w:ilvl="3" w:tentative="1">
+      <w:start w:val="1"/>
+      <w:numFmt w:val="bullet"/>
+      <w:lvlText w:val=""/>
+      <w:lvlJc w:val="left"/>
+      <w:pPr>
+        <w:tabs>
+          <w:tab w:val="num" w:pos="2880"/>
+        </w:tabs>
+        <w:ind w:left="2880" w:hanging="360"/>
+      </w:pPr>
+      <w:rPr>
+        <w:rFonts w:ascii="Wingdings" w:hAnsi="Wingdings" w:hint="default"/>
+        <w:sz w:val="20"/>
+      </w:rPr>
+    </w:lvl>
+    <w:lvl w:ilvl="4" w:tentative="1">
+      <w:start w:val="1"/>
+      <w:numFmt w:val="bullet"/>
+      <w:lvlText w:val=""/>
+      <w:lvlJc w:val="left"/>
+      <w:pPr>
+        <w:tabs>
+          <w:tab w:val="num" w:pos="3600"/>
+        </w:tabs>
+        <w:ind w:left="3600" w:hanging="360"/>
+      </w:pPr>
+      <w:rPr>
+        <w:rFonts w:ascii="Wingdings" w:hAnsi="Wingdings" w:hint="default"/>
+        <w:sz w:val="20"/>
+      </w:rPr>
+    </w:lvl>
+    <w:lvl w:ilvl="5" w:tentative="1">
+      <w:start w:val="1"/>
+      <w:numFmt w:val="bullet"/>
+      <w:lvlText w:val=""/>
+      <w:lvlJc w:val="left"/>
+      <w:pPr>
+        <w:tabs>
+          <w:tab w:val="num" w:pos="4320"/>
+        </w:tabs>
+        <w:ind w:left="4320" w:hanging="360"/>
+      </w:pPr>
+      <w:rPr>
+        <w:rFonts w:ascii="Wingdings" w:hAnsi="Wingdings" w:hint="default"/>
+        <w:sz w:val="20"/>
+      </w:rPr>
+    </w:lvl>
+    <w:lvl w:ilvl="6" w:tentative="1">
+      <w:start w:val="1"/>
+      <w:numFmt w:val="bullet"/>
+      <w:lvlText w:val=""/>
+      <w:lvlJc w:val="left"/>
+      <w:pPr>
+        <w:tabs>
+          <w:tab w:val="num" w:pos="5040"/>
+        </w:tabs>
+        <w:ind w:left="5040" w:hanging="360"/>
+      </w:pPr>
+      <w:rPr>
+        <w:rFonts w:ascii="Wingdings" w:hAnsi="Wingdings" w:hint="default"/>
+        <w:sz w:val="20"/>
+      </w:rPr>
+    </w:lvl>
+    <w:lvl w:ilvl="7" w:tentative="1">
+      <w:start w:val="1"/>
+      <w:numFmt w:val="bullet"/>
+      <w:lvlText w:val=""/>
+      <w:lvlJc w:val="left"/>
+      <w:pPr>
+        <w:tabs>
+          <w:tab w:val="num" w:pos="5760"/>
+        </w:tabs>
+        <w:ind w:left="5760" w:hanging="360"/>
+      </w:pPr>
+      <w:rPr>
+        <w:rFonts w:ascii="Wingdings" w:hAnsi="Wingdings" w:hint="default"/>
+        <w:sz w:val="20"/>
+      </w:rPr>
+    </w:lvl>
+    <w:lvl w:ilvl="8" w:tentative="1">
+      <w:start w:val="1"/>
+      <w:numFmt w:val="bullet"/>
+      <w:lvlText w:val=""/>
+      <w:lvlJc w:val="left"/>
+      <w:pPr>
+        <w:tabs>
+          <w:tab w:val="num" w:pos="6480"/>
+        </w:tabs>
+        <w:ind w:left="6480" w:hanging="360"/>
+      </w:pPr>
+      <w:rPr>
+        <w:rFonts w:ascii="Wingdings" w:hAnsi="Wingdings" w:hint="default"/>
+        <w:sz w:val="20"/>
+      </w:rPr>
+    </w:lvl>
+  </w:abstractNum>
+  <w:abstractNum w:abstractNumId="30" w15:restartNumberingAfterBreak="0">
     <w:nsid w:val="4F8E51EC"/>
     <w:multiLevelType w:val="multilevel"/>
     <w:tmpl w:val="18688B72"/>
@@ -2644,7 +6050,7 @@
       </w:rPr>
     </w:lvl>
   </w:abstractNum>
-  <w:abstractNum w:abstractNumId="9" w15:restartNumberingAfterBreak="0">
+  <w:abstractNum w:abstractNumId="31" w15:restartNumberingAfterBreak="0">
     <w:nsid w:val="4FF70D75"/>
     <w:multiLevelType w:val="multilevel"/>
     <w:tmpl w:val="DBA4C66C"/>
@@ -2793,7 +6199,454 @@
       </w:rPr>
     </w:lvl>
   </w:abstractNum>
-  <w:abstractNum w:abstractNumId="10" w15:restartNumberingAfterBreak="0">
+  <w:abstractNum w:abstractNumId="32" w15:restartNumberingAfterBreak="0">
+    <w:nsid w:val="56B22A5C"/>
+    <w:multiLevelType w:val="multilevel"/>
+    <w:tmpl w:val="7DDE2CA6"/>
+    <w:lvl w:ilvl="0">
+      <w:start w:val="1"/>
+      <w:numFmt w:val="bullet"/>
+      <w:lvlText w:val=""/>
+      <w:lvlJc w:val="left"/>
+      <w:pPr>
+        <w:tabs>
+          <w:tab w:val="num" w:pos="720"/>
+        </w:tabs>
+        <w:ind w:left="720" w:hanging="360"/>
+      </w:pPr>
+      <w:rPr>
+        <w:rFonts w:ascii="Symbol" w:hAnsi="Symbol" w:hint="default"/>
+        <w:sz w:val="20"/>
+      </w:rPr>
+    </w:lvl>
+    <w:lvl w:ilvl="1" w:tentative="1">
+      <w:start w:val="1"/>
+      <w:numFmt w:val="bullet"/>
+      <w:lvlText w:val="o"/>
+      <w:lvlJc w:val="left"/>
+      <w:pPr>
+        <w:tabs>
+          <w:tab w:val="num" w:pos="1440"/>
+        </w:tabs>
+        <w:ind w:left="1440" w:hanging="360"/>
+      </w:pPr>
+      <w:rPr>
+        <w:rFonts w:ascii="Courier New" w:hAnsi="Courier New" w:hint="default"/>
+        <w:sz w:val="20"/>
+      </w:rPr>
+    </w:lvl>
+    <w:lvl w:ilvl="2" w:tentative="1">
+      <w:start w:val="1"/>
+      <w:numFmt w:val="bullet"/>
+      <w:lvlText w:val=""/>
+      <w:lvlJc w:val="left"/>
+      <w:pPr>
+        <w:tabs>
+          <w:tab w:val="num" w:pos="2160"/>
+        </w:tabs>
+        <w:ind w:left="2160" w:hanging="360"/>
+      </w:pPr>
+      <w:rPr>
+        <w:rFonts w:ascii="Wingdings" w:hAnsi="Wingdings" w:hint="default"/>
+        <w:sz w:val="20"/>
+      </w:rPr>
+    </w:lvl>
+    <w:lvl w:ilvl="3" w:tentative="1">
+      <w:start w:val="1"/>
+      <w:numFmt w:val="bullet"/>
+      <w:lvlText w:val=""/>
+      <w:lvlJc w:val="left"/>
+      <w:pPr>
+        <w:tabs>
+          <w:tab w:val="num" w:pos="2880"/>
+        </w:tabs>
+        <w:ind w:left="2880" w:hanging="360"/>
+      </w:pPr>
+      <w:rPr>
+        <w:rFonts w:ascii="Wingdings" w:hAnsi="Wingdings" w:hint="default"/>
+        <w:sz w:val="20"/>
+      </w:rPr>
+    </w:lvl>
+    <w:lvl w:ilvl="4" w:tentative="1">
+      <w:start w:val="1"/>
+      <w:numFmt w:val="bullet"/>
+      <w:lvlText w:val=""/>
+      <w:lvlJc w:val="left"/>
+      <w:pPr>
+        <w:tabs>
+          <w:tab w:val="num" w:pos="3600"/>
+        </w:tabs>
+        <w:ind w:left="3600" w:hanging="360"/>
+      </w:pPr>
+      <w:rPr>
+        <w:rFonts w:ascii="Wingdings" w:hAnsi="Wingdings" w:hint="default"/>
+        <w:sz w:val="20"/>
+      </w:rPr>
+    </w:lvl>
+    <w:lvl w:ilvl="5" w:tentative="1">
+      <w:start w:val="1"/>
+      <w:numFmt w:val="bullet"/>
+      <w:lvlText w:val=""/>
+      <w:lvlJc w:val="left"/>
+      <w:pPr>
+        <w:tabs>
+          <w:tab w:val="num" w:pos="4320"/>
+        </w:tabs>
+        <w:ind w:left="4320" w:hanging="360"/>
+      </w:pPr>
+      <w:rPr>
+        <w:rFonts w:ascii="Wingdings" w:hAnsi="Wingdings" w:hint="default"/>
+        <w:sz w:val="20"/>
+      </w:rPr>
+    </w:lvl>
+    <w:lvl w:ilvl="6" w:tentative="1">
+      <w:start w:val="1"/>
+      <w:numFmt w:val="bullet"/>
+      <w:lvlText w:val=""/>
+      <w:lvlJc w:val="left"/>
+      <w:pPr>
+        <w:tabs>
+          <w:tab w:val="num" w:pos="5040"/>
+        </w:tabs>
+        <w:ind w:left="5040" w:hanging="360"/>
+      </w:pPr>
+      <w:rPr>
+        <w:rFonts w:ascii="Wingdings" w:hAnsi="Wingdings" w:hint="default"/>
+        <w:sz w:val="20"/>
+      </w:rPr>
+    </w:lvl>
+    <w:lvl w:ilvl="7" w:tentative="1">
+      <w:start w:val="1"/>
+      <w:numFmt w:val="bullet"/>
+      <w:lvlText w:val=""/>
+      <w:lvlJc w:val="left"/>
+      <w:pPr>
+        <w:tabs>
+          <w:tab w:val="num" w:pos="5760"/>
+        </w:tabs>
+        <w:ind w:left="5760" w:hanging="360"/>
+      </w:pPr>
+      <w:rPr>
+        <w:rFonts w:ascii="Wingdings" w:hAnsi="Wingdings" w:hint="default"/>
+        <w:sz w:val="20"/>
+      </w:rPr>
+    </w:lvl>
+    <w:lvl w:ilvl="8" w:tentative="1">
+      <w:start w:val="1"/>
+      <w:numFmt w:val="bullet"/>
+      <w:lvlText w:val=""/>
+      <w:lvlJc w:val="left"/>
+      <w:pPr>
+        <w:tabs>
+          <w:tab w:val="num" w:pos="6480"/>
+        </w:tabs>
+        <w:ind w:left="6480" w:hanging="360"/>
+      </w:pPr>
+      <w:rPr>
+        <w:rFonts w:ascii="Wingdings" w:hAnsi="Wingdings" w:hint="default"/>
+        <w:sz w:val="20"/>
+      </w:rPr>
+    </w:lvl>
+  </w:abstractNum>
+  <w:abstractNum w:abstractNumId="33" w15:restartNumberingAfterBreak="0">
+    <w:nsid w:val="574B2217"/>
+    <w:multiLevelType w:val="multilevel"/>
+    <w:tmpl w:val="F51E1064"/>
+    <w:lvl w:ilvl="0">
+      <w:start w:val="1"/>
+      <w:numFmt w:val="bullet"/>
+      <w:lvlText w:val=""/>
+      <w:lvlJc w:val="left"/>
+      <w:pPr>
+        <w:tabs>
+          <w:tab w:val="num" w:pos="720"/>
+        </w:tabs>
+        <w:ind w:left="720" w:hanging="360"/>
+      </w:pPr>
+      <w:rPr>
+        <w:rFonts w:ascii="Symbol" w:hAnsi="Symbol" w:hint="default"/>
+        <w:sz w:val="20"/>
+      </w:rPr>
+    </w:lvl>
+    <w:lvl w:ilvl="1" w:tentative="1">
+      <w:start w:val="1"/>
+      <w:numFmt w:val="bullet"/>
+      <w:lvlText w:val="o"/>
+      <w:lvlJc w:val="left"/>
+      <w:pPr>
+        <w:tabs>
+          <w:tab w:val="num" w:pos="1440"/>
+        </w:tabs>
+        <w:ind w:left="1440" w:hanging="360"/>
+      </w:pPr>
+      <w:rPr>
+        <w:rFonts w:ascii="Courier New" w:hAnsi="Courier New" w:hint="default"/>
+        <w:sz w:val="20"/>
+      </w:rPr>
+    </w:lvl>
+    <w:lvl w:ilvl="2" w:tentative="1">
+      <w:start w:val="1"/>
+      <w:numFmt w:val="bullet"/>
+      <w:lvlText w:val=""/>
+      <w:lvlJc w:val="left"/>
+      <w:pPr>
+        <w:tabs>
+          <w:tab w:val="num" w:pos="2160"/>
+        </w:tabs>
+        <w:ind w:left="2160" w:hanging="360"/>
+      </w:pPr>
+      <w:rPr>
+        <w:rFonts w:ascii="Wingdings" w:hAnsi="Wingdings" w:hint="default"/>
+        <w:sz w:val="20"/>
+      </w:rPr>
+    </w:lvl>
+    <w:lvl w:ilvl="3" w:tentative="1">
+      <w:start w:val="1"/>
+      <w:numFmt w:val="bullet"/>
+      <w:lvlText w:val=""/>
+      <w:lvlJc w:val="left"/>
+      <w:pPr>
+        <w:tabs>
+          <w:tab w:val="num" w:pos="2880"/>
+        </w:tabs>
+        <w:ind w:left="2880" w:hanging="360"/>
+      </w:pPr>
+      <w:rPr>
+        <w:rFonts w:ascii="Wingdings" w:hAnsi="Wingdings" w:hint="default"/>
+        <w:sz w:val="20"/>
+      </w:rPr>
+    </w:lvl>
+    <w:lvl w:ilvl="4" w:tentative="1">
+      <w:start w:val="1"/>
+      <w:numFmt w:val="bullet"/>
+      <w:lvlText w:val=""/>
+      <w:lvlJc w:val="left"/>
+      <w:pPr>
+        <w:tabs>
+          <w:tab w:val="num" w:pos="3600"/>
+        </w:tabs>
+        <w:ind w:left="3600" w:hanging="360"/>
+      </w:pPr>
+      <w:rPr>
+        <w:rFonts w:ascii="Wingdings" w:hAnsi="Wingdings" w:hint="default"/>
+        <w:sz w:val="20"/>
+      </w:rPr>
+    </w:lvl>
+    <w:lvl w:ilvl="5" w:tentative="1">
+      <w:start w:val="1"/>
+      <w:numFmt w:val="bullet"/>
+      <w:lvlText w:val=""/>
+      <w:lvlJc w:val="left"/>
+      <w:pPr>
+        <w:tabs>
+          <w:tab w:val="num" w:pos="4320"/>
+        </w:tabs>
+        <w:ind w:left="4320" w:hanging="360"/>
+      </w:pPr>
+      <w:rPr>
+        <w:rFonts w:ascii="Wingdings" w:hAnsi="Wingdings" w:hint="default"/>
+        <w:sz w:val="20"/>
+      </w:rPr>
+    </w:lvl>
+    <w:lvl w:ilvl="6" w:tentative="1">
+      <w:start w:val="1"/>
+      <w:numFmt w:val="bullet"/>
+      <w:lvlText w:val=""/>
+      <w:lvlJc w:val="left"/>
+      <w:pPr>
+        <w:tabs>
+          <w:tab w:val="num" w:pos="5040"/>
+        </w:tabs>
+        <w:ind w:left="5040" w:hanging="360"/>
+      </w:pPr>
+      <w:rPr>
+        <w:rFonts w:ascii="Wingdings" w:hAnsi="Wingdings" w:hint="default"/>
+        <w:sz w:val="20"/>
+      </w:rPr>
+    </w:lvl>
+    <w:lvl w:ilvl="7" w:tentative="1">
+      <w:start w:val="1"/>
+      <w:numFmt w:val="bullet"/>
+      <w:lvlText w:val=""/>
+      <w:lvlJc w:val="left"/>
+      <w:pPr>
+        <w:tabs>
+          <w:tab w:val="num" w:pos="5760"/>
+        </w:tabs>
+        <w:ind w:left="5760" w:hanging="360"/>
+      </w:pPr>
+      <w:rPr>
+        <w:rFonts w:ascii="Wingdings" w:hAnsi="Wingdings" w:hint="default"/>
+        <w:sz w:val="20"/>
+      </w:rPr>
+    </w:lvl>
+    <w:lvl w:ilvl="8" w:tentative="1">
+      <w:start w:val="1"/>
+      <w:numFmt w:val="bullet"/>
+      <w:lvlText w:val=""/>
+      <w:lvlJc w:val="left"/>
+      <w:pPr>
+        <w:tabs>
+          <w:tab w:val="num" w:pos="6480"/>
+        </w:tabs>
+        <w:ind w:left="6480" w:hanging="360"/>
+      </w:pPr>
+      <w:rPr>
+        <w:rFonts w:ascii="Wingdings" w:hAnsi="Wingdings" w:hint="default"/>
+        <w:sz w:val="20"/>
+      </w:rPr>
+    </w:lvl>
+  </w:abstractNum>
+  <w:abstractNum w:abstractNumId="34" w15:restartNumberingAfterBreak="0">
+    <w:nsid w:val="59AB2E92"/>
+    <w:multiLevelType w:val="multilevel"/>
+    <w:tmpl w:val="964447CE"/>
+    <w:lvl w:ilvl="0">
+      <w:start w:val="1"/>
+      <w:numFmt w:val="bullet"/>
+      <w:lvlText w:val=""/>
+      <w:lvlJc w:val="left"/>
+      <w:pPr>
+        <w:tabs>
+          <w:tab w:val="num" w:pos="720"/>
+        </w:tabs>
+        <w:ind w:left="720" w:hanging="360"/>
+      </w:pPr>
+      <w:rPr>
+        <w:rFonts w:ascii="Symbol" w:hAnsi="Symbol" w:hint="default"/>
+        <w:sz w:val="20"/>
+      </w:rPr>
+    </w:lvl>
+    <w:lvl w:ilvl="1" w:tentative="1">
+      <w:start w:val="1"/>
+      <w:numFmt w:val="bullet"/>
+      <w:lvlText w:val="o"/>
+      <w:lvlJc w:val="left"/>
+      <w:pPr>
+        <w:tabs>
+          <w:tab w:val="num" w:pos="1440"/>
+        </w:tabs>
+        <w:ind w:left="1440" w:hanging="360"/>
+      </w:pPr>
+      <w:rPr>
+        <w:rFonts w:ascii="Courier New" w:hAnsi="Courier New" w:hint="default"/>
+        <w:sz w:val="20"/>
+      </w:rPr>
+    </w:lvl>
+    <w:lvl w:ilvl="2" w:tentative="1">
+      <w:start w:val="1"/>
+      <w:numFmt w:val="bullet"/>
+      <w:lvlText w:val=""/>
+      <w:lvlJc w:val="left"/>
+      <w:pPr>
+        <w:tabs>
+          <w:tab w:val="num" w:pos="2160"/>
+        </w:tabs>
+        <w:ind w:left="2160" w:hanging="360"/>
+      </w:pPr>
+      <w:rPr>
+        <w:rFonts w:ascii="Wingdings" w:hAnsi="Wingdings" w:hint="default"/>
+        <w:sz w:val="20"/>
+      </w:rPr>
+    </w:lvl>
+    <w:lvl w:ilvl="3" w:tentative="1">
+      <w:start w:val="1"/>
+      <w:numFmt w:val="bullet"/>
+      <w:lvlText w:val=""/>
+      <w:lvlJc w:val="left"/>
+      <w:pPr>
+        <w:tabs>
+          <w:tab w:val="num" w:pos="2880"/>
+        </w:tabs>
+        <w:ind w:left="2880" w:hanging="360"/>
+      </w:pPr>
+      <w:rPr>
+        <w:rFonts w:ascii="Wingdings" w:hAnsi="Wingdings" w:hint="default"/>
+        <w:sz w:val="20"/>
+      </w:rPr>
+    </w:lvl>
+    <w:lvl w:ilvl="4" w:tentative="1">
+      <w:start w:val="1"/>
+      <w:numFmt w:val="bullet"/>
+      <w:lvlText w:val=""/>
+      <w:lvlJc w:val="left"/>
+      <w:pPr>
+        <w:tabs>
+          <w:tab w:val="num" w:pos="3600"/>
+        </w:tabs>
+        <w:ind w:left="3600" w:hanging="360"/>
+      </w:pPr>
+      <w:rPr>
+        <w:rFonts w:ascii="Wingdings" w:hAnsi="Wingdings" w:hint="default"/>
+        <w:sz w:val="20"/>
+      </w:rPr>
+    </w:lvl>
+    <w:lvl w:ilvl="5" w:tentative="1">
+      <w:start w:val="1"/>
+      <w:numFmt w:val="bullet"/>
+      <w:lvlText w:val=""/>
+      <w:lvlJc w:val="left"/>
+      <w:pPr>
+        <w:tabs>
+          <w:tab w:val="num" w:pos="4320"/>
+        </w:tabs>
+        <w:ind w:left="4320" w:hanging="360"/>
+      </w:pPr>
+      <w:rPr>
+        <w:rFonts w:ascii="Wingdings" w:hAnsi="Wingdings" w:hint="default"/>
+        <w:sz w:val="20"/>
+      </w:rPr>
+    </w:lvl>
+    <w:lvl w:ilvl="6" w:tentative="1">
+      <w:start w:val="1"/>
+      <w:numFmt w:val="bullet"/>
+      <w:lvlText w:val=""/>
+      <w:lvlJc w:val="left"/>
+      <w:pPr>
+        <w:tabs>
+          <w:tab w:val="num" w:pos="5040"/>
+        </w:tabs>
+        <w:ind w:left="5040" w:hanging="360"/>
+      </w:pPr>
+      <w:rPr>
+        <w:rFonts w:ascii="Wingdings" w:hAnsi="Wingdings" w:hint="default"/>
+        <w:sz w:val="20"/>
+      </w:rPr>
+    </w:lvl>
+    <w:lvl w:ilvl="7" w:tentative="1">
+      <w:start w:val="1"/>
+      <w:numFmt w:val="bullet"/>
+      <w:lvlText w:val=""/>
+      <w:lvlJc w:val="left"/>
+      <w:pPr>
+        <w:tabs>
+          <w:tab w:val="num" w:pos="5760"/>
+        </w:tabs>
+        <w:ind w:left="5760" w:hanging="360"/>
+      </w:pPr>
+      <w:rPr>
+        <w:rFonts w:ascii="Wingdings" w:hAnsi="Wingdings" w:hint="default"/>
+        <w:sz w:val="20"/>
+      </w:rPr>
+    </w:lvl>
+    <w:lvl w:ilvl="8" w:tentative="1">
+      <w:start w:val="1"/>
+      <w:numFmt w:val="bullet"/>
+      <w:lvlText w:val=""/>
+      <w:lvlJc w:val="left"/>
+      <w:pPr>
+        <w:tabs>
+          <w:tab w:val="num" w:pos="6480"/>
+        </w:tabs>
+        <w:ind w:left="6480" w:hanging="360"/>
+      </w:pPr>
+      <w:rPr>
+        <w:rFonts w:ascii="Wingdings" w:hAnsi="Wingdings" w:hint="default"/>
+        <w:sz w:val="20"/>
+      </w:rPr>
+    </w:lvl>
+  </w:abstractNum>
+  <w:abstractNum w:abstractNumId="35" w15:restartNumberingAfterBreak="0">
     <w:nsid w:val="5A0245F1"/>
     <w:multiLevelType w:val="multilevel"/>
     <w:tmpl w:val="FB2683F4"/>
@@ -2942,7 +6795,156 @@
       </w:rPr>
     </w:lvl>
   </w:abstractNum>
-  <w:abstractNum w:abstractNumId="11" w15:restartNumberingAfterBreak="0">
+  <w:abstractNum w:abstractNumId="36" w15:restartNumberingAfterBreak="0">
+    <w:nsid w:val="5E936D8C"/>
+    <w:multiLevelType w:val="multilevel"/>
+    <w:tmpl w:val="C6D6A24C"/>
+    <w:lvl w:ilvl="0">
+      <w:start w:val="1"/>
+      <w:numFmt w:val="bullet"/>
+      <w:lvlText w:val=""/>
+      <w:lvlJc w:val="left"/>
+      <w:pPr>
+        <w:tabs>
+          <w:tab w:val="num" w:pos="720"/>
+        </w:tabs>
+        <w:ind w:left="720" w:hanging="360"/>
+      </w:pPr>
+      <w:rPr>
+        <w:rFonts w:ascii="Symbol" w:hAnsi="Symbol" w:hint="default"/>
+        <w:sz w:val="20"/>
+      </w:rPr>
+    </w:lvl>
+    <w:lvl w:ilvl="1" w:tentative="1">
+      <w:start w:val="1"/>
+      <w:numFmt w:val="bullet"/>
+      <w:lvlText w:val="o"/>
+      <w:lvlJc w:val="left"/>
+      <w:pPr>
+        <w:tabs>
+          <w:tab w:val="num" w:pos="1440"/>
+        </w:tabs>
+        <w:ind w:left="1440" w:hanging="360"/>
+      </w:pPr>
+      <w:rPr>
+        <w:rFonts w:ascii="Courier New" w:hAnsi="Courier New" w:hint="default"/>
+        <w:sz w:val="20"/>
+      </w:rPr>
+    </w:lvl>
+    <w:lvl w:ilvl="2" w:tentative="1">
+      <w:start w:val="1"/>
+      <w:numFmt w:val="bullet"/>
+      <w:lvlText w:val=""/>
+      <w:lvlJc w:val="left"/>
+      <w:pPr>
+        <w:tabs>
+          <w:tab w:val="num" w:pos="2160"/>
+        </w:tabs>
+        <w:ind w:left="2160" w:hanging="360"/>
+      </w:pPr>
+      <w:rPr>
+        <w:rFonts w:ascii="Wingdings" w:hAnsi="Wingdings" w:hint="default"/>
+        <w:sz w:val="20"/>
+      </w:rPr>
+    </w:lvl>
+    <w:lvl w:ilvl="3" w:tentative="1">
+      <w:start w:val="1"/>
+      <w:numFmt w:val="bullet"/>
+      <w:lvlText w:val=""/>
+      <w:lvlJc w:val="left"/>
+      <w:pPr>
+        <w:tabs>
+          <w:tab w:val="num" w:pos="2880"/>
+        </w:tabs>
+        <w:ind w:left="2880" w:hanging="360"/>
+      </w:pPr>
+      <w:rPr>
+        <w:rFonts w:ascii="Wingdings" w:hAnsi="Wingdings" w:hint="default"/>
+        <w:sz w:val="20"/>
+      </w:rPr>
+    </w:lvl>
+    <w:lvl w:ilvl="4" w:tentative="1">
+      <w:start w:val="1"/>
+      <w:numFmt w:val="bullet"/>
+      <w:lvlText w:val=""/>
+      <w:lvlJc w:val="left"/>
+      <w:pPr>
+        <w:tabs>
+          <w:tab w:val="num" w:pos="3600"/>
+        </w:tabs>
+        <w:ind w:left="3600" w:hanging="360"/>
+      </w:pPr>
+      <w:rPr>
+        <w:rFonts w:ascii="Wingdings" w:hAnsi="Wingdings" w:hint="default"/>
+        <w:sz w:val="20"/>
+      </w:rPr>
+    </w:lvl>
+    <w:lvl w:ilvl="5" w:tentative="1">
+      <w:start w:val="1"/>
+      <w:numFmt w:val="bullet"/>
+      <w:lvlText w:val=""/>
+      <w:lvlJc w:val="left"/>
+      <w:pPr>
+        <w:tabs>
+          <w:tab w:val="num" w:pos="4320"/>
+        </w:tabs>
+        <w:ind w:left="4320" w:hanging="360"/>
+      </w:pPr>
+      <w:rPr>
+        <w:rFonts w:ascii="Wingdings" w:hAnsi="Wingdings" w:hint="default"/>
+        <w:sz w:val="20"/>
+      </w:rPr>
+    </w:lvl>
+    <w:lvl w:ilvl="6" w:tentative="1">
+      <w:start w:val="1"/>
+      <w:numFmt w:val="bullet"/>
+      <w:lvlText w:val=""/>
+      <w:lvlJc w:val="left"/>
+      <w:pPr>
+        <w:tabs>
+          <w:tab w:val="num" w:pos="5040"/>
+        </w:tabs>
+        <w:ind w:left="5040" w:hanging="360"/>
+      </w:pPr>
+      <w:rPr>
+        <w:rFonts w:ascii="Wingdings" w:hAnsi="Wingdings" w:hint="default"/>
+        <w:sz w:val="20"/>
+      </w:rPr>
+    </w:lvl>
+    <w:lvl w:ilvl="7" w:tentative="1">
+      <w:start w:val="1"/>
+      <w:numFmt w:val="bullet"/>
+      <w:lvlText w:val=""/>
+      <w:lvlJc w:val="left"/>
+      <w:pPr>
+        <w:tabs>
+          <w:tab w:val="num" w:pos="5760"/>
+        </w:tabs>
+        <w:ind w:left="5760" w:hanging="360"/>
+      </w:pPr>
+      <w:rPr>
+        <w:rFonts w:ascii="Wingdings" w:hAnsi="Wingdings" w:hint="default"/>
+        <w:sz w:val="20"/>
+      </w:rPr>
+    </w:lvl>
+    <w:lvl w:ilvl="8" w:tentative="1">
+      <w:start w:val="1"/>
+      <w:numFmt w:val="bullet"/>
+      <w:lvlText w:val=""/>
+      <w:lvlJc w:val="left"/>
+      <w:pPr>
+        <w:tabs>
+          <w:tab w:val="num" w:pos="6480"/>
+        </w:tabs>
+        <w:ind w:left="6480" w:hanging="360"/>
+      </w:pPr>
+      <w:rPr>
+        <w:rFonts w:ascii="Wingdings" w:hAnsi="Wingdings" w:hint="default"/>
+        <w:sz w:val="20"/>
+      </w:rPr>
+    </w:lvl>
+  </w:abstractNum>
+  <w:abstractNum w:abstractNumId="37" w15:restartNumberingAfterBreak="0">
     <w:nsid w:val="6127592E"/>
     <w:multiLevelType w:val="multilevel"/>
     <w:tmpl w:val="F5CAC810"/>
@@ -3091,7 +7093,752 @@
       </w:rPr>
     </w:lvl>
   </w:abstractNum>
-  <w:abstractNum w:abstractNumId="12" w15:restartNumberingAfterBreak="0">
+  <w:abstractNum w:abstractNumId="38" w15:restartNumberingAfterBreak="0">
+    <w:nsid w:val="637016AC"/>
+    <w:multiLevelType w:val="multilevel"/>
+    <w:tmpl w:val="F9FA88D6"/>
+    <w:lvl w:ilvl="0">
+      <w:start w:val="1"/>
+      <w:numFmt w:val="bullet"/>
+      <w:lvlText w:val=""/>
+      <w:lvlJc w:val="left"/>
+      <w:pPr>
+        <w:tabs>
+          <w:tab w:val="num" w:pos="720"/>
+        </w:tabs>
+        <w:ind w:left="720" w:hanging="360"/>
+      </w:pPr>
+      <w:rPr>
+        <w:rFonts w:ascii="Symbol" w:hAnsi="Symbol" w:hint="default"/>
+        <w:sz w:val="20"/>
+      </w:rPr>
+    </w:lvl>
+    <w:lvl w:ilvl="1" w:tentative="1">
+      <w:start w:val="1"/>
+      <w:numFmt w:val="bullet"/>
+      <w:lvlText w:val="o"/>
+      <w:lvlJc w:val="left"/>
+      <w:pPr>
+        <w:tabs>
+          <w:tab w:val="num" w:pos="1440"/>
+        </w:tabs>
+        <w:ind w:left="1440" w:hanging="360"/>
+      </w:pPr>
+      <w:rPr>
+        <w:rFonts w:ascii="Courier New" w:hAnsi="Courier New" w:hint="default"/>
+        <w:sz w:val="20"/>
+      </w:rPr>
+    </w:lvl>
+    <w:lvl w:ilvl="2" w:tentative="1">
+      <w:start w:val="1"/>
+      <w:numFmt w:val="bullet"/>
+      <w:lvlText w:val=""/>
+      <w:lvlJc w:val="left"/>
+      <w:pPr>
+        <w:tabs>
+          <w:tab w:val="num" w:pos="2160"/>
+        </w:tabs>
+        <w:ind w:left="2160" w:hanging="360"/>
+      </w:pPr>
+      <w:rPr>
+        <w:rFonts w:ascii="Wingdings" w:hAnsi="Wingdings" w:hint="default"/>
+        <w:sz w:val="20"/>
+      </w:rPr>
+    </w:lvl>
+    <w:lvl w:ilvl="3" w:tentative="1">
+      <w:start w:val="1"/>
+      <w:numFmt w:val="bullet"/>
+      <w:lvlText w:val=""/>
+      <w:lvlJc w:val="left"/>
+      <w:pPr>
+        <w:tabs>
+          <w:tab w:val="num" w:pos="2880"/>
+        </w:tabs>
+        <w:ind w:left="2880" w:hanging="360"/>
+      </w:pPr>
+      <w:rPr>
+        <w:rFonts w:ascii="Wingdings" w:hAnsi="Wingdings" w:hint="default"/>
+        <w:sz w:val="20"/>
+      </w:rPr>
+    </w:lvl>
+    <w:lvl w:ilvl="4" w:tentative="1">
+      <w:start w:val="1"/>
+      <w:numFmt w:val="bullet"/>
+      <w:lvlText w:val=""/>
+      <w:lvlJc w:val="left"/>
+      <w:pPr>
+        <w:tabs>
+          <w:tab w:val="num" w:pos="3600"/>
+        </w:tabs>
+        <w:ind w:left="3600" w:hanging="360"/>
+      </w:pPr>
+      <w:rPr>
+        <w:rFonts w:ascii="Wingdings" w:hAnsi="Wingdings" w:hint="default"/>
+        <w:sz w:val="20"/>
+      </w:rPr>
+    </w:lvl>
+    <w:lvl w:ilvl="5" w:tentative="1">
+      <w:start w:val="1"/>
+      <w:numFmt w:val="bullet"/>
+      <w:lvlText w:val=""/>
+      <w:lvlJc w:val="left"/>
+      <w:pPr>
+        <w:tabs>
+          <w:tab w:val="num" w:pos="4320"/>
+        </w:tabs>
+        <w:ind w:left="4320" w:hanging="360"/>
+      </w:pPr>
+      <w:rPr>
+        <w:rFonts w:ascii="Wingdings" w:hAnsi="Wingdings" w:hint="default"/>
+        <w:sz w:val="20"/>
+      </w:rPr>
+    </w:lvl>
+    <w:lvl w:ilvl="6" w:tentative="1">
+      <w:start w:val="1"/>
+      <w:numFmt w:val="bullet"/>
+      <w:lvlText w:val=""/>
+      <w:lvlJc w:val="left"/>
+      <w:pPr>
+        <w:tabs>
+          <w:tab w:val="num" w:pos="5040"/>
+        </w:tabs>
+        <w:ind w:left="5040" w:hanging="360"/>
+      </w:pPr>
+      <w:rPr>
+        <w:rFonts w:ascii="Wingdings" w:hAnsi="Wingdings" w:hint="default"/>
+        <w:sz w:val="20"/>
+      </w:rPr>
+    </w:lvl>
+    <w:lvl w:ilvl="7" w:tentative="1">
+      <w:start w:val="1"/>
+      <w:numFmt w:val="bullet"/>
+      <w:lvlText w:val=""/>
+      <w:lvlJc w:val="left"/>
+      <w:pPr>
+        <w:tabs>
+          <w:tab w:val="num" w:pos="5760"/>
+        </w:tabs>
+        <w:ind w:left="5760" w:hanging="360"/>
+      </w:pPr>
+      <w:rPr>
+        <w:rFonts w:ascii="Wingdings" w:hAnsi="Wingdings" w:hint="default"/>
+        <w:sz w:val="20"/>
+      </w:rPr>
+    </w:lvl>
+    <w:lvl w:ilvl="8" w:tentative="1">
+      <w:start w:val="1"/>
+      <w:numFmt w:val="bullet"/>
+      <w:lvlText w:val=""/>
+      <w:lvlJc w:val="left"/>
+      <w:pPr>
+        <w:tabs>
+          <w:tab w:val="num" w:pos="6480"/>
+        </w:tabs>
+        <w:ind w:left="6480" w:hanging="360"/>
+      </w:pPr>
+      <w:rPr>
+        <w:rFonts w:ascii="Wingdings" w:hAnsi="Wingdings" w:hint="default"/>
+        <w:sz w:val="20"/>
+      </w:rPr>
+    </w:lvl>
+  </w:abstractNum>
+  <w:abstractNum w:abstractNumId="39" w15:restartNumberingAfterBreak="0">
+    <w:nsid w:val="637F5DC3"/>
+    <w:multiLevelType w:val="multilevel"/>
+    <w:tmpl w:val="B664B570"/>
+    <w:lvl w:ilvl="0">
+      <w:start w:val="1"/>
+      <w:numFmt w:val="bullet"/>
+      <w:lvlText w:val=""/>
+      <w:lvlJc w:val="left"/>
+      <w:pPr>
+        <w:tabs>
+          <w:tab w:val="num" w:pos="720"/>
+        </w:tabs>
+        <w:ind w:left="720" w:hanging="360"/>
+      </w:pPr>
+      <w:rPr>
+        <w:rFonts w:ascii="Symbol" w:hAnsi="Symbol" w:hint="default"/>
+        <w:sz w:val="20"/>
+      </w:rPr>
+    </w:lvl>
+    <w:lvl w:ilvl="1" w:tentative="1">
+      <w:start w:val="1"/>
+      <w:numFmt w:val="bullet"/>
+      <w:lvlText w:val="o"/>
+      <w:lvlJc w:val="left"/>
+      <w:pPr>
+        <w:tabs>
+          <w:tab w:val="num" w:pos="1440"/>
+        </w:tabs>
+        <w:ind w:left="1440" w:hanging="360"/>
+      </w:pPr>
+      <w:rPr>
+        <w:rFonts w:ascii="Courier New" w:hAnsi="Courier New" w:hint="default"/>
+        <w:sz w:val="20"/>
+      </w:rPr>
+    </w:lvl>
+    <w:lvl w:ilvl="2" w:tentative="1">
+      <w:start w:val="1"/>
+      <w:numFmt w:val="bullet"/>
+      <w:lvlText w:val=""/>
+      <w:lvlJc w:val="left"/>
+      <w:pPr>
+        <w:tabs>
+          <w:tab w:val="num" w:pos="2160"/>
+        </w:tabs>
+        <w:ind w:left="2160" w:hanging="360"/>
+      </w:pPr>
+      <w:rPr>
+        <w:rFonts w:ascii="Wingdings" w:hAnsi="Wingdings" w:hint="default"/>
+        <w:sz w:val="20"/>
+      </w:rPr>
+    </w:lvl>
+    <w:lvl w:ilvl="3" w:tentative="1">
+      <w:start w:val="1"/>
+      <w:numFmt w:val="bullet"/>
+      <w:lvlText w:val=""/>
+      <w:lvlJc w:val="left"/>
+      <w:pPr>
+        <w:tabs>
+          <w:tab w:val="num" w:pos="2880"/>
+        </w:tabs>
+        <w:ind w:left="2880" w:hanging="360"/>
+      </w:pPr>
+      <w:rPr>
+        <w:rFonts w:ascii="Wingdings" w:hAnsi="Wingdings" w:hint="default"/>
+        <w:sz w:val="20"/>
+      </w:rPr>
+    </w:lvl>
+    <w:lvl w:ilvl="4" w:tentative="1">
+      <w:start w:val="1"/>
+      <w:numFmt w:val="bullet"/>
+      <w:lvlText w:val=""/>
+      <w:lvlJc w:val="left"/>
+      <w:pPr>
+        <w:tabs>
+          <w:tab w:val="num" w:pos="3600"/>
+        </w:tabs>
+        <w:ind w:left="3600" w:hanging="360"/>
+      </w:pPr>
+      <w:rPr>
+        <w:rFonts w:ascii="Wingdings" w:hAnsi="Wingdings" w:hint="default"/>
+        <w:sz w:val="20"/>
+      </w:rPr>
+    </w:lvl>
+    <w:lvl w:ilvl="5" w:tentative="1">
+      <w:start w:val="1"/>
+      <w:numFmt w:val="bullet"/>
+      <w:lvlText w:val=""/>
+      <w:lvlJc w:val="left"/>
+      <w:pPr>
+        <w:tabs>
+          <w:tab w:val="num" w:pos="4320"/>
+        </w:tabs>
+        <w:ind w:left="4320" w:hanging="360"/>
+      </w:pPr>
+      <w:rPr>
+        <w:rFonts w:ascii="Wingdings" w:hAnsi="Wingdings" w:hint="default"/>
+        <w:sz w:val="20"/>
+      </w:rPr>
+    </w:lvl>
+    <w:lvl w:ilvl="6" w:tentative="1">
+      <w:start w:val="1"/>
+      <w:numFmt w:val="bullet"/>
+      <w:lvlText w:val=""/>
+      <w:lvlJc w:val="left"/>
+      <w:pPr>
+        <w:tabs>
+          <w:tab w:val="num" w:pos="5040"/>
+        </w:tabs>
+        <w:ind w:left="5040" w:hanging="360"/>
+      </w:pPr>
+      <w:rPr>
+        <w:rFonts w:ascii="Wingdings" w:hAnsi="Wingdings" w:hint="default"/>
+        <w:sz w:val="20"/>
+      </w:rPr>
+    </w:lvl>
+    <w:lvl w:ilvl="7" w:tentative="1">
+      <w:start w:val="1"/>
+      <w:numFmt w:val="bullet"/>
+      <w:lvlText w:val=""/>
+      <w:lvlJc w:val="left"/>
+      <w:pPr>
+        <w:tabs>
+          <w:tab w:val="num" w:pos="5760"/>
+        </w:tabs>
+        <w:ind w:left="5760" w:hanging="360"/>
+      </w:pPr>
+      <w:rPr>
+        <w:rFonts w:ascii="Wingdings" w:hAnsi="Wingdings" w:hint="default"/>
+        <w:sz w:val="20"/>
+      </w:rPr>
+    </w:lvl>
+    <w:lvl w:ilvl="8" w:tentative="1">
+      <w:start w:val="1"/>
+      <w:numFmt w:val="bullet"/>
+      <w:lvlText w:val=""/>
+      <w:lvlJc w:val="left"/>
+      <w:pPr>
+        <w:tabs>
+          <w:tab w:val="num" w:pos="6480"/>
+        </w:tabs>
+        <w:ind w:left="6480" w:hanging="360"/>
+      </w:pPr>
+      <w:rPr>
+        <w:rFonts w:ascii="Wingdings" w:hAnsi="Wingdings" w:hint="default"/>
+        <w:sz w:val="20"/>
+      </w:rPr>
+    </w:lvl>
+  </w:abstractNum>
+  <w:abstractNum w:abstractNumId="40" w15:restartNumberingAfterBreak="0">
+    <w:nsid w:val="67993814"/>
+    <w:multiLevelType w:val="multilevel"/>
+    <w:tmpl w:val="2AE27DE8"/>
+    <w:lvl w:ilvl="0">
+      <w:start w:val="1"/>
+      <w:numFmt w:val="bullet"/>
+      <w:lvlText w:val=""/>
+      <w:lvlJc w:val="left"/>
+      <w:pPr>
+        <w:tabs>
+          <w:tab w:val="num" w:pos="720"/>
+        </w:tabs>
+        <w:ind w:left="720" w:hanging="360"/>
+      </w:pPr>
+      <w:rPr>
+        <w:rFonts w:ascii="Symbol" w:hAnsi="Symbol" w:hint="default"/>
+        <w:sz w:val="20"/>
+      </w:rPr>
+    </w:lvl>
+    <w:lvl w:ilvl="1" w:tentative="1">
+      <w:start w:val="1"/>
+      <w:numFmt w:val="bullet"/>
+      <w:lvlText w:val="o"/>
+      <w:lvlJc w:val="left"/>
+      <w:pPr>
+        <w:tabs>
+          <w:tab w:val="num" w:pos="1440"/>
+        </w:tabs>
+        <w:ind w:left="1440" w:hanging="360"/>
+      </w:pPr>
+      <w:rPr>
+        <w:rFonts w:ascii="Courier New" w:hAnsi="Courier New" w:hint="default"/>
+        <w:sz w:val="20"/>
+      </w:rPr>
+    </w:lvl>
+    <w:lvl w:ilvl="2" w:tentative="1">
+      <w:start w:val="1"/>
+      <w:numFmt w:val="bullet"/>
+      <w:lvlText w:val=""/>
+      <w:lvlJc w:val="left"/>
+      <w:pPr>
+        <w:tabs>
+          <w:tab w:val="num" w:pos="2160"/>
+        </w:tabs>
+        <w:ind w:left="2160" w:hanging="360"/>
+      </w:pPr>
+      <w:rPr>
+        <w:rFonts w:ascii="Wingdings" w:hAnsi="Wingdings" w:hint="default"/>
+        <w:sz w:val="20"/>
+      </w:rPr>
+    </w:lvl>
+    <w:lvl w:ilvl="3" w:tentative="1">
+      <w:start w:val="1"/>
+      <w:numFmt w:val="bullet"/>
+      <w:lvlText w:val=""/>
+      <w:lvlJc w:val="left"/>
+      <w:pPr>
+        <w:tabs>
+          <w:tab w:val="num" w:pos="2880"/>
+        </w:tabs>
+        <w:ind w:left="2880" w:hanging="360"/>
+      </w:pPr>
+      <w:rPr>
+        <w:rFonts w:ascii="Wingdings" w:hAnsi="Wingdings" w:hint="default"/>
+        <w:sz w:val="20"/>
+      </w:rPr>
+    </w:lvl>
+    <w:lvl w:ilvl="4" w:tentative="1">
+      <w:start w:val="1"/>
+      <w:numFmt w:val="bullet"/>
+      <w:lvlText w:val=""/>
+      <w:lvlJc w:val="left"/>
+      <w:pPr>
+        <w:tabs>
+          <w:tab w:val="num" w:pos="3600"/>
+        </w:tabs>
+        <w:ind w:left="3600" w:hanging="360"/>
+      </w:pPr>
+      <w:rPr>
+        <w:rFonts w:ascii="Wingdings" w:hAnsi="Wingdings" w:hint="default"/>
+        <w:sz w:val="20"/>
+      </w:rPr>
+    </w:lvl>
+    <w:lvl w:ilvl="5" w:tentative="1">
+      <w:start w:val="1"/>
+      <w:numFmt w:val="bullet"/>
+      <w:lvlText w:val=""/>
+      <w:lvlJc w:val="left"/>
+      <w:pPr>
+        <w:tabs>
+          <w:tab w:val="num" w:pos="4320"/>
+        </w:tabs>
+        <w:ind w:left="4320" w:hanging="360"/>
+      </w:pPr>
+      <w:rPr>
+        <w:rFonts w:ascii="Wingdings" w:hAnsi="Wingdings" w:hint="default"/>
+        <w:sz w:val="20"/>
+      </w:rPr>
+    </w:lvl>
+    <w:lvl w:ilvl="6" w:tentative="1">
+      <w:start w:val="1"/>
+      <w:numFmt w:val="bullet"/>
+      <w:lvlText w:val=""/>
+      <w:lvlJc w:val="left"/>
+      <w:pPr>
+        <w:tabs>
+          <w:tab w:val="num" w:pos="5040"/>
+        </w:tabs>
+        <w:ind w:left="5040" w:hanging="360"/>
+      </w:pPr>
+      <w:rPr>
+        <w:rFonts w:ascii="Wingdings" w:hAnsi="Wingdings" w:hint="default"/>
+        <w:sz w:val="20"/>
+      </w:rPr>
+    </w:lvl>
+    <w:lvl w:ilvl="7" w:tentative="1">
+      <w:start w:val="1"/>
+      <w:numFmt w:val="bullet"/>
+      <w:lvlText w:val=""/>
+      <w:lvlJc w:val="left"/>
+      <w:pPr>
+        <w:tabs>
+          <w:tab w:val="num" w:pos="5760"/>
+        </w:tabs>
+        <w:ind w:left="5760" w:hanging="360"/>
+      </w:pPr>
+      <w:rPr>
+        <w:rFonts w:ascii="Wingdings" w:hAnsi="Wingdings" w:hint="default"/>
+        <w:sz w:val="20"/>
+      </w:rPr>
+    </w:lvl>
+    <w:lvl w:ilvl="8" w:tentative="1">
+      <w:start w:val="1"/>
+      <w:numFmt w:val="bullet"/>
+      <w:lvlText w:val=""/>
+      <w:lvlJc w:val="left"/>
+      <w:pPr>
+        <w:tabs>
+          <w:tab w:val="num" w:pos="6480"/>
+        </w:tabs>
+        <w:ind w:left="6480" w:hanging="360"/>
+      </w:pPr>
+      <w:rPr>
+        <w:rFonts w:ascii="Wingdings" w:hAnsi="Wingdings" w:hint="default"/>
+        <w:sz w:val="20"/>
+      </w:rPr>
+    </w:lvl>
+  </w:abstractNum>
+  <w:abstractNum w:abstractNumId="41" w15:restartNumberingAfterBreak="0">
+    <w:nsid w:val="68EA2DE8"/>
+    <w:multiLevelType w:val="multilevel"/>
+    <w:tmpl w:val="9FC01824"/>
+    <w:lvl w:ilvl="0">
+      <w:start w:val="1"/>
+      <w:numFmt w:val="bullet"/>
+      <w:lvlText w:val=""/>
+      <w:lvlJc w:val="left"/>
+      <w:pPr>
+        <w:tabs>
+          <w:tab w:val="num" w:pos="720"/>
+        </w:tabs>
+        <w:ind w:left="720" w:hanging="360"/>
+      </w:pPr>
+      <w:rPr>
+        <w:rFonts w:ascii="Symbol" w:hAnsi="Symbol" w:hint="default"/>
+        <w:sz w:val="20"/>
+      </w:rPr>
+    </w:lvl>
+    <w:lvl w:ilvl="1" w:tentative="1">
+      <w:start w:val="1"/>
+      <w:numFmt w:val="bullet"/>
+      <w:lvlText w:val="o"/>
+      <w:lvlJc w:val="left"/>
+      <w:pPr>
+        <w:tabs>
+          <w:tab w:val="num" w:pos="1440"/>
+        </w:tabs>
+        <w:ind w:left="1440" w:hanging="360"/>
+      </w:pPr>
+      <w:rPr>
+        <w:rFonts w:ascii="Courier New" w:hAnsi="Courier New" w:hint="default"/>
+        <w:sz w:val="20"/>
+      </w:rPr>
+    </w:lvl>
+    <w:lvl w:ilvl="2" w:tentative="1">
+      <w:start w:val="1"/>
+      <w:numFmt w:val="bullet"/>
+      <w:lvlText w:val=""/>
+      <w:lvlJc w:val="left"/>
+      <w:pPr>
+        <w:tabs>
+          <w:tab w:val="num" w:pos="2160"/>
+        </w:tabs>
+        <w:ind w:left="2160" w:hanging="360"/>
+      </w:pPr>
+      <w:rPr>
+        <w:rFonts w:ascii="Wingdings" w:hAnsi="Wingdings" w:hint="default"/>
+        <w:sz w:val="20"/>
+      </w:rPr>
+    </w:lvl>
+    <w:lvl w:ilvl="3" w:tentative="1">
+      <w:start w:val="1"/>
+      <w:numFmt w:val="bullet"/>
+      <w:lvlText w:val=""/>
+      <w:lvlJc w:val="left"/>
+      <w:pPr>
+        <w:tabs>
+          <w:tab w:val="num" w:pos="2880"/>
+        </w:tabs>
+        <w:ind w:left="2880" w:hanging="360"/>
+      </w:pPr>
+      <w:rPr>
+        <w:rFonts w:ascii="Wingdings" w:hAnsi="Wingdings" w:hint="default"/>
+        <w:sz w:val="20"/>
+      </w:rPr>
+    </w:lvl>
+    <w:lvl w:ilvl="4" w:tentative="1">
+      <w:start w:val="1"/>
+      <w:numFmt w:val="bullet"/>
+      <w:lvlText w:val=""/>
+      <w:lvlJc w:val="left"/>
+      <w:pPr>
+        <w:tabs>
+          <w:tab w:val="num" w:pos="3600"/>
+        </w:tabs>
+        <w:ind w:left="3600" w:hanging="360"/>
+      </w:pPr>
+      <w:rPr>
+        <w:rFonts w:ascii="Wingdings" w:hAnsi="Wingdings" w:hint="default"/>
+        <w:sz w:val="20"/>
+      </w:rPr>
+    </w:lvl>
+    <w:lvl w:ilvl="5" w:tentative="1">
+      <w:start w:val="1"/>
+      <w:numFmt w:val="bullet"/>
+      <w:lvlText w:val=""/>
+      <w:lvlJc w:val="left"/>
+      <w:pPr>
+        <w:tabs>
+          <w:tab w:val="num" w:pos="4320"/>
+        </w:tabs>
+        <w:ind w:left="4320" w:hanging="360"/>
+      </w:pPr>
+      <w:rPr>
+        <w:rFonts w:ascii="Wingdings" w:hAnsi="Wingdings" w:hint="default"/>
+        <w:sz w:val="20"/>
+      </w:rPr>
+    </w:lvl>
+    <w:lvl w:ilvl="6" w:tentative="1">
+      <w:start w:val="1"/>
+      <w:numFmt w:val="bullet"/>
+      <w:lvlText w:val=""/>
+      <w:lvlJc w:val="left"/>
+      <w:pPr>
+        <w:tabs>
+          <w:tab w:val="num" w:pos="5040"/>
+        </w:tabs>
+        <w:ind w:left="5040" w:hanging="360"/>
+      </w:pPr>
+      <w:rPr>
+        <w:rFonts w:ascii="Wingdings" w:hAnsi="Wingdings" w:hint="default"/>
+        <w:sz w:val="20"/>
+      </w:rPr>
+    </w:lvl>
+    <w:lvl w:ilvl="7" w:tentative="1">
+      <w:start w:val="1"/>
+      <w:numFmt w:val="bullet"/>
+      <w:lvlText w:val=""/>
+      <w:lvlJc w:val="left"/>
+      <w:pPr>
+        <w:tabs>
+          <w:tab w:val="num" w:pos="5760"/>
+        </w:tabs>
+        <w:ind w:left="5760" w:hanging="360"/>
+      </w:pPr>
+      <w:rPr>
+        <w:rFonts w:ascii="Wingdings" w:hAnsi="Wingdings" w:hint="default"/>
+        <w:sz w:val="20"/>
+      </w:rPr>
+    </w:lvl>
+    <w:lvl w:ilvl="8" w:tentative="1">
+      <w:start w:val="1"/>
+      <w:numFmt w:val="bullet"/>
+      <w:lvlText w:val=""/>
+      <w:lvlJc w:val="left"/>
+      <w:pPr>
+        <w:tabs>
+          <w:tab w:val="num" w:pos="6480"/>
+        </w:tabs>
+        <w:ind w:left="6480" w:hanging="360"/>
+      </w:pPr>
+      <w:rPr>
+        <w:rFonts w:ascii="Wingdings" w:hAnsi="Wingdings" w:hint="default"/>
+        <w:sz w:val="20"/>
+      </w:rPr>
+    </w:lvl>
+  </w:abstractNum>
+  <w:abstractNum w:abstractNumId="42" w15:restartNumberingAfterBreak="0">
+    <w:nsid w:val="6C984C78"/>
+    <w:multiLevelType w:val="multilevel"/>
+    <w:tmpl w:val="B5EE0760"/>
+    <w:lvl w:ilvl="0">
+      <w:start w:val="1"/>
+      <w:numFmt w:val="bullet"/>
+      <w:lvlText w:val=""/>
+      <w:lvlJc w:val="left"/>
+      <w:pPr>
+        <w:tabs>
+          <w:tab w:val="num" w:pos="720"/>
+        </w:tabs>
+        <w:ind w:left="720" w:hanging="360"/>
+      </w:pPr>
+      <w:rPr>
+        <w:rFonts w:ascii="Symbol" w:hAnsi="Symbol" w:hint="default"/>
+        <w:sz w:val="20"/>
+      </w:rPr>
+    </w:lvl>
+    <w:lvl w:ilvl="1" w:tentative="1">
+      <w:start w:val="1"/>
+      <w:numFmt w:val="bullet"/>
+      <w:lvlText w:val="o"/>
+      <w:lvlJc w:val="left"/>
+      <w:pPr>
+        <w:tabs>
+          <w:tab w:val="num" w:pos="1440"/>
+        </w:tabs>
+        <w:ind w:left="1440" w:hanging="360"/>
+      </w:pPr>
+      <w:rPr>
+        <w:rFonts w:ascii="Courier New" w:hAnsi="Courier New" w:hint="default"/>
+        <w:sz w:val="20"/>
+      </w:rPr>
+    </w:lvl>
+    <w:lvl w:ilvl="2" w:tentative="1">
+      <w:start w:val="1"/>
+      <w:numFmt w:val="bullet"/>
+      <w:lvlText w:val=""/>
+      <w:lvlJc w:val="left"/>
+      <w:pPr>
+        <w:tabs>
+          <w:tab w:val="num" w:pos="2160"/>
+        </w:tabs>
+        <w:ind w:left="2160" w:hanging="360"/>
+      </w:pPr>
+      <w:rPr>
+        <w:rFonts w:ascii="Wingdings" w:hAnsi="Wingdings" w:hint="default"/>
+        <w:sz w:val="20"/>
+      </w:rPr>
+    </w:lvl>
+    <w:lvl w:ilvl="3" w:tentative="1">
+      <w:start w:val="1"/>
+      <w:numFmt w:val="bullet"/>
+      <w:lvlText w:val=""/>
+      <w:lvlJc w:val="left"/>
+      <w:pPr>
+        <w:tabs>
+          <w:tab w:val="num" w:pos="2880"/>
+        </w:tabs>
+        <w:ind w:left="2880" w:hanging="360"/>
+      </w:pPr>
+      <w:rPr>
+        <w:rFonts w:ascii="Wingdings" w:hAnsi="Wingdings" w:hint="default"/>
+        <w:sz w:val="20"/>
+      </w:rPr>
+    </w:lvl>
+    <w:lvl w:ilvl="4" w:tentative="1">
+      <w:start w:val="1"/>
+      <w:numFmt w:val="bullet"/>
+      <w:lvlText w:val=""/>
+      <w:lvlJc w:val="left"/>
+      <w:pPr>
+        <w:tabs>
+          <w:tab w:val="num" w:pos="3600"/>
+        </w:tabs>
+        <w:ind w:left="3600" w:hanging="360"/>
+      </w:pPr>
+      <w:rPr>
+        <w:rFonts w:ascii="Wingdings" w:hAnsi="Wingdings" w:hint="default"/>
+        <w:sz w:val="20"/>
+      </w:rPr>
+    </w:lvl>
+    <w:lvl w:ilvl="5" w:tentative="1">
+      <w:start w:val="1"/>
+      <w:numFmt w:val="bullet"/>
+      <w:lvlText w:val=""/>
+      <w:lvlJc w:val="left"/>
+      <w:pPr>
+        <w:tabs>
+          <w:tab w:val="num" w:pos="4320"/>
+        </w:tabs>
+        <w:ind w:left="4320" w:hanging="360"/>
+      </w:pPr>
+      <w:rPr>
+        <w:rFonts w:ascii="Wingdings" w:hAnsi="Wingdings" w:hint="default"/>
+        <w:sz w:val="20"/>
+      </w:rPr>
+    </w:lvl>
+    <w:lvl w:ilvl="6" w:tentative="1">
+      <w:start w:val="1"/>
+      <w:numFmt w:val="bullet"/>
+      <w:lvlText w:val=""/>
+      <w:lvlJc w:val="left"/>
+      <w:pPr>
+        <w:tabs>
+          <w:tab w:val="num" w:pos="5040"/>
+        </w:tabs>
+        <w:ind w:left="5040" w:hanging="360"/>
+      </w:pPr>
+      <w:rPr>
+        <w:rFonts w:ascii="Wingdings" w:hAnsi="Wingdings" w:hint="default"/>
+        <w:sz w:val="20"/>
+      </w:rPr>
+    </w:lvl>
+    <w:lvl w:ilvl="7" w:tentative="1">
+      <w:start w:val="1"/>
+      <w:numFmt w:val="bullet"/>
+      <w:lvlText w:val=""/>
+      <w:lvlJc w:val="left"/>
+      <w:pPr>
+        <w:tabs>
+          <w:tab w:val="num" w:pos="5760"/>
+        </w:tabs>
+        <w:ind w:left="5760" w:hanging="360"/>
+      </w:pPr>
+      <w:rPr>
+        <w:rFonts w:ascii="Wingdings" w:hAnsi="Wingdings" w:hint="default"/>
+        <w:sz w:val="20"/>
+      </w:rPr>
+    </w:lvl>
+    <w:lvl w:ilvl="8" w:tentative="1">
+      <w:start w:val="1"/>
+      <w:numFmt w:val="bullet"/>
+      <w:lvlText w:val=""/>
+      <w:lvlJc w:val="left"/>
+      <w:pPr>
+        <w:tabs>
+          <w:tab w:val="num" w:pos="6480"/>
+        </w:tabs>
+        <w:ind w:left="6480" w:hanging="360"/>
+      </w:pPr>
+      <w:rPr>
+        <w:rFonts w:ascii="Wingdings" w:hAnsi="Wingdings" w:hint="default"/>
+        <w:sz w:val="20"/>
+      </w:rPr>
+    </w:lvl>
+  </w:abstractNum>
+  <w:abstractNum w:abstractNumId="43" w15:restartNumberingAfterBreak="0">
     <w:nsid w:val="6D663AA0"/>
     <w:multiLevelType w:val="multilevel"/>
     <w:tmpl w:val="B60C6026"/>
@@ -3240,7 +7987,305 @@
       </w:rPr>
     </w:lvl>
   </w:abstractNum>
-  <w:abstractNum w:abstractNumId="13" w15:restartNumberingAfterBreak="0">
+  <w:abstractNum w:abstractNumId="44" w15:restartNumberingAfterBreak="0">
+    <w:nsid w:val="71DE1D76"/>
+    <w:multiLevelType w:val="multilevel"/>
+    <w:tmpl w:val="CA606000"/>
+    <w:lvl w:ilvl="0">
+      <w:start w:val="1"/>
+      <w:numFmt w:val="bullet"/>
+      <w:lvlText w:val=""/>
+      <w:lvlJc w:val="left"/>
+      <w:pPr>
+        <w:tabs>
+          <w:tab w:val="num" w:pos="720"/>
+        </w:tabs>
+        <w:ind w:left="720" w:hanging="360"/>
+      </w:pPr>
+      <w:rPr>
+        <w:rFonts w:ascii="Symbol" w:hAnsi="Symbol" w:hint="default"/>
+        <w:sz w:val="20"/>
+      </w:rPr>
+    </w:lvl>
+    <w:lvl w:ilvl="1" w:tentative="1">
+      <w:start w:val="1"/>
+      <w:numFmt w:val="bullet"/>
+      <w:lvlText w:val="o"/>
+      <w:lvlJc w:val="left"/>
+      <w:pPr>
+        <w:tabs>
+          <w:tab w:val="num" w:pos="1440"/>
+        </w:tabs>
+        <w:ind w:left="1440" w:hanging="360"/>
+      </w:pPr>
+      <w:rPr>
+        <w:rFonts w:ascii="Courier New" w:hAnsi="Courier New" w:hint="default"/>
+        <w:sz w:val="20"/>
+      </w:rPr>
+    </w:lvl>
+    <w:lvl w:ilvl="2" w:tentative="1">
+      <w:start w:val="1"/>
+      <w:numFmt w:val="bullet"/>
+      <w:lvlText w:val=""/>
+      <w:lvlJc w:val="left"/>
+      <w:pPr>
+        <w:tabs>
+          <w:tab w:val="num" w:pos="2160"/>
+        </w:tabs>
+        <w:ind w:left="2160" w:hanging="360"/>
+      </w:pPr>
+      <w:rPr>
+        <w:rFonts w:ascii="Wingdings" w:hAnsi="Wingdings" w:hint="default"/>
+        <w:sz w:val="20"/>
+      </w:rPr>
+    </w:lvl>
+    <w:lvl w:ilvl="3" w:tentative="1">
+      <w:start w:val="1"/>
+      <w:numFmt w:val="bullet"/>
+      <w:lvlText w:val=""/>
+      <w:lvlJc w:val="left"/>
+      <w:pPr>
+        <w:tabs>
+          <w:tab w:val="num" w:pos="2880"/>
+        </w:tabs>
+        <w:ind w:left="2880" w:hanging="360"/>
+      </w:pPr>
+      <w:rPr>
+        <w:rFonts w:ascii="Wingdings" w:hAnsi="Wingdings" w:hint="default"/>
+        <w:sz w:val="20"/>
+      </w:rPr>
+    </w:lvl>
+    <w:lvl w:ilvl="4" w:tentative="1">
+      <w:start w:val="1"/>
+      <w:numFmt w:val="bullet"/>
+      <w:lvlText w:val=""/>
+      <w:lvlJc w:val="left"/>
+      <w:pPr>
+        <w:tabs>
+          <w:tab w:val="num" w:pos="3600"/>
+        </w:tabs>
+        <w:ind w:left="3600" w:hanging="360"/>
+      </w:pPr>
+      <w:rPr>
+        <w:rFonts w:ascii="Wingdings" w:hAnsi="Wingdings" w:hint="default"/>
+        <w:sz w:val="20"/>
+      </w:rPr>
+    </w:lvl>
+    <w:lvl w:ilvl="5" w:tentative="1">
+      <w:start w:val="1"/>
+      <w:numFmt w:val="bullet"/>
+      <w:lvlText w:val=""/>
+      <w:lvlJc w:val="left"/>
+      <w:pPr>
+        <w:tabs>
+          <w:tab w:val="num" w:pos="4320"/>
+        </w:tabs>
+        <w:ind w:left="4320" w:hanging="360"/>
+      </w:pPr>
+      <w:rPr>
+        <w:rFonts w:ascii="Wingdings" w:hAnsi="Wingdings" w:hint="default"/>
+        <w:sz w:val="20"/>
+      </w:rPr>
+    </w:lvl>
+    <w:lvl w:ilvl="6" w:tentative="1">
+      <w:start w:val="1"/>
+      <w:numFmt w:val="bullet"/>
+      <w:lvlText w:val=""/>
+      <w:lvlJc w:val="left"/>
+      <w:pPr>
+        <w:tabs>
+          <w:tab w:val="num" w:pos="5040"/>
+        </w:tabs>
+        <w:ind w:left="5040" w:hanging="360"/>
+      </w:pPr>
+      <w:rPr>
+        <w:rFonts w:ascii="Wingdings" w:hAnsi="Wingdings" w:hint="default"/>
+        <w:sz w:val="20"/>
+      </w:rPr>
+    </w:lvl>
+    <w:lvl w:ilvl="7" w:tentative="1">
+      <w:start w:val="1"/>
+      <w:numFmt w:val="bullet"/>
+      <w:lvlText w:val=""/>
+      <w:lvlJc w:val="left"/>
+      <w:pPr>
+        <w:tabs>
+          <w:tab w:val="num" w:pos="5760"/>
+        </w:tabs>
+        <w:ind w:left="5760" w:hanging="360"/>
+      </w:pPr>
+      <w:rPr>
+        <w:rFonts w:ascii="Wingdings" w:hAnsi="Wingdings" w:hint="default"/>
+        <w:sz w:val="20"/>
+      </w:rPr>
+    </w:lvl>
+    <w:lvl w:ilvl="8" w:tentative="1">
+      <w:start w:val="1"/>
+      <w:numFmt w:val="bullet"/>
+      <w:lvlText w:val=""/>
+      <w:lvlJc w:val="left"/>
+      <w:pPr>
+        <w:tabs>
+          <w:tab w:val="num" w:pos="6480"/>
+        </w:tabs>
+        <w:ind w:left="6480" w:hanging="360"/>
+      </w:pPr>
+      <w:rPr>
+        <w:rFonts w:ascii="Wingdings" w:hAnsi="Wingdings" w:hint="default"/>
+        <w:sz w:val="20"/>
+      </w:rPr>
+    </w:lvl>
+  </w:abstractNum>
+  <w:abstractNum w:abstractNumId="45" w15:restartNumberingAfterBreak="0">
+    <w:nsid w:val="73097314"/>
+    <w:multiLevelType w:val="multilevel"/>
+    <w:tmpl w:val="156ACE34"/>
+    <w:lvl w:ilvl="0">
+      <w:start w:val="1"/>
+      <w:numFmt w:val="bullet"/>
+      <w:lvlText w:val=""/>
+      <w:lvlJc w:val="left"/>
+      <w:pPr>
+        <w:tabs>
+          <w:tab w:val="num" w:pos="720"/>
+        </w:tabs>
+        <w:ind w:left="720" w:hanging="360"/>
+      </w:pPr>
+      <w:rPr>
+        <w:rFonts w:ascii="Symbol" w:hAnsi="Symbol" w:hint="default"/>
+        <w:sz w:val="20"/>
+      </w:rPr>
+    </w:lvl>
+    <w:lvl w:ilvl="1" w:tentative="1">
+      <w:start w:val="1"/>
+      <w:numFmt w:val="bullet"/>
+      <w:lvlText w:val="o"/>
+      <w:lvlJc w:val="left"/>
+      <w:pPr>
+        <w:tabs>
+          <w:tab w:val="num" w:pos="1440"/>
+        </w:tabs>
+        <w:ind w:left="1440" w:hanging="360"/>
+      </w:pPr>
+      <w:rPr>
+        <w:rFonts w:ascii="Courier New" w:hAnsi="Courier New" w:hint="default"/>
+        <w:sz w:val="20"/>
+      </w:rPr>
+    </w:lvl>
+    <w:lvl w:ilvl="2" w:tentative="1">
+      <w:start w:val="1"/>
+      <w:numFmt w:val="bullet"/>
+      <w:lvlText w:val=""/>
+      <w:lvlJc w:val="left"/>
+      <w:pPr>
+        <w:tabs>
+          <w:tab w:val="num" w:pos="2160"/>
+        </w:tabs>
+        <w:ind w:left="2160" w:hanging="360"/>
+      </w:pPr>
+      <w:rPr>
+        <w:rFonts w:ascii="Wingdings" w:hAnsi="Wingdings" w:hint="default"/>
+        <w:sz w:val="20"/>
+      </w:rPr>
+    </w:lvl>
+    <w:lvl w:ilvl="3" w:tentative="1">
+      <w:start w:val="1"/>
+      <w:numFmt w:val="bullet"/>
+      <w:lvlText w:val=""/>
+      <w:lvlJc w:val="left"/>
+      <w:pPr>
+        <w:tabs>
+          <w:tab w:val="num" w:pos="2880"/>
+        </w:tabs>
+        <w:ind w:left="2880" w:hanging="360"/>
+      </w:pPr>
+      <w:rPr>
+        <w:rFonts w:ascii="Wingdings" w:hAnsi="Wingdings" w:hint="default"/>
+        <w:sz w:val="20"/>
+      </w:rPr>
+    </w:lvl>
+    <w:lvl w:ilvl="4" w:tentative="1">
+      <w:start w:val="1"/>
+      <w:numFmt w:val="bullet"/>
+      <w:lvlText w:val=""/>
+      <w:lvlJc w:val="left"/>
+      <w:pPr>
+        <w:tabs>
+          <w:tab w:val="num" w:pos="3600"/>
+        </w:tabs>
+        <w:ind w:left="3600" w:hanging="360"/>
+      </w:pPr>
+      <w:rPr>
+        <w:rFonts w:ascii="Wingdings" w:hAnsi="Wingdings" w:hint="default"/>
+        <w:sz w:val="20"/>
+      </w:rPr>
+    </w:lvl>
+    <w:lvl w:ilvl="5" w:tentative="1">
+      <w:start w:val="1"/>
+      <w:numFmt w:val="bullet"/>
+      <w:lvlText w:val=""/>
+      <w:lvlJc w:val="left"/>
+      <w:pPr>
+        <w:tabs>
+          <w:tab w:val="num" w:pos="4320"/>
+        </w:tabs>
+        <w:ind w:left="4320" w:hanging="360"/>
+      </w:pPr>
+      <w:rPr>
+        <w:rFonts w:ascii="Wingdings" w:hAnsi="Wingdings" w:hint="default"/>
+        <w:sz w:val="20"/>
+      </w:rPr>
+    </w:lvl>
+    <w:lvl w:ilvl="6" w:tentative="1">
+      <w:start w:val="1"/>
+      <w:numFmt w:val="bullet"/>
+      <w:lvlText w:val=""/>
+      <w:lvlJc w:val="left"/>
+      <w:pPr>
+        <w:tabs>
+          <w:tab w:val="num" w:pos="5040"/>
+        </w:tabs>
+        <w:ind w:left="5040" w:hanging="360"/>
+      </w:pPr>
+      <w:rPr>
+        <w:rFonts w:ascii="Wingdings" w:hAnsi="Wingdings" w:hint="default"/>
+        <w:sz w:val="20"/>
+      </w:rPr>
+    </w:lvl>
+    <w:lvl w:ilvl="7" w:tentative="1">
+      <w:start w:val="1"/>
+      <w:numFmt w:val="bullet"/>
+      <w:lvlText w:val=""/>
+      <w:lvlJc w:val="left"/>
+      <w:pPr>
+        <w:tabs>
+          <w:tab w:val="num" w:pos="5760"/>
+        </w:tabs>
+        <w:ind w:left="5760" w:hanging="360"/>
+      </w:pPr>
+      <w:rPr>
+        <w:rFonts w:ascii="Wingdings" w:hAnsi="Wingdings" w:hint="default"/>
+        <w:sz w:val="20"/>
+      </w:rPr>
+    </w:lvl>
+    <w:lvl w:ilvl="8" w:tentative="1">
+      <w:start w:val="1"/>
+      <w:numFmt w:val="bullet"/>
+      <w:lvlText w:val=""/>
+      <w:lvlJc w:val="left"/>
+      <w:pPr>
+        <w:tabs>
+          <w:tab w:val="num" w:pos="6480"/>
+        </w:tabs>
+        <w:ind w:left="6480" w:hanging="360"/>
+      </w:pPr>
+      <w:rPr>
+        <w:rFonts w:ascii="Wingdings" w:hAnsi="Wingdings" w:hint="default"/>
+        <w:sz w:val="20"/>
+      </w:rPr>
+    </w:lvl>
+  </w:abstractNum>
+  <w:abstractNum w:abstractNumId="46" w15:restartNumberingAfterBreak="0">
     <w:nsid w:val="73165D49"/>
     <w:multiLevelType w:val="multilevel"/>
     <w:tmpl w:val="FCB8A528"/>
@@ -3389,7 +8434,156 @@
       </w:rPr>
     </w:lvl>
   </w:abstractNum>
-  <w:abstractNum w:abstractNumId="14" w15:restartNumberingAfterBreak="0">
+  <w:abstractNum w:abstractNumId="47" w15:restartNumberingAfterBreak="0">
+    <w:nsid w:val="735E1D04"/>
+    <w:multiLevelType w:val="multilevel"/>
+    <w:tmpl w:val="A358D2C2"/>
+    <w:lvl w:ilvl="0">
+      <w:start w:val="1"/>
+      <w:numFmt w:val="bullet"/>
+      <w:lvlText w:val=""/>
+      <w:lvlJc w:val="left"/>
+      <w:pPr>
+        <w:tabs>
+          <w:tab w:val="num" w:pos="720"/>
+        </w:tabs>
+        <w:ind w:left="720" w:hanging="360"/>
+      </w:pPr>
+      <w:rPr>
+        <w:rFonts w:ascii="Symbol" w:hAnsi="Symbol" w:hint="default"/>
+        <w:sz w:val="20"/>
+      </w:rPr>
+    </w:lvl>
+    <w:lvl w:ilvl="1" w:tentative="1">
+      <w:start w:val="1"/>
+      <w:numFmt w:val="bullet"/>
+      <w:lvlText w:val="o"/>
+      <w:lvlJc w:val="left"/>
+      <w:pPr>
+        <w:tabs>
+          <w:tab w:val="num" w:pos="1440"/>
+        </w:tabs>
+        <w:ind w:left="1440" w:hanging="360"/>
+      </w:pPr>
+      <w:rPr>
+        <w:rFonts w:ascii="Courier New" w:hAnsi="Courier New" w:hint="default"/>
+        <w:sz w:val="20"/>
+      </w:rPr>
+    </w:lvl>
+    <w:lvl w:ilvl="2" w:tentative="1">
+      <w:start w:val="1"/>
+      <w:numFmt w:val="bullet"/>
+      <w:lvlText w:val=""/>
+      <w:lvlJc w:val="left"/>
+      <w:pPr>
+        <w:tabs>
+          <w:tab w:val="num" w:pos="2160"/>
+        </w:tabs>
+        <w:ind w:left="2160" w:hanging="360"/>
+      </w:pPr>
+      <w:rPr>
+        <w:rFonts w:ascii="Wingdings" w:hAnsi="Wingdings" w:hint="default"/>
+        <w:sz w:val="20"/>
+      </w:rPr>
+    </w:lvl>
+    <w:lvl w:ilvl="3" w:tentative="1">
+      <w:start w:val="1"/>
+      <w:numFmt w:val="bullet"/>
+      <w:lvlText w:val=""/>
+      <w:lvlJc w:val="left"/>
+      <w:pPr>
+        <w:tabs>
+          <w:tab w:val="num" w:pos="2880"/>
+        </w:tabs>
+        <w:ind w:left="2880" w:hanging="360"/>
+      </w:pPr>
+      <w:rPr>
+        <w:rFonts w:ascii="Wingdings" w:hAnsi="Wingdings" w:hint="default"/>
+        <w:sz w:val="20"/>
+      </w:rPr>
+    </w:lvl>
+    <w:lvl w:ilvl="4" w:tentative="1">
+      <w:start w:val="1"/>
+      <w:numFmt w:val="bullet"/>
+      <w:lvlText w:val=""/>
+      <w:lvlJc w:val="left"/>
+      <w:pPr>
+        <w:tabs>
+          <w:tab w:val="num" w:pos="3600"/>
+        </w:tabs>
+        <w:ind w:left="3600" w:hanging="360"/>
+      </w:pPr>
+      <w:rPr>
+        <w:rFonts w:ascii="Wingdings" w:hAnsi="Wingdings" w:hint="default"/>
+        <w:sz w:val="20"/>
+      </w:rPr>
+    </w:lvl>
+    <w:lvl w:ilvl="5" w:tentative="1">
+      <w:start w:val="1"/>
+      <w:numFmt w:val="bullet"/>
+      <w:lvlText w:val=""/>
+      <w:lvlJc w:val="left"/>
+      <w:pPr>
+        <w:tabs>
+          <w:tab w:val="num" w:pos="4320"/>
+        </w:tabs>
+        <w:ind w:left="4320" w:hanging="360"/>
+      </w:pPr>
+      <w:rPr>
+        <w:rFonts w:ascii="Wingdings" w:hAnsi="Wingdings" w:hint="default"/>
+        <w:sz w:val="20"/>
+      </w:rPr>
+    </w:lvl>
+    <w:lvl w:ilvl="6" w:tentative="1">
+      <w:start w:val="1"/>
+      <w:numFmt w:val="bullet"/>
+      <w:lvlText w:val=""/>
+      <w:lvlJc w:val="left"/>
+      <w:pPr>
+        <w:tabs>
+          <w:tab w:val="num" w:pos="5040"/>
+        </w:tabs>
+        <w:ind w:left="5040" w:hanging="360"/>
+      </w:pPr>
+      <w:rPr>
+        <w:rFonts w:ascii="Wingdings" w:hAnsi="Wingdings" w:hint="default"/>
+        <w:sz w:val="20"/>
+      </w:rPr>
+    </w:lvl>
+    <w:lvl w:ilvl="7" w:tentative="1">
+      <w:start w:val="1"/>
+      <w:numFmt w:val="bullet"/>
+      <w:lvlText w:val=""/>
+      <w:lvlJc w:val="left"/>
+      <w:pPr>
+        <w:tabs>
+          <w:tab w:val="num" w:pos="5760"/>
+        </w:tabs>
+        <w:ind w:left="5760" w:hanging="360"/>
+      </w:pPr>
+      <w:rPr>
+        <w:rFonts w:ascii="Wingdings" w:hAnsi="Wingdings" w:hint="default"/>
+        <w:sz w:val="20"/>
+      </w:rPr>
+    </w:lvl>
+    <w:lvl w:ilvl="8" w:tentative="1">
+      <w:start w:val="1"/>
+      <w:numFmt w:val="bullet"/>
+      <w:lvlText w:val=""/>
+      <w:lvlJc w:val="left"/>
+      <w:pPr>
+        <w:tabs>
+          <w:tab w:val="num" w:pos="6480"/>
+        </w:tabs>
+        <w:ind w:left="6480" w:hanging="360"/>
+      </w:pPr>
+      <w:rPr>
+        <w:rFonts w:ascii="Wingdings" w:hAnsi="Wingdings" w:hint="default"/>
+        <w:sz w:val="20"/>
+      </w:rPr>
+    </w:lvl>
+  </w:abstractNum>
+  <w:abstractNum w:abstractNumId="48" w15:restartNumberingAfterBreak="0">
     <w:nsid w:val="74412A35"/>
     <w:multiLevelType w:val="multilevel"/>
     <w:tmpl w:val="DB5E6704"/>
@@ -3538,7 +8732,7 @@
       </w:rPr>
     </w:lvl>
   </w:abstractNum>
-  <w:abstractNum w:abstractNumId="15" w15:restartNumberingAfterBreak="0">
+  <w:abstractNum w:abstractNumId="49" w15:restartNumberingAfterBreak="0">
     <w:nsid w:val="76987CBD"/>
     <w:multiLevelType w:val="multilevel"/>
     <w:tmpl w:val="87FAE702"/>
@@ -3687,7 +8881,156 @@
       </w:rPr>
     </w:lvl>
   </w:abstractNum>
-  <w:abstractNum w:abstractNumId="16" w15:restartNumberingAfterBreak="0">
+  <w:abstractNum w:abstractNumId="50" w15:restartNumberingAfterBreak="0">
+    <w:nsid w:val="76BC6CB2"/>
+    <w:multiLevelType w:val="multilevel"/>
+    <w:tmpl w:val="5FCC9D5A"/>
+    <w:lvl w:ilvl="0">
+      <w:start w:val="1"/>
+      <w:numFmt w:val="bullet"/>
+      <w:lvlText w:val=""/>
+      <w:lvlJc w:val="left"/>
+      <w:pPr>
+        <w:tabs>
+          <w:tab w:val="num" w:pos="720"/>
+        </w:tabs>
+        <w:ind w:left="720" w:hanging="360"/>
+      </w:pPr>
+      <w:rPr>
+        <w:rFonts w:ascii="Symbol" w:hAnsi="Symbol" w:hint="default"/>
+        <w:sz w:val="20"/>
+      </w:rPr>
+    </w:lvl>
+    <w:lvl w:ilvl="1" w:tentative="1">
+      <w:start w:val="1"/>
+      <w:numFmt w:val="bullet"/>
+      <w:lvlText w:val="o"/>
+      <w:lvlJc w:val="left"/>
+      <w:pPr>
+        <w:tabs>
+          <w:tab w:val="num" w:pos="1440"/>
+        </w:tabs>
+        <w:ind w:left="1440" w:hanging="360"/>
+      </w:pPr>
+      <w:rPr>
+        <w:rFonts w:ascii="Courier New" w:hAnsi="Courier New" w:hint="default"/>
+        <w:sz w:val="20"/>
+      </w:rPr>
+    </w:lvl>
+    <w:lvl w:ilvl="2" w:tentative="1">
+      <w:start w:val="1"/>
+      <w:numFmt w:val="bullet"/>
+      <w:lvlText w:val=""/>
+      <w:lvlJc w:val="left"/>
+      <w:pPr>
+        <w:tabs>
+          <w:tab w:val="num" w:pos="2160"/>
+        </w:tabs>
+        <w:ind w:left="2160" w:hanging="360"/>
+      </w:pPr>
+      <w:rPr>
+        <w:rFonts w:ascii="Wingdings" w:hAnsi="Wingdings" w:hint="default"/>
+        <w:sz w:val="20"/>
+      </w:rPr>
+    </w:lvl>
+    <w:lvl w:ilvl="3" w:tentative="1">
+      <w:start w:val="1"/>
+      <w:numFmt w:val="bullet"/>
+      <w:lvlText w:val=""/>
+      <w:lvlJc w:val="left"/>
+      <w:pPr>
+        <w:tabs>
+          <w:tab w:val="num" w:pos="2880"/>
+        </w:tabs>
+        <w:ind w:left="2880" w:hanging="360"/>
+      </w:pPr>
+      <w:rPr>
+        <w:rFonts w:ascii="Wingdings" w:hAnsi="Wingdings" w:hint="default"/>
+        <w:sz w:val="20"/>
+      </w:rPr>
+    </w:lvl>
+    <w:lvl w:ilvl="4" w:tentative="1">
+      <w:start w:val="1"/>
+      <w:numFmt w:val="bullet"/>
+      <w:lvlText w:val=""/>
+      <w:lvlJc w:val="left"/>
+      <w:pPr>
+        <w:tabs>
+          <w:tab w:val="num" w:pos="3600"/>
+        </w:tabs>
+        <w:ind w:left="3600" w:hanging="360"/>
+      </w:pPr>
+      <w:rPr>
+        <w:rFonts w:ascii="Wingdings" w:hAnsi="Wingdings" w:hint="default"/>
+        <w:sz w:val="20"/>
+      </w:rPr>
+    </w:lvl>
+    <w:lvl w:ilvl="5" w:tentative="1">
+      <w:start w:val="1"/>
+      <w:numFmt w:val="bullet"/>
+      <w:lvlText w:val=""/>
+      <w:lvlJc w:val="left"/>
+      <w:pPr>
+        <w:tabs>
+          <w:tab w:val="num" w:pos="4320"/>
+        </w:tabs>
+        <w:ind w:left="4320" w:hanging="360"/>
+      </w:pPr>
+      <w:rPr>
+        <w:rFonts w:ascii="Wingdings" w:hAnsi="Wingdings" w:hint="default"/>
+        <w:sz w:val="20"/>
+      </w:rPr>
+    </w:lvl>
+    <w:lvl w:ilvl="6" w:tentative="1">
+      <w:start w:val="1"/>
+      <w:numFmt w:val="bullet"/>
+      <w:lvlText w:val=""/>
+      <w:lvlJc w:val="left"/>
+      <w:pPr>
+        <w:tabs>
+          <w:tab w:val="num" w:pos="5040"/>
+        </w:tabs>
+        <w:ind w:left="5040" w:hanging="360"/>
+      </w:pPr>
+      <w:rPr>
+        <w:rFonts w:ascii="Wingdings" w:hAnsi="Wingdings" w:hint="default"/>
+        <w:sz w:val="20"/>
+      </w:rPr>
+    </w:lvl>
+    <w:lvl w:ilvl="7" w:tentative="1">
+      <w:start w:val="1"/>
+      <w:numFmt w:val="bullet"/>
+      <w:lvlText w:val=""/>
+      <w:lvlJc w:val="left"/>
+      <w:pPr>
+        <w:tabs>
+          <w:tab w:val="num" w:pos="5760"/>
+        </w:tabs>
+        <w:ind w:left="5760" w:hanging="360"/>
+      </w:pPr>
+      <w:rPr>
+        <w:rFonts w:ascii="Wingdings" w:hAnsi="Wingdings" w:hint="default"/>
+        <w:sz w:val="20"/>
+      </w:rPr>
+    </w:lvl>
+    <w:lvl w:ilvl="8" w:tentative="1">
+      <w:start w:val="1"/>
+      <w:numFmt w:val="bullet"/>
+      <w:lvlText w:val=""/>
+      <w:lvlJc w:val="left"/>
+      <w:pPr>
+        <w:tabs>
+          <w:tab w:val="num" w:pos="6480"/>
+        </w:tabs>
+        <w:ind w:left="6480" w:hanging="360"/>
+      </w:pPr>
+      <w:rPr>
+        <w:rFonts w:ascii="Wingdings" w:hAnsi="Wingdings" w:hint="default"/>
+        <w:sz w:val="20"/>
+      </w:rPr>
+    </w:lvl>
+  </w:abstractNum>
+  <w:abstractNum w:abstractNumId="51" w15:restartNumberingAfterBreak="0">
     <w:nsid w:val="77D1582E"/>
     <w:multiLevelType w:val="multilevel"/>
     <w:tmpl w:val="2AC423E2"/>
@@ -3836,7 +9179,454 @@
       </w:rPr>
     </w:lvl>
   </w:abstractNum>
-  <w:abstractNum w:abstractNumId="17" w15:restartNumberingAfterBreak="0">
+  <w:abstractNum w:abstractNumId="52" w15:restartNumberingAfterBreak="0">
+    <w:nsid w:val="789C4195"/>
+    <w:multiLevelType w:val="multilevel"/>
+    <w:tmpl w:val="4FF27DBE"/>
+    <w:lvl w:ilvl="0">
+      <w:start w:val="1"/>
+      <w:numFmt w:val="bullet"/>
+      <w:lvlText w:val=""/>
+      <w:lvlJc w:val="left"/>
+      <w:pPr>
+        <w:tabs>
+          <w:tab w:val="num" w:pos="720"/>
+        </w:tabs>
+        <w:ind w:left="720" w:hanging="360"/>
+      </w:pPr>
+      <w:rPr>
+        <w:rFonts w:ascii="Symbol" w:hAnsi="Symbol" w:hint="default"/>
+        <w:sz w:val="20"/>
+      </w:rPr>
+    </w:lvl>
+    <w:lvl w:ilvl="1" w:tentative="1">
+      <w:start w:val="1"/>
+      <w:numFmt w:val="bullet"/>
+      <w:lvlText w:val="o"/>
+      <w:lvlJc w:val="left"/>
+      <w:pPr>
+        <w:tabs>
+          <w:tab w:val="num" w:pos="1440"/>
+        </w:tabs>
+        <w:ind w:left="1440" w:hanging="360"/>
+      </w:pPr>
+      <w:rPr>
+        <w:rFonts w:ascii="Courier New" w:hAnsi="Courier New" w:hint="default"/>
+        <w:sz w:val="20"/>
+      </w:rPr>
+    </w:lvl>
+    <w:lvl w:ilvl="2" w:tentative="1">
+      <w:start w:val="1"/>
+      <w:numFmt w:val="bullet"/>
+      <w:lvlText w:val=""/>
+      <w:lvlJc w:val="left"/>
+      <w:pPr>
+        <w:tabs>
+          <w:tab w:val="num" w:pos="2160"/>
+        </w:tabs>
+        <w:ind w:left="2160" w:hanging="360"/>
+      </w:pPr>
+      <w:rPr>
+        <w:rFonts w:ascii="Wingdings" w:hAnsi="Wingdings" w:hint="default"/>
+        <w:sz w:val="20"/>
+      </w:rPr>
+    </w:lvl>
+    <w:lvl w:ilvl="3" w:tentative="1">
+      <w:start w:val="1"/>
+      <w:numFmt w:val="bullet"/>
+      <w:lvlText w:val=""/>
+      <w:lvlJc w:val="left"/>
+      <w:pPr>
+        <w:tabs>
+          <w:tab w:val="num" w:pos="2880"/>
+        </w:tabs>
+        <w:ind w:left="2880" w:hanging="360"/>
+      </w:pPr>
+      <w:rPr>
+        <w:rFonts w:ascii="Wingdings" w:hAnsi="Wingdings" w:hint="default"/>
+        <w:sz w:val="20"/>
+      </w:rPr>
+    </w:lvl>
+    <w:lvl w:ilvl="4" w:tentative="1">
+      <w:start w:val="1"/>
+      <w:numFmt w:val="bullet"/>
+      <w:lvlText w:val=""/>
+      <w:lvlJc w:val="left"/>
+      <w:pPr>
+        <w:tabs>
+          <w:tab w:val="num" w:pos="3600"/>
+        </w:tabs>
+        <w:ind w:left="3600" w:hanging="360"/>
+      </w:pPr>
+      <w:rPr>
+        <w:rFonts w:ascii="Wingdings" w:hAnsi="Wingdings" w:hint="default"/>
+        <w:sz w:val="20"/>
+      </w:rPr>
+    </w:lvl>
+    <w:lvl w:ilvl="5" w:tentative="1">
+      <w:start w:val="1"/>
+      <w:numFmt w:val="bullet"/>
+      <w:lvlText w:val=""/>
+      <w:lvlJc w:val="left"/>
+      <w:pPr>
+        <w:tabs>
+          <w:tab w:val="num" w:pos="4320"/>
+        </w:tabs>
+        <w:ind w:left="4320" w:hanging="360"/>
+      </w:pPr>
+      <w:rPr>
+        <w:rFonts w:ascii="Wingdings" w:hAnsi="Wingdings" w:hint="default"/>
+        <w:sz w:val="20"/>
+      </w:rPr>
+    </w:lvl>
+    <w:lvl w:ilvl="6" w:tentative="1">
+      <w:start w:val="1"/>
+      <w:numFmt w:val="bullet"/>
+      <w:lvlText w:val=""/>
+      <w:lvlJc w:val="left"/>
+      <w:pPr>
+        <w:tabs>
+          <w:tab w:val="num" w:pos="5040"/>
+        </w:tabs>
+        <w:ind w:left="5040" w:hanging="360"/>
+      </w:pPr>
+      <w:rPr>
+        <w:rFonts w:ascii="Wingdings" w:hAnsi="Wingdings" w:hint="default"/>
+        <w:sz w:val="20"/>
+      </w:rPr>
+    </w:lvl>
+    <w:lvl w:ilvl="7" w:tentative="1">
+      <w:start w:val="1"/>
+      <w:numFmt w:val="bullet"/>
+      <w:lvlText w:val=""/>
+      <w:lvlJc w:val="left"/>
+      <w:pPr>
+        <w:tabs>
+          <w:tab w:val="num" w:pos="5760"/>
+        </w:tabs>
+        <w:ind w:left="5760" w:hanging="360"/>
+      </w:pPr>
+      <w:rPr>
+        <w:rFonts w:ascii="Wingdings" w:hAnsi="Wingdings" w:hint="default"/>
+        <w:sz w:val="20"/>
+      </w:rPr>
+    </w:lvl>
+    <w:lvl w:ilvl="8" w:tentative="1">
+      <w:start w:val="1"/>
+      <w:numFmt w:val="bullet"/>
+      <w:lvlText w:val=""/>
+      <w:lvlJc w:val="left"/>
+      <w:pPr>
+        <w:tabs>
+          <w:tab w:val="num" w:pos="6480"/>
+        </w:tabs>
+        <w:ind w:left="6480" w:hanging="360"/>
+      </w:pPr>
+      <w:rPr>
+        <w:rFonts w:ascii="Wingdings" w:hAnsi="Wingdings" w:hint="default"/>
+        <w:sz w:val="20"/>
+      </w:rPr>
+    </w:lvl>
+  </w:abstractNum>
+  <w:abstractNum w:abstractNumId="53" w15:restartNumberingAfterBreak="0">
+    <w:nsid w:val="7B3C0CE5"/>
+    <w:multiLevelType w:val="multilevel"/>
+    <w:tmpl w:val="B9EE6AEE"/>
+    <w:lvl w:ilvl="0">
+      <w:start w:val="1"/>
+      <w:numFmt w:val="bullet"/>
+      <w:lvlText w:val=""/>
+      <w:lvlJc w:val="left"/>
+      <w:pPr>
+        <w:tabs>
+          <w:tab w:val="num" w:pos="720"/>
+        </w:tabs>
+        <w:ind w:left="720" w:hanging="360"/>
+      </w:pPr>
+      <w:rPr>
+        <w:rFonts w:ascii="Symbol" w:hAnsi="Symbol" w:hint="default"/>
+        <w:sz w:val="20"/>
+      </w:rPr>
+    </w:lvl>
+    <w:lvl w:ilvl="1" w:tentative="1">
+      <w:start w:val="1"/>
+      <w:numFmt w:val="bullet"/>
+      <w:lvlText w:val="o"/>
+      <w:lvlJc w:val="left"/>
+      <w:pPr>
+        <w:tabs>
+          <w:tab w:val="num" w:pos="1440"/>
+        </w:tabs>
+        <w:ind w:left="1440" w:hanging="360"/>
+      </w:pPr>
+      <w:rPr>
+        <w:rFonts w:ascii="Courier New" w:hAnsi="Courier New" w:hint="default"/>
+        <w:sz w:val="20"/>
+      </w:rPr>
+    </w:lvl>
+    <w:lvl w:ilvl="2" w:tentative="1">
+      <w:start w:val="1"/>
+      <w:numFmt w:val="bullet"/>
+      <w:lvlText w:val=""/>
+      <w:lvlJc w:val="left"/>
+      <w:pPr>
+        <w:tabs>
+          <w:tab w:val="num" w:pos="2160"/>
+        </w:tabs>
+        <w:ind w:left="2160" w:hanging="360"/>
+      </w:pPr>
+      <w:rPr>
+        <w:rFonts w:ascii="Wingdings" w:hAnsi="Wingdings" w:hint="default"/>
+        <w:sz w:val="20"/>
+      </w:rPr>
+    </w:lvl>
+    <w:lvl w:ilvl="3" w:tentative="1">
+      <w:start w:val="1"/>
+      <w:numFmt w:val="bullet"/>
+      <w:lvlText w:val=""/>
+      <w:lvlJc w:val="left"/>
+      <w:pPr>
+        <w:tabs>
+          <w:tab w:val="num" w:pos="2880"/>
+        </w:tabs>
+        <w:ind w:left="2880" w:hanging="360"/>
+      </w:pPr>
+      <w:rPr>
+        <w:rFonts w:ascii="Wingdings" w:hAnsi="Wingdings" w:hint="default"/>
+        <w:sz w:val="20"/>
+      </w:rPr>
+    </w:lvl>
+    <w:lvl w:ilvl="4" w:tentative="1">
+      <w:start w:val="1"/>
+      <w:numFmt w:val="bullet"/>
+      <w:lvlText w:val=""/>
+      <w:lvlJc w:val="left"/>
+      <w:pPr>
+        <w:tabs>
+          <w:tab w:val="num" w:pos="3600"/>
+        </w:tabs>
+        <w:ind w:left="3600" w:hanging="360"/>
+      </w:pPr>
+      <w:rPr>
+        <w:rFonts w:ascii="Wingdings" w:hAnsi="Wingdings" w:hint="default"/>
+        <w:sz w:val="20"/>
+      </w:rPr>
+    </w:lvl>
+    <w:lvl w:ilvl="5" w:tentative="1">
+      <w:start w:val="1"/>
+      <w:numFmt w:val="bullet"/>
+      <w:lvlText w:val=""/>
+      <w:lvlJc w:val="left"/>
+      <w:pPr>
+        <w:tabs>
+          <w:tab w:val="num" w:pos="4320"/>
+        </w:tabs>
+        <w:ind w:left="4320" w:hanging="360"/>
+      </w:pPr>
+      <w:rPr>
+        <w:rFonts w:ascii="Wingdings" w:hAnsi="Wingdings" w:hint="default"/>
+        <w:sz w:val="20"/>
+      </w:rPr>
+    </w:lvl>
+    <w:lvl w:ilvl="6" w:tentative="1">
+      <w:start w:val="1"/>
+      <w:numFmt w:val="bullet"/>
+      <w:lvlText w:val=""/>
+      <w:lvlJc w:val="left"/>
+      <w:pPr>
+        <w:tabs>
+          <w:tab w:val="num" w:pos="5040"/>
+        </w:tabs>
+        <w:ind w:left="5040" w:hanging="360"/>
+      </w:pPr>
+      <w:rPr>
+        <w:rFonts w:ascii="Wingdings" w:hAnsi="Wingdings" w:hint="default"/>
+        <w:sz w:val="20"/>
+      </w:rPr>
+    </w:lvl>
+    <w:lvl w:ilvl="7" w:tentative="1">
+      <w:start w:val="1"/>
+      <w:numFmt w:val="bullet"/>
+      <w:lvlText w:val=""/>
+      <w:lvlJc w:val="left"/>
+      <w:pPr>
+        <w:tabs>
+          <w:tab w:val="num" w:pos="5760"/>
+        </w:tabs>
+        <w:ind w:left="5760" w:hanging="360"/>
+      </w:pPr>
+      <w:rPr>
+        <w:rFonts w:ascii="Wingdings" w:hAnsi="Wingdings" w:hint="default"/>
+        <w:sz w:val="20"/>
+      </w:rPr>
+    </w:lvl>
+    <w:lvl w:ilvl="8" w:tentative="1">
+      <w:start w:val="1"/>
+      <w:numFmt w:val="bullet"/>
+      <w:lvlText w:val=""/>
+      <w:lvlJc w:val="left"/>
+      <w:pPr>
+        <w:tabs>
+          <w:tab w:val="num" w:pos="6480"/>
+        </w:tabs>
+        <w:ind w:left="6480" w:hanging="360"/>
+      </w:pPr>
+      <w:rPr>
+        <w:rFonts w:ascii="Wingdings" w:hAnsi="Wingdings" w:hint="default"/>
+        <w:sz w:val="20"/>
+      </w:rPr>
+    </w:lvl>
+  </w:abstractNum>
+  <w:abstractNum w:abstractNumId="54" w15:restartNumberingAfterBreak="0">
+    <w:nsid w:val="7C9E7BC4"/>
+    <w:multiLevelType w:val="multilevel"/>
+    <w:tmpl w:val="CD90C5FC"/>
+    <w:lvl w:ilvl="0">
+      <w:start w:val="1"/>
+      <w:numFmt w:val="bullet"/>
+      <w:lvlText w:val=""/>
+      <w:lvlJc w:val="left"/>
+      <w:pPr>
+        <w:tabs>
+          <w:tab w:val="num" w:pos="720"/>
+        </w:tabs>
+        <w:ind w:left="720" w:hanging="360"/>
+      </w:pPr>
+      <w:rPr>
+        <w:rFonts w:ascii="Symbol" w:hAnsi="Symbol" w:hint="default"/>
+        <w:sz w:val="20"/>
+      </w:rPr>
+    </w:lvl>
+    <w:lvl w:ilvl="1" w:tentative="1">
+      <w:start w:val="1"/>
+      <w:numFmt w:val="bullet"/>
+      <w:lvlText w:val="o"/>
+      <w:lvlJc w:val="left"/>
+      <w:pPr>
+        <w:tabs>
+          <w:tab w:val="num" w:pos="1440"/>
+        </w:tabs>
+        <w:ind w:left="1440" w:hanging="360"/>
+      </w:pPr>
+      <w:rPr>
+        <w:rFonts w:ascii="Courier New" w:hAnsi="Courier New" w:hint="default"/>
+        <w:sz w:val="20"/>
+      </w:rPr>
+    </w:lvl>
+    <w:lvl w:ilvl="2" w:tentative="1">
+      <w:start w:val="1"/>
+      <w:numFmt w:val="bullet"/>
+      <w:lvlText w:val=""/>
+      <w:lvlJc w:val="left"/>
+      <w:pPr>
+        <w:tabs>
+          <w:tab w:val="num" w:pos="2160"/>
+        </w:tabs>
+        <w:ind w:left="2160" w:hanging="360"/>
+      </w:pPr>
+      <w:rPr>
+        <w:rFonts w:ascii="Wingdings" w:hAnsi="Wingdings" w:hint="default"/>
+        <w:sz w:val="20"/>
+      </w:rPr>
+    </w:lvl>
+    <w:lvl w:ilvl="3" w:tentative="1">
+      <w:start w:val="1"/>
+      <w:numFmt w:val="bullet"/>
+      <w:lvlText w:val=""/>
+      <w:lvlJc w:val="left"/>
+      <w:pPr>
+        <w:tabs>
+          <w:tab w:val="num" w:pos="2880"/>
+        </w:tabs>
+        <w:ind w:left="2880" w:hanging="360"/>
+      </w:pPr>
+      <w:rPr>
+        <w:rFonts w:ascii="Wingdings" w:hAnsi="Wingdings" w:hint="default"/>
+        <w:sz w:val="20"/>
+      </w:rPr>
+    </w:lvl>
+    <w:lvl w:ilvl="4" w:tentative="1">
+      <w:start w:val="1"/>
+      <w:numFmt w:val="bullet"/>
+      <w:lvlText w:val=""/>
+      <w:lvlJc w:val="left"/>
+      <w:pPr>
+        <w:tabs>
+          <w:tab w:val="num" w:pos="3600"/>
+        </w:tabs>
+        <w:ind w:left="3600" w:hanging="360"/>
+      </w:pPr>
+      <w:rPr>
+        <w:rFonts w:ascii="Wingdings" w:hAnsi="Wingdings" w:hint="default"/>
+        <w:sz w:val="20"/>
+      </w:rPr>
+    </w:lvl>
+    <w:lvl w:ilvl="5" w:tentative="1">
+      <w:start w:val="1"/>
+      <w:numFmt w:val="bullet"/>
+      <w:lvlText w:val=""/>
+      <w:lvlJc w:val="left"/>
+      <w:pPr>
+        <w:tabs>
+          <w:tab w:val="num" w:pos="4320"/>
+        </w:tabs>
+        <w:ind w:left="4320" w:hanging="360"/>
+      </w:pPr>
+      <w:rPr>
+        <w:rFonts w:ascii="Wingdings" w:hAnsi="Wingdings" w:hint="default"/>
+        <w:sz w:val="20"/>
+      </w:rPr>
+    </w:lvl>
+    <w:lvl w:ilvl="6" w:tentative="1">
+      <w:start w:val="1"/>
+      <w:numFmt w:val="bullet"/>
+      <w:lvlText w:val=""/>
+      <w:lvlJc w:val="left"/>
+      <w:pPr>
+        <w:tabs>
+          <w:tab w:val="num" w:pos="5040"/>
+        </w:tabs>
+        <w:ind w:left="5040" w:hanging="360"/>
+      </w:pPr>
+      <w:rPr>
+        <w:rFonts w:ascii="Wingdings" w:hAnsi="Wingdings" w:hint="default"/>
+        <w:sz w:val="20"/>
+      </w:rPr>
+    </w:lvl>
+    <w:lvl w:ilvl="7" w:tentative="1">
+      <w:start w:val="1"/>
+      <w:numFmt w:val="bullet"/>
+      <w:lvlText w:val=""/>
+      <w:lvlJc w:val="left"/>
+      <w:pPr>
+        <w:tabs>
+          <w:tab w:val="num" w:pos="5760"/>
+        </w:tabs>
+        <w:ind w:left="5760" w:hanging="360"/>
+      </w:pPr>
+      <w:rPr>
+        <w:rFonts w:ascii="Wingdings" w:hAnsi="Wingdings" w:hint="default"/>
+        <w:sz w:val="20"/>
+      </w:rPr>
+    </w:lvl>
+    <w:lvl w:ilvl="8" w:tentative="1">
+      <w:start w:val="1"/>
+      <w:numFmt w:val="bullet"/>
+      <w:lvlText w:val=""/>
+      <w:lvlJc w:val="left"/>
+      <w:pPr>
+        <w:tabs>
+          <w:tab w:val="num" w:pos="6480"/>
+        </w:tabs>
+        <w:ind w:left="6480" w:hanging="360"/>
+      </w:pPr>
+      <w:rPr>
+        <w:rFonts w:ascii="Wingdings" w:hAnsi="Wingdings" w:hint="default"/>
+        <w:sz w:val="20"/>
+      </w:rPr>
+    </w:lvl>
+  </w:abstractNum>
+  <w:abstractNum w:abstractNumId="55" w15:restartNumberingAfterBreak="0">
     <w:nsid w:val="7CE819F9"/>
     <w:multiLevelType w:val="multilevel"/>
     <w:tmpl w:val="2FA4240A"/>
@@ -3986,58 +9776,172 @@
     </w:lvl>
   </w:abstractNum>
   <w:num w:numId="1" w16cid:durableId="2098016824">
+    <w:abstractNumId w:val="24"/>
+  </w:num>
+  <w:num w:numId="2" w16cid:durableId="1339235150">
+    <w:abstractNumId w:val="31"/>
+  </w:num>
+  <w:num w:numId="3" w16cid:durableId="909341361">
+    <w:abstractNumId w:val="15"/>
+  </w:num>
+  <w:num w:numId="4" w16cid:durableId="206994379">
+    <w:abstractNumId w:val="17"/>
+  </w:num>
+  <w:num w:numId="5" w16cid:durableId="2134210407">
+    <w:abstractNumId w:val="51"/>
+  </w:num>
+  <w:num w:numId="6" w16cid:durableId="1165822195">
+    <w:abstractNumId w:val="48"/>
+  </w:num>
+  <w:num w:numId="7" w16cid:durableId="2079816084">
+    <w:abstractNumId w:val="2"/>
+  </w:num>
+  <w:num w:numId="8" w16cid:durableId="1030372047">
+    <w:abstractNumId w:val="46"/>
+  </w:num>
+  <w:num w:numId="9" w16cid:durableId="1693528291">
+    <w:abstractNumId w:val="37"/>
+  </w:num>
+  <w:num w:numId="10" w16cid:durableId="2024504883">
+    <w:abstractNumId w:val="20"/>
+  </w:num>
+  <w:num w:numId="11" w16cid:durableId="454715765">
+    <w:abstractNumId w:val="30"/>
+  </w:num>
+  <w:num w:numId="12" w16cid:durableId="1566719039">
+    <w:abstractNumId w:val="49"/>
+  </w:num>
+  <w:num w:numId="13" w16cid:durableId="40636394">
+    <w:abstractNumId w:val="43"/>
+  </w:num>
+  <w:num w:numId="14" w16cid:durableId="510072716">
+    <w:abstractNumId w:val="22"/>
+  </w:num>
+  <w:num w:numId="15" w16cid:durableId="2025280371">
+    <w:abstractNumId w:val="55"/>
+  </w:num>
+  <w:num w:numId="16" w16cid:durableId="1045175371">
+    <w:abstractNumId w:val="18"/>
+  </w:num>
+  <w:num w:numId="17" w16cid:durableId="598681547">
+    <w:abstractNumId w:val="12"/>
+  </w:num>
+  <w:num w:numId="18" w16cid:durableId="1215656615">
+    <w:abstractNumId w:val="35"/>
+  </w:num>
+  <w:num w:numId="19" w16cid:durableId="1360857398">
+    <w:abstractNumId w:val="41"/>
+  </w:num>
+  <w:num w:numId="20" w16cid:durableId="603079866">
+    <w:abstractNumId w:val="11"/>
+  </w:num>
+  <w:num w:numId="21" w16cid:durableId="1522088788">
+    <w:abstractNumId w:val="40"/>
+  </w:num>
+  <w:num w:numId="22" w16cid:durableId="1593396842">
+    <w:abstractNumId w:val="19"/>
+  </w:num>
+  <w:num w:numId="23" w16cid:durableId="223420676">
+    <w:abstractNumId w:val="5"/>
+  </w:num>
+  <w:num w:numId="24" w16cid:durableId="421680928">
+    <w:abstractNumId w:val="32"/>
+  </w:num>
+  <w:num w:numId="25" w16cid:durableId="1703746650">
+    <w:abstractNumId w:val="13"/>
+  </w:num>
+  <w:num w:numId="26" w16cid:durableId="687145394">
+    <w:abstractNumId w:val="42"/>
+  </w:num>
+  <w:num w:numId="27" w16cid:durableId="1065835847">
+    <w:abstractNumId w:val="23"/>
+  </w:num>
+  <w:num w:numId="28" w16cid:durableId="1563179930">
+    <w:abstractNumId w:val="27"/>
+  </w:num>
+  <w:num w:numId="29" w16cid:durableId="1529223392">
+    <w:abstractNumId w:val="21"/>
+  </w:num>
+  <w:num w:numId="30" w16cid:durableId="106780220">
+    <w:abstractNumId w:val="0"/>
+  </w:num>
+  <w:num w:numId="31" w16cid:durableId="1732188217">
+    <w:abstractNumId w:val="3"/>
+  </w:num>
+  <w:num w:numId="32" w16cid:durableId="1871793203">
+    <w:abstractNumId w:val="1"/>
+  </w:num>
+  <w:num w:numId="33" w16cid:durableId="1655180020">
+    <w:abstractNumId w:val="53"/>
+  </w:num>
+  <w:num w:numId="34" w16cid:durableId="738942944">
+    <w:abstractNumId w:val="44"/>
+  </w:num>
+  <w:num w:numId="35" w16cid:durableId="197008538">
+    <w:abstractNumId w:val="33"/>
+  </w:num>
+  <w:num w:numId="36" w16cid:durableId="301807615">
+    <w:abstractNumId w:val="45"/>
+  </w:num>
+  <w:num w:numId="37" w16cid:durableId="1931812845">
+    <w:abstractNumId w:val="47"/>
+  </w:num>
+  <w:num w:numId="38" w16cid:durableId="329793483">
     <w:abstractNumId w:val="7"/>
   </w:num>
-  <w:num w:numId="2" w16cid:durableId="1339235150">
+  <w:num w:numId="39" w16cid:durableId="867329177">
+    <w:abstractNumId w:val="4"/>
+  </w:num>
+  <w:num w:numId="40" w16cid:durableId="442264558">
     <w:abstractNumId w:val="9"/>
   </w:num>
-  <w:num w:numId="3" w16cid:durableId="909341361">
-    <w:abstractNumId w:val="2"/>
+  <w:num w:numId="41" w16cid:durableId="2166214">
+    <w:abstractNumId w:val="39"/>
   </w:num>
-  <w:num w:numId="4" w16cid:durableId="206994379">
-    <w:abstractNumId w:val="3"/>
+  <w:num w:numId="42" w16cid:durableId="1574469090">
+    <w:abstractNumId w:val="8"/>
   </w:num>
-  <w:num w:numId="5" w16cid:durableId="2134210407">
+  <w:num w:numId="43" w16cid:durableId="2141075222">
+    <w:abstractNumId w:val="14"/>
+  </w:num>
+  <w:num w:numId="44" w16cid:durableId="1064763880">
+    <w:abstractNumId w:val="52"/>
+  </w:num>
+  <w:num w:numId="45" w16cid:durableId="1755126203">
+    <w:abstractNumId w:val="36"/>
+  </w:num>
+  <w:num w:numId="46" w16cid:durableId="474184178">
+    <w:abstractNumId w:val="34"/>
+  </w:num>
+  <w:num w:numId="47" w16cid:durableId="1840266412">
+    <w:abstractNumId w:val="6"/>
+  </w:num>
+  <w:num w:numId="48" w16cid:durableId="803933748">
+    <w:abstractNumId w:val="25"/>
+  </w:num>
+  <w:num w:numId="49" w16cid:durableId="1857502423">
+    <w:abstractNumId w:val="10"/>
+  </w:num>
+  <w:num w:numId="50" w16cid:durableId="321156840">
+    <w:abstractNumId w:val="28"/>
+  </w:num>
+  <w:num w:numId="51" w16cid:durableId="253057891">
+    <w:abstractNumId w:val="50"/>
+  </w:num>
+  <w:num w:numId="52" w16cid:durableId="1367176135">
     <w:abstractNumId w:val="16"/>
   </w:num>
-  <w:num w:numId="6" w16cid:durableId="1165822195">
-    <w:abstractNumId w:val="14"/>
+  <w:num w:numId="53" w16cid:durableId="1821770470">
+    <w:abstractNumId w:val="54"/>
   </w:num>
-  <w:num w:numId="7" w16cid:durableId="2079816084">
-    <w:abstractNumId w:val="0"/>
+  <w:num w:numId="54" w16cid:durableId="1702046304">
+    <w:abstractNumId w:val="29"/>
   </w:num>
-  <w:num w:numId="8" w16cid:durableId="1030372047">
-    <w:abstractNumId w:val="13"/>
+  <w:num w:numId="55" w16cid:durableId="2065830417">
+    <w:abstractNumId w:val="38"/>
   </w:num>
-  <w:num w:numId="9" w16cid:durableId="1693528291">
-    <w:abstractNumId w:val="11"/>
-  </w:num>
-  <w:num w:numId="10" w16cid:durableId="2024504883">
-    <w:abstractNumId w:val="5"/>
-  </w:num>
-  <w:num w:numId="11" w16cid:durableId="454715765">
-    <w:abstractNumId w:val="8"/>
-  </w:num>
-  <w:num w:numId="12" w16cid:durableId="1566719039">
-    <w:abstractNumId w:val="15"/>
-  </w:num>
-  <w:num w:numId="13" w16cid:durableId="40636394">
-    <w:abstractNumId w:val="12"/>
-  </w:num>
-  <w:num w:numId="14" w16cid:durableId="510072716">
-    <w:abstractNumId w:val="6"/>
-  </w:num>
-  <w:num w:numId="15" w16cid:durableId="2025280371">
-    <w:abstractNumId w:val="17"/>
-  </w:num>
-  <w:num w:numId="16" w16cid:durableId="1045175371">
-    <w:abstractNumId w:val="4"/>
-  </w:num>
-  <w:num w:numId="17" w16cid:durableId="598681547">
-    <w:abstractNumId w:val="1"/>
-  </w:num>
-  <w:num w:numId="18" w16cid:durableId="1215656615">
-    <w:abstractNumId w:val="10"/>
+  <w:num w:numId="56" w16cid:durableId="1406219047">
+    <w:abstractNumId w:val="26"/>
   </w:num>
 </w:numbering>
 </file>
